--- a/uk-cca-app-api/src/main/resources/templates/ca/england/AIT_L003_Regulatory_Termination.docx
+++ b/uk-cca-app-api/src/main/resources/templates/ca/england/AIT_L003_Regulatory_Termination.docx
@@ -1,6 +1,6 @@
 
 <file path=word/document.xml><?xml version="1.0" encoding="utf-8"?>
-<w:document xmlns:wpc="http://schemas.microsoft.com/office/word/2010/wordprocessingCanvas" xmlns:cx="http://schemas.microsoft.com/office/drawing/2014/chartex" xmlns:cx1="http://schemas.microsoft.com/office/drawing/2015/9/8/chartex" xmlns:cx2="http://schemas.microsoft.com/office/drawing/2015/10/21/chartex" xmlns:cx3="http://schemas.microsoft.com/office/drawing/2016/5/9/chartex" xmlns:cx4="http://schemas.microsoft.com/office/drawing/2016/5/10/chartex" xmlns:cx5="http://schemas.microsoft.com/office/drawing/2016/5/11/chartex" xmlns:cx6="http://schemas.microsoft.com/office/drawing/2016/5/12/chartex" xmlns:cx7="http://schemas.microsoft.com/office/drawing/2016/5/13/chartex" xmlns:cx8="http://schemas.microsoft.com/office/drawing/2016/5/14/chartex" xmlns:mc="http://schemas.openxmlformats.org/markup-compatibility/2006" xmlns:aink="http://schemas.microsoft.com/office/drawing/2016/ink" xmlns:am3d="http://schemas.microsoft.com/office/drawing/2017/model3d" xmlns:o="urn:schemas-microsoft-com:office:office" xmlns:r="http://schemas.openxmlformats.org/officeDocument/2006/relationships" xmlns:m="http://schemas.openxmlformats.org/officeDocument/2006/math" xmlns:v="urn:schemas-microsoft-com:vml" xmlns:wp14="http://schemas.microsoft.com/office/word/2010/wordprocessingDrawing" xmlns:wp="http://schemas.openxmlformats.org/drawingml/2006/wordprocessingDrawing" xmlns:w10="urn:schemas-microsoft-com:office:word" xmlns:w="http://schemas.openxmlformats.org/wordprocessingml/2006/main" xmlns:w14="http://schemas.microsoft.com/office/word/2010/wordml" xmlns:w15="http://schemas.microsoft.com/office/word/2012/wordml" xmlns:w16cex="http://schemas.microsoft.com/office/word/2018/wordml/cex" xmlns:w16cid="http://schemas.microsoft.com/office/word/2016/wordml/cid" xmlns:w16="http://schemas.microsoft.com/office/word/2018/wordml" xmlns:w16sdtdh="http://schemas.microsoft.com/office/word/2020/wordml/sdtdatahash" xmlns:w16se="http://schemas.microsoft.com/office/word/2015/wordml/symex" xmlns:wpg="http://schemas.microsoft.com/office/word/2010/wordprocessingGroup" xmlns:wpi="http://schemas.microsoft.com/office/word/2010/wordprocessingInk" xmlns:wne="http://schemas.microsoft.com/office/word/2006/wordml" xmlns:wps="http://schemas.microsoft.com/office/word/2010/wordprocessingShape" mc:Ignorable="w14 w15 w16se w16cid w16 w16cex w16sdtdh wp14">
+<w:document xmlns:wpc="http://schemas.microsoft.com/office/word/2010/wordprocessingCanvas" xmlns:cx="http://schemas.microsoft.com/office/drawing/2014/chartex" xmlns:cx1="http://schemas.microsoft.com/office/drawing/2015/9/8/chartex" xmlns:cx2="http://schemas.microsoft.com/office/drawing/2015/10/21/chartex" xmlns:cx3="http://schemas.microsoft.com/office/drawing/2016/5/9/chartex" xmlns:cx4="http://schemas.microsoft.com/office/drawing/2016/5/10/chartex" xmlns:cx5="http://schemas.microsoft.com/office/drawing/2016/5/11/chartex" xmlns:cx6="http://schemas.microsoft.com/office/drawing/2016/5/12/chartex" xmlns:cx7="http://schemas.microsoft.com/office/drawing/2016/5/13/chartex" xmlns:cx8="http://schemas.microsoft.com/office/drawing/2016/5/14/chartex" xmlns:mc="http://schemas.openxmlformats.org/markup-compatibility/2006" xmlns:aink="http://schemas.microsoft.com/office/drawing/2016/ink" xmlns:am3d="http://schemas.microsoft.com/office/drawing/2017/model3d" xmlns:o="urn:schemas-microsoft-com:office:office" xmlns:oel="http://schemas.microsoft.com/office/2019/extlst" xmlns:r="http://schemas.openxmlformats.org/officeDocument/2006/relationships" xmlns:m="http://schemas.openxmlformats.org/officeDocument/2006/math" xmlns:v="urn:schemas-microsoft-com:vml" xmlns:wp14="http://schemas.microsoft.com/office/word/2010/wordprocessingDrawing" xmlns:wp="http://schemas.openxmlformats.org/drawingml/2006/wordprocessingDrawing" xmlns:w10="urn:schemas-microsoft-com:office:word" xmlns:w="http://schemas.openxmlformats.org/wordprocessingml/2006/main" xmlns:w14="http://schemas.microsoft.com/office/word/2010/wordml" xmlns:w15="http://schemas.microsoft.com/office/word/2012/wordml" xmlns:w16cex="http://schemas.microsoft.com/office/word/2018/wordml/cex" xmlns:w16cid="http://schemas.microsoft.com/office/word/2016/wordml/cid" xmlns:w16="http://schemas.microsoft.com/office/word/2018/wordml" xmlns:w16sdtdh="http://schemas.microsoft.com/office/word/2020/wordml/sdtdatahash" xmlns:w16se="http://schemas.microsoft.com/office/word/2015/wordml/symex" xmlns:wpg="http://schemas.microsoft.com/office/word/2010/wordprocessingGroup" xmlns:wpi="http://schemas.microsoft.com/office/word/2010/wordprocessingInk" xmlns:wne="http://schemas.microsoft.com/office/word/2006/wordml" xmlns:wps="http://schemas.microsoft.com/office/word/2010/wordprocessingShape" mc:Ignorable="w14 w15 w16se w16cid w16 w16cex w16sdtdh wp14">
   <w:body>
     <w:p>
       <w:pPr>
@@ -27,7 +27,7 @@
             <v:path o:extrusionok="f" gradientshapeok="t" o:connecttype="rect"/>
             <o:lock v:ext="edit" aspectratio="t"/>
           </v:shapetype>
-          <v:shape id="_x0000_i1025" type="#_x0000_t75" style="width:182.4pt;height:61.8pt;mso-position-horizontal-relative:char;mso-position-vertical-relative:line">
+          <v:shape id="_x0000_i1025" type="#_x0000_t75" style="width:182.25pt;height:61.5pt;mso-position-horizontal-relative:char;mso-position-vertical-relative:line">
             <v:imagedata r:id="rId7" o:title=""/>
           </v:shape>
         </w:pict>
@@ -565,6 +565,20 @@
           <w:szCs w:val="22"/>
         </w:rPr>
         <w:fldChar w:fldCharType="end"/>
+      </w:r>
+      <w:r>
+        <w:rPr>
+          <w:rFonts w:cs="Arial"/>
+          <w:szCs w:val="22"/>
+        </w:rPr>
+        <w:t>,</w:t>
+      </w:r>
+      <w:r>
+        <w:rPr>
+          <w:rFonts w:cs="Arial"/>
+          <w:szCs w:val="22"/>
+        </w:rPr>
+        <w:t xml:space="preserve"> </w:t>
       </w:r>
     </w:p>
     <w:p>
@@ -1330,8 +1344,9 @@
           <w:rFonts w:cs="Arial"/>
           <w:szCs w:val="22"/>
         </w:rPr>
+        <w:lastRenderedPageBreak/>
         <w:pict w14:anchorId="7ADCDE5D">
-          <v:shape id="_x0000_i1026" type="#_x0000_t75" style="width:148.8pt;height:70.8pt">
+          <v:shape id="_x0000_i1026" type="#_x0000_t75" style="width:148.5pt;height:70.5pt">
             <v:imagedata r:id="rId9" o:title="CCA_logo_for_letter"/>
           </v:shape>
         </w:pict>
@@ -1367,7 +1382,6 @@
           <w:szCs w:val="22"/>
         </w:rPr>
       </w:pPr>
-      <w:proofErr w:type="gramStart"/>
       <w:r>
         <w:rPr>
           <w:rFonts w:cs="Arial"/>
@@ -1380,15 +1394,7 @@
           <w:rFonts w:cs="Arial"/>
           <w:sz w:val="20"/>
         </w:rPr>
-        <w:t>.</w:t>
-      </w:r>
-      <w:proofErr w:type="gramEnd"/>
-      <w:r>
-        <w:rPr>
-          <w:rFonts w:cs="Arial"/>
-          <w:sz w:val="20"/>
-        </w:rPr>
-        <w:t xml:space="preserve"> </w:t>
+        <w:t xml:space="preserve">. </w:t>
       </w:r>
       <w:bookmarkStart w:id="0" w:name="_Hlk172714245"/>
       <w:r>
@@ -1534,7 +1540,7 @@
 </file>
 
 <file path=word/endnotes.xml><?xml version="1.0" encoding="utf-8"?>
-<w:endnotes xmlns:wpc="http://schemas.microsoft.com/office/word/2010/wordprocessingCanvas" xmlns:cx="http://schemas.microsoft.com/office/drawing/2014/chartex" xmlns:cx1="http://schemas.microsoft.com/office/drawing/2015/9/8/chartex" xmlns:cx2="http://schemas.microsoft.com/office/drawing/2015/10/21/chartex" xmlns:cx3="http://schemas.microsoft.com/office/drawing/2016/5/9/chartex" xmlns:cx4="http://schemas.microsoft.com/office/drawing/2016/5/10/chartex" xmlns:cx5="http://schemas.microsoft.com/office/drawing/2016/5/11/chartex" xmlns:cx6="http://schemas.microsoft.com/office/drawing/2016/5/12/chartex" xmlns:cx7="http://schemas.microsoft.com/office/drawing/2016/5/13/chartex" xmlns:cx8="http://schemas.microsoft.com/office/drawing/2016/5/14/chartex" xmlns:mc="http://schemas.openxmlformats.org/markup-compatibility/2006" xmlns:aink="http://schemas.microsoft.com/office/drawing/2016/ink" xmlns:am3d="http://schemas.microsoft.com/office/drawing/2017/model3d" xmlns:o="urn:schemas-microsoft-com:office:office" xmlns:r="http://schemas.openxmlformats.org/officeDocument/2006/relationships" xmlns:m="http://schemas.openxmlformats.org/officeDocument/2006/math" xmlns:v="urn:schemas-microsoft-com:vml" xmlns:wp14="http://schemas.microsoft.com/office/word/2010/wordprocessingDrawing" xmlns:wp="http://schemas.openxmlformats.org/drawingml/2006/wordprocessingDrawing" xmlns:w10="urn:schemas-microsoft-com:office:word" xmlns:w="http://schemas.openxmlformats.org/wordprocessingml/2006/main" xmlns:w14="http://schemas.microsoft.com/office/word/2010/wordml" xmlns:w15="http://schemas.microsoft.com/office/word/2012/wordml" xmlns:w16cex="http://schemas.microsoft.com/office/word/2018/wordml/cex" xmlns:w16cid="http://schemas.microsoft.com/office/word/2016/wordml/cid" xmlns:w16="http://schemas.microsoft.com/office/word/2018/wordml" xmlns:w16sdtdh="http://schemas.microsoft.com/office/word/2020/wordml/sdtdatahash" xmlns:w16se="http://schemas.microsoft.com/office/word/2015/wordml/symex" xmlns:wpg="http://schemas.microsoft.com/office/word/2010/wordprocessingGroup" xmlns:wpi="http://schemas.microsoft.com/office/word/2010/wordprocessingInk" xmlns:wne="http://schemas.microsoft.com/office/word/2006/wordml" xmlns:wps="http://schemas.microsoft.com/office/word/2010/wordprocessingShape" mc:Ignorable="w14 w15 w16se w16cid w16 w16cex w16sdtdh wp14">
+<w:endnotes xmlns:wpc="http://schemas.microsoft.com/office/word/2010/wordprocessingCanvas" xmlns:cx="http://schemas.microsoft.com/office/drawing/2014/chartex" xmlns:cx1="http://schemas.microsoft.com/office/drawing/2015/9/8/chartex" xmlns:cx2="http://schemas.microsoft.com/office/drawing/2015/10/21/chartex" xmlns:cx3="http://schemas.microsoft.com/office/drawing/2016/5/9/chartex" xmlns:cx4="http://schemas.microsoft.com/office/drawing/2016/5/10/chartex" xmlns:cx5="http://schemas.microsoft.com/office/drawing/2016/5/11/chartex" xmlns:cx6="http://schemas.microsoft.com/office/drawing/2016/5/12/chartex" xmlns:cx7="http://schemas.microsoft.com/office/drawing/2016/5/13/chartex" xmlns:cx8="http://schemas.microsoft.com/office/drawing/2016/5/14/chartex" xmlns:mc="http://schemas.openxmlformats.org/markup-compatibility/2006" xmlns:aink="http://schemas.microsoft.com/office/drawing/2016/ink" xmlns:am3d="http://schemas.microsoft.com/office/drawing/2017/model3d" xmlns:o="urn:schemas-microsoft-com:office:office" xmlns:oel="http://schemas.microsoft.com/office/2019/extlst" xmlns:r="http://schemas.openxmlformats.org/officeDocument/2006/relationships" xmlns:m="http://schemas.openxmlformats.org/officeDocument/2006/math" xmlns:v="urn:schemas-microsoft-com:vml" xmlns:wp14="http://schemas.microsoft.com/office/word/2010/wordprocessingDrawing" xmlns:wp="http://schemas.openxmlformats.org/drawingml/2006/wordprocessingDrawing" xmlns:w10="urn:schemas-microsoft-com:office:word" xmlns:w="http://schemas.openxmlformats.org/wordprocessingml/2006/main" xmlns:w14="http://schemas.microsoft.com/office/word/2010/wordml" xmlns:w15="http://schemas.microsoft.com/office/word/2012/wordml" xmlns:w16cex="http://schemas.microsoft.com/office/word/2018/wordml/cex" xmlns:w16cid="http://schemas.microsoft.com/office/word/2016/wordml/cid" xmlns:w16="http://schemas.microsoft.com/office/word/2018/wordml" xmlns:w16sdtdh="http://schemas.microsoft.com/office/word/2020/wordml/sdtdatahash" xmlns:w16se="http://schemas.microsoft.com/office/word/2015/wordml/symex" xmlns:wpg="http://schemas.microsoft.com/office/word/2010/wordprocessingGroup" xmlns:wpi="http://schemas.microsoft.com/office/word/2010/wordprocessingInk" xmlns:wne="http://schemas.microsoft.com/office/word/2006/wordml" xmlns:wps="http://schemas.microsoft.com/office/word/2010/wordprocessingShape" mc:Ignorable="w14 w15 w16se w16cid w16 w16cex w16sdtdh wp14">
   <w:endnote w:type="separator" w:id="-1">
     <w:p>
       <w:r>
@@ -1553,7 +1559,7 @@
 </file>
 
 <file path=word/footer1.xml><?xml version="1.0" encoding="utf-8"?>
-<w:ftr xmlns:wpc="http://schemas.microsoft.com/office/word/2010/wordprocessingCanvas" xmlns:cx="http://schemas.microsoft.com/office/drawing/2014/chartex" xmlns:cx1="http://schemas.microsoft.com/office/drawing/2015/9/8/chartex" xmlns:cx2="http://schemas.microsoft.com/office/drawing/2015/10/21/chartex" xmlns:cx3="http://schemas.microsoft.com/office/drawing/2016/5/9/chartex" xmlns:cx4="http://schemas.microsoft.com/office/drawing/2016/5/10/chartex" xmlns:cx5="http://schemas.microsoft.com/office/drawing/2016/5/11/chartex" xmlns:cx6="http://schemas.microsoft.com/office/drawing/2016/5/12/chartex" xmlns:cx7="http://schemas.microsoft.com/office/drawing/2016/5/13/chartex" xmlns:cx8="http://schemas.microsoft.com/office/drawing/2016/5/14/chartex" xmlns:mc="http://schemas.openxmlformats.org/markup-compatibility/2006" xmlns:aink="http://schemas.microsoft.com/office/drawing/2016/ink" xmlns:am3d="http://schemas.microsoft.com/office/drawing/2017/model3d" xmlns:o="urn:schemas-microsoft-com:office:office" xmlns:r="http://schemas.openxmlformats.org/officeDocument/2006/relationships" xmlns:m="http://schemas.openxmlformats.org/officeDocument/2006/math" xmlns:v="urn:schemas-microsoft-com:vml" xmlns:wp14="http://schemas.microsoft.com/office/word/2010/wordprocessingDrawing" xmlns:wp="http://schemas.openxmlformats.org/drawingml/2006/wordprocessingDrawing" xmlns:w10="urn:schemas-microsoft-com:office:word" xmlns:w="http://schemas.openxmlformats.org/wordprocessingml/2006/main" xmlns:w14="http://schemas.microsoft.com/office/word/2010/wordml" xmlns:w15="http://schemas.microsoft.com/office/word/2012/wordml" xmlns:w16cex="http://schemas.microsoft.com/office/word/2018/wordml/cex" xmlns:w16cid="http://schemas.microsoft.com/office/word/2016/wordml/cid" xmlns:w16="http://schemas.microsoft.com/office/word/2018/wordml" xmlns:w16sdtdh="http://schemas.microsoft.com/office/word/2020/wordml/sdtdatahash" xmlns:w16se="http://schemas.microsoft.com/office/word/2015/wordml/symex" xmlns:wpg="http://schemas.microsoft.com/office/word/2010/wordprocessingGroup" xmlns:wpi="http://schemas.microsoft.com/office/word/2010/wordprocessingInk" xmlns:wne="http://schemas.microsoft.com/office/word/2006/wordml" xmlns:wps="http://schemas.microsoft.com/office/word/2010/wordprocessingShape" mc:Ignorable="w14 w15 w16se w16cid w16 w16cex w16sdtdh wp14">
+<w:ftr xmlns:wpc="http://schemas.microsoft.com/office/word/2010/wordprocessingCanvas" xmlns:cx="http://schemas.microsoft.com/office/drawing/2014/chartex" xmlns:cx1="http://schemas.microsoft.com/office/drawing/2015/9/8/chartex" xmlns:cx2="http://schemas.microsoft.com/office/drawing/2015/10/21/chartex" xmlns:cx3="http://schemas.microsoft.com/office/drawing/2016/5/9/chartex" xmlns:cx4="http://schemas.microsoft.com/office/drawing/2016/5/10/chartex" xmlns:cx5="http://schemas.microsoft.com/office/drawing/2016/5/11/chartex" xmlns:cx6="http://schemas.microsoft.com/office/drawing/2016/5/12/chartex" xmlns:cx7="http://schemas.microsoft.com/office/drawing/2016/5/13/chartex" xmlns:cx8="http://schemas.microsoft.com/office/drawing/2016/5/14/chartex" xmlns:mc="http://schemas.openxmlformats.org/markup-compatibility/2006" xmlns:aink="http://schemas.microsoft.com/office/drawing/2016/ink" xmlns:am3d="http://schemas.microsoft.com/office/drawing/2017/model3d" xmlns:o="urn:schemas-microsoft-com:office:office" xmlns:oel="http://schemas.microsoft.com/office/2019/extlst" xmlns:r="http://schemas.openxmlformats.org/officeDocument/2006/relationships" xmlns:m="http://schemas.openxmlformats.org/officeDocument/2006/math" xmlns:v="urn:schemas-microsoft-com:vml" xmlns:wp14="http://schemas.microsoft.com/office/word/2010/wordprocessingDrawing" xmlns:wp="http://schemas.openxmlformats.org/drawingml/2006/wordprocessingDrawing" xmlns:w10="urn:schemas-microsoft-com:office:word" xmlns:w="http://schemas.openxmlformats.org/wordprocessingml/2006/main" xmlns:w14="http://schemas.microsoft.com/office/word/2010/wordml" xmlns:w15="http://schemas.microsoft.com/office/word/2012/wordml" xmlns:w16cex="http://schemas.microsoft.com/office/word/2018/wordml/cex" xmlns:w16cid="http://schemas.microsoft.com/office/word/2016/wordml/cid" xmlns:w16="http://schemas.microsoft.com/office/word/2018/wordml" xmlns:w16sdtdh="http://schemas.microsoft.com/office/word/2020/wordml/sdtdatahash" xmlns:w16se="http://schemas.microsoft.com/office/word/2015/wordml/symex" xmlns:wpg="http://schemas.microsoft.com/office/word/2010/wordprocessingGroup" xmlns:wpi="http://schemas.microsoft.com/office/word/2010/wordprocessingInk" xmlns:wne="http://schemas.microsoft.com/office/word/2006/wordml" xmlns:wps="http://schemas.microsoft.com/office/word/2010/wordprocessingShape" mc:Ignorable="w14 w15 w16se w16cid w16 w16cex w16sdtdh wp14">
   <w:p>
     <w:pPr>
       <w:pStyle w:val="Footer"/>
@@ -1633,7 +1639,7 @@
 </file>
 
 <file path=word/footer2.xml><?xml version="1.0" encoding="utf-8"?>
-<w:ftr xmlns:wpc="http://schemas.microsoft.com/office/word/2010/wordprocessingCanvas" xmlns:cx="http://schemas.microsoft.com/office/drawing/2014/chartex" xmlns:cx1="http://schemas.microsoft.com/office/drawing/2015/9/8/chartex" xmlns:cx2="http://schemas.microsoft.com/office/drawing/2015/10/21/chartex" xmlns:cx3="http://schemas.microsoft.com/office/drawing/2016/5/9/chartex" xmlns:cx4="http://schemas.microsoft.com/office/drawing/2016/5/10/chartex" xmlns:cx5="http://schemas.microsoft.com/office/drawing/2016/5/11/chartex" xmlns:cx6="http://schemas.microsoft.com/office/drawing/2016/5/12/chartex" xmlns:cx7="http://schemas.microsoft.com/office/drawing/2016/5/13/chartex" xmlns:cx8="http://schemas.microsoft.com/office/drawing/2016/5/14/chartex" xmlns:mc="http://schemas.openxmlformats.org/markup-compatibility/2006" xmlns:aink="http://schemas.microsoft.com/office/drawing/2016/ink" xmlns:am3d="http://schemas.microsoft.com/office/drawing/2017/model3d" xmlns:o="urn:schemas-microsoft-com:office:office" xmlns:r="http://schemas.openxmlformats.org/officeDocument/2006/relationships" xmlns:m="http://schemas.openxmlformats.org/officeDocument/2006/math" xmlns:v="urn:schemas-microsoft-com:vml" xmlns:wp14="http://schemas.microsoft.com/office/word/2010/wordprocessingDrawing" xmlns:wp="http://schemas.openxmlformats.org/drawingml/2006/wordprocessingDrawing" xmlns:w10="urn:schemas-microsoft-com:office:word" xmlns:w="http://schemas.openxmlformats.org/wordprocessingml/2006/main" xmlns:w14="http://schemas.microsoft.com/office/word/2010/wordml" xmlns:w15="http://schemas.microsoft.com/office/word/2012/wordml" xmlns:w16cex="http://schemas.microsoft.com/office/word/2018/wordml/cex" xmlns:w16cid="http://schemas.microsoft.com/office/word/2016/wordml/cid" xmlns:w16="http://schemas.microsoft.com/office/word/2018/wordml" xmlns:w16sdtdh="http://schemas.microsoft.com/office/word/2020/wordml/sdtdatahash" xmlns:w16se="http://schemas.microsoft.com/office/word/2015/wordml/symex" xmlns:wpg="http://schemas.microsoft.com/office/word/2010/wordprocessingGroup" xmlns:wpi="http://schemas.microsoft.com/office/word/2010/wordprocessingInk" xmlns:wne="http://schemas.microsoft.com/office/word/2006/wordml" xmlns:wps="http://schemas.microsoft.com/office/word/2010/wordprocessingShape" mc:Ignorable="w14 w15 w16se w16cid w16 w16cex w16sdtdh wp14">
+<w:ftr xmlns:wpc="http://schemas.microsoft.com/office/word/2010/wordprocessingCanvas" xmlns:cx="http://schemas.microsoft.com/office/drawing/2014/chartex" xmlns:cx1="http://schemas.microsoft.com/office/drawing/2015/9/8/chartex" xmlns:cx2="http://schemas.microsoft.com/office/drawing/2015/10/21/chartex" xmlns:cx3="http://schemas.microsoft.com/office/drawing/2016/5/9/chartex" xmlns:cx4="http://schemas.microsoft.com/office/drawing/2016/5/10/chartex" xmlns:cx5="http://schemas.microsoft.com/office/drawing/2016/5/11/chartex" xmlns:cx6="http://schemas.microsoft.com/office/drawing/2016/5/12/chartex" xmlns:cx7="http://schemas.microsoft.com/office/drawing/2016/5/13/chartex" xmlns:cx8="http://schemas.microsoft.com/office/drawing/2016/5/14/chartex" xmlns:mc="http://schemas.openxmlformats.org/markup-compatibility/2006" xmlns:aink="http://schemas.microsoft.com/office/drawing/2016/ink" xmlns:am3d="http://schemas.microsoft.com/office/drawing/2017/model3d" xmlns:o="urn:schemas-microsoft-com:office:office" xmlns:oel="http://schemas.microsoft.com/office/2019/extlst" xmlns:r="http://schemas.openxmlformats.org/officeDocument/2006/relationships" xmlns:m="http://schemas.openxmlformats.org/officeDocument/2006/math" xmlns:v="urn:schemas-microsoft-com:vml" xmlns:wp14="http://schemas.microsoft.com/office/word/2010/wordprocessingDrawing" xmlns:wp="http://schemas.openxmlformats.org/drawingml/2006/wordprocessingDrawing" xmlns:w10="urn:schemas-microsoft-com:office:word" xmlns:w="http://schemas.openxmlformats.org/wordprocessingml/2006/main" xmlns:w14="http://schemas.microsoft.com/office/word/2010/wordml" xmlns:w15="http://schemas.microsoft.com/office/word/2012/wordml" xmlns:w16cex="http://schemas.microsoft.com/office/word/2018/wordml/cex" xmlns:w16cid="http://schemas.microsoft.com/office/word/2016/wordml/cid" xmlns:w16="http://schemas.microsoft.com/office/word/2018/wordml" xmlns:w16sdtdh="http://schemas.microsoft.com/office/word/2020/wordml/sdtdatahash" xmlns:w16se="http://schemas.microsoft.com/office/word/2015/wordml/symex" xmlns:wpg="http://schemas.microsoft.com/office/word/2010/wordprocessingGroup" xmlns:wpi="http://schemas.microsoft.com/office/word/2010/wordprocessingInk" xmlns:wne="http://schemas.microsoft.com/office/word/2006/wordml" xmlns:wps="http://schemas.microsoft.com/office/word/2010/wordprocessingShape" mc:Ignorable="w14 w15 w16se w16cid w16 w16cex w16sdtdh wp14">
   <w:p>
     <w:pPr>
       <w:pStyle w:val="Footer"/>
@@ -1809,7 +1815,7 @@
 </file>
 
 <file path=word/footer3.xml><?xml version="1.0" encoding="utf-8"?>
-<w:ftr xmlns:wpc="http://schemas.microsoft.com/office/word/2010/wordprocessingCanvas" xmlns:cx="http://schemas.microsoft.com/office/drawing/2014/chartex" xmlns:cx1="http://schemas.microsoft.com/office/drawing/2015/9/8/chartex" xmlns:cx2="http://schemas.microsoft.com/office/drawing/2015/10/21/chartex" xmlns:cx3="http://schemas.microsoft.com/office/drawing/2016/5/9/chartex" xmlns:cx4="http://schemas.microsoft.com/office/drawing/2016/5/10/chartex" xmlns:cx5="http://schemas.microsoft.com/office/drawing/2016/5/11/chartex" xmlns:cx6="http://schemas.microsoft.com/office/drawing/2016/5/12/chartex" xmlns:cx7="http://schemas.microsoft.com/office/drawing/2016/5/13/chartex" xmlns:cx8="http://schemas.microsoft.com/office/drawing/2016/5/14/chartex" xmlns:mc="http://schemas.openxmlformats.org/markup-compatibility/2006" xmlns:aink="http://schemas.microsoft.com/office/drawing/2016/ink" xmlns:am3d="http://schemas.microsoft.com/office/drawing/2017/model3d" xmlns:o="urn:schemas-microsoft-com:office:office" xmlns:r="http://schemas.openxmlformats.org/officeDocument/2006/relationships" xmlns:m="http://schemas.openxmlformats.org/officeDocument/2006/math" xmlns:v="urn:schemas-microsoft-com:vml" xmlns:wp14="http://schemas.microsoft.com/office/word/2010/wordprocessingDrawing" xmlns:wp="http://schemas.openxmlformats.org/drawingml/2006/wordprocessingDrawing" xmlns:w10="urn:schemas-microsoft-com:office:word" xmlns:w="http://schemas.openxmlformats.org/wordprocessingml/2006/main" xmlns:w14="http://schemas.microsoft.com/office/word/2010/wordml" xmlns:w15="http://schemas.microsoft.com/office/word/2012/wordml" xmlns:w16cex="http://schemas.microsoft.com/office/word/2018/wordml/cex" xmlns:w16cid="http://schemas.microsoft.com/office/word/2016/wordml/cid" xmlns:w16="http://schemas.microsoft.com/office/word/2018/wordml" xmlns:w16sdtdh="http://schemas.microsoft.com/office/word/2020/wordml/sdtdatahash" xmlns:w16se="http://schemas.microsoft.com/office/word/2015/wordml/symex" xmlns:wpg="http://schemas.microsoft.com/office/word/2010/wordprocessingGroup" xmlns:wpi="http://schemas.microsoft.com/office/word/2010/wordprocessingInk" xmlns:wne="http://schemas.microsoft.com/office/word/2006/wordml" xmlns:wps="http://schemas.microsoft.com/office/word/2010/wordprocessingShape" mc:Ignorable="w14 w15 w16se w16cid w16 w16cex w16sdtdh wp14">
+<w:ftr xmlns:wpc="http://schemas.microsoft.com/office/word/2010/wordprocessingCanvas" xmlns:cx="http://schemas.microsoft.com/office/drawing/2014/chartex" xmlns:cx1="http://schemas.microsoft.com/office/drawing/2015/9/8/chartex" xmlns:cx2="http://schemas.microsoft.com/office/drawing/2015/10/21/chartex" xmlns:cx3="http://schemas.microsoft.com/office/drawing/2016/5/9/chartex" xmlns:cx4="http://schemas.microsoft.com/office/drawing/2016/5/10/chartex" xmlns:cx5="http://schemas.microsoft.com/office/drawing/2016/5/11/chartex" xmlns:cx6="http://schemas.microsoft.com/office/drawing/2016/5/12/chartex" xmlns:cx7="http://schemas.microsoft.com/office/drawing/2016/5/13/chartex" xmlns:cx8="http://schemas.microsoft.com/office/drawing/2016/5/14/chartex" xmlns:mc="http://schemas.openxmlformats.org/markup-compatibility/2006" xmlns:aink="http://schemas.microsoft.com/office/drawing/2016/ink" xmlns:am3d="http://schemas.microsoft.com/office/drawing/2017/model3d" xmlns:o="urn:schemas-microsoft-com:office:office" xmlns:oel="http://schemas.microsoft.com/office/2019/extlst" xmlns:r="http://schemas.openxmlformats.org/officeDocument/2006/relationships" xmlns:m="http://schemas.openxmlformats.org/officeDocument/2006/math" xmlns:v="urn:schemas-microsoft-com:vml" xmlns:wp14="http://schemas.microsoft.com/office/word/2010/wordprocessingDrawing" xmlns:wp="http://schemas.openxmlformats.org/drawingml/2006/wordprocessingDrawing" xmlns:w10="urn:schemas-microsoft-com:office:word" xmlns:w="http://schemas.openxmlformats.org/wordprocessingml/2006/main" xmlns:w14="http://schemas.microsoft.com/office/word/2010/wordml" xmlns:w15="http://schemas.microsoft.com/office/word/2012/wordml" xmlns:w16cex="http://schemas.microsoft.com/office/word/2018/wordml/cex" xmlns:w16cid="http://schemas.microsoft.com/office/word/2016/wordml/cid" xmlns:w16="http://schemas.microsoft.com/office/word/2018/wordml" xmlns:w16sdtdh="http://schemas.microsoft.com/office/word/2020/wordml/sdtdatahash" xmlns:w16se="http://schemas.microsoft.com/office/word/2015/wordml/symex" xmlns:wpg="http://schemas.microsoft.com/office/word/2010/wordprocessingGroup" xmlns:wpi="http://schemas.microsoft.com/office/word/2010/wordprocessingInk" xmlns:wne="http://schemas.microsoft.com/office/word/2006/wordml" xmlns:wps="http://schemas.microsoft.com/office/word/2010/wordprocessingShape" mc:Ignorable="w14 w15 w16se w16cid w16 w16cex w16sdtdh wp14">
   <w:p>
     <w:pPr>
       <w:pStyle w:val="Footer"/>
@@ -1819,7 +1825,7 @@
 </file>
 
 <file path=word/footnotes.xml><?xml version="1.0" encoding="utf-8"?>
-<w:footnotes xmlns:wpc="http://schemas.microsoft.com/office/word/2010/wordprocessingCanvas" xmlns:cx="http://schemas.microsoft.com/office/drawing/2014/chartex" xmlns:cx1="http://schemas.microsoft.com/office/drawing/2015/9/8/chartex" xmlns:cx2="http://schemas.microsoft.com/office/drawing/2015/10/21/chartex" xmlns:cx3="http://schemas.microsoft.com/office/drawing/2016/5/9/chartex" xmlns:cx4="http://schemas.microsoft.com/office/drawing/2016/5/10/chartex" xmlns:cx5="http://schemas.microsoft.com/office/drawing/2016/5/11/chartex" xmlns:cx6="http://schemas.microsoft.com/office/drawing/2016/5/12/chartex" xmlns:cx7="http://schemas.microsoft.com/office/drawing/2016/5/13/chartex" xmlns:cx8="http://schemas.microsoft.com/office/drawing/2016/5/14/chartex" xmlns:mc="http://schemas.openxmlformats.org/markup-compatibility/2006" xmlns:aink="http://schemas.microsoft.com/office/drawing/2016/ink" xmlns:am3d="http://schemas.microsoft.com/office/drawing/2017/model3d" xmlns:o="urn:schemas-microsoft-com:office:office" xmlns:r="http://schemas.openxmlformats.org/officeDocument/2006/relationships" xmlns:m="http://schemas.openxmlformats.org/officeDocument/2006/math" xmlns:v="urn:schemas-microsoft-com:vml" xmlns:wp14="http://schemas.microsoft.com/office/word/2010/wordprocessingDrawing" xmlns:wp="http://schemas.openxmlformats.org/drawingml/2006/wordprocessingDrawing" xmlns:w10="urn:schemas-microsoft-com:office:word" xmlns:w="http://schemas.openxmlformats.org/wordprocessingml/2006/main" xmlns:w14="http://schemas.microsoft.com/office/word/2010/wordml" xmlns:w15="http://schemas.microsoft.com/office/word/2012/wordml" xmlns:w16cex="http://schemas.microsoft.com/office/word/2018/wordml/cex" xmlns:w16cid="http://schemas.microsoft.com/office/word/2016/wordml/cid" xmlns:w16="http://schemas.microsoft.com/office/word/2018/wordml" xmlns:w16sdtdh="http://schemas.microsoft.com/office/word/2020/wordml/sdtdatahash" xmlns:w16se="http://schemas.microsoft.com/office/word/2015/wordml/symex" xmlns:wpg="http://schemas.microsoft.com/office/word/2010/wordprocessingGroup" xmlns:wpi="http://schemas.microsoft.com/office/word/2010/wordprocessingInk" xmlns:wne="http://schemas.microsoft.com/office/word/2006/wordml" xmlns:wps="http://schemas.microsoft.com/office/word/2010/wordprocessingShape" mc:Ignorable="w14 w15 w16se w16cid w16 w16cex w16sdtdh wp14">
+<w:footnotes xmlns:wpc="http://schemas.microsoft.com/office/word/2010/wordprocessingCanvas" xmlns:cx="http://schemas.microsoft.com/office/drawing/2014/chartex" xmlns:cx1="http://schemas.microsoft.com/office/drawing/2015/9/8/chartex" xmlns:cx2="http://schemas.microsoft.com/office/drawing/2015/10/21/chartex" xmlns:cx3="http://schemas.microsoft.com/office/drawing/2016/5/9/chartex" xmlns:cx4="http://schemas.microsoft.com/office/drawing/2016/5/10/chartex" xmlns:cx5="http://schemas.microsoft.com/office/drawing/2016/5/11/chartex" xmlns:cx6="http://schemas.microsoft.com/office/drawing/2016/5/12/chartex" xmlns:cx7="http://schemas.microsoft.com/office/drawing/2016/5/13/chartex" xmlns:cx8="http://schemas.microsoft.com/office/drawing/2016/5/14/chartex" xmlns:mc="http://schemas.openxmlformats.org/markup-compatibility/2006" xmlns:aink="http://schemas.microsoft.com/office/drawing/2016/ink" xmlns:am3d="http://schemas.microsoft.com/office/drawing/2017/model3d" xmlns:o="urn:schemas-microsoft-com:office:office" xmlns:oel="http://schemas.microsoft.com/office/2019/extlst" xmlns:r="http://schemas.openxmlformats.org/officeDocument/2006/relationships" xmlns:m="http://schemas.openxmlformats.org/officeDocument/2006/math" xmlns:v="urn:schemas-microsoft-com:vml" xmlns:wp14="http://schemas.microsoft.com/office/word/2010/wordprocessingDrawing" xmlns:wp="http://schemas.openxmlformats.org/drawingml/2006/wordprocessingDrawing" xmlns:w10="urn:schemas-microsoft-com:office:word" xmlns:w="http://schemas.openxmlformats.org/wordprocessingml/2006/main" xmlns:w14="http://schemas.microsoft.com/office/word/2010/wordml" xmlns:w15="http://schemas.microsoft.com/office/word/2012/wordml" xmlns:w16cex="http://schemas.microsoft.com/office/word/2018/wordml/cex" xmlns:w16cid="http://schemas.microsoft.com/office/word/2016/wordml/cid" xmlns:w16="http://schemas.microsoft.com/office/word/2018/wordml" xmlns:w16sdtdh="http://schemas.microsoft.com/office/word/2020/wordml/sdtdatahash" xmlns:w16se="http://schemas.microsoft.com/office/word/2015/wordml/symex" xmlns:wpg="http://schemas.microsoft.com/office/word/2010/wordprocessingGroup" xmlns:wpi="http://schemas.microsoft.com/office/word/2010/wordprocessingInk" xmlns:wne="http://schemas.microsoft.com/office/word/2006/wordml" xmlns:wps="http://schemas.microsoft.com/office/word/2010/wordprocessingShape" mc:Ignorable="w14 w15 w16se w16cid w16 w16cex w16sdtdh wp14">
   <w:footnote w:type="separator" w:id="-1">
     <w:p>
       <w:r>
@@ -1838,7 +1844,7 @@
 </file>
 
 <file path=word/header1.xml><?xml version="1.0" encoding="utf-8"?>
-<w:hdr xmlns:wpc="http://schemas.microsoft.com/office/word/2010/wordprocessingCanvas" xmlns:cx="http://schemas.microsoft.com/office/drawing/2014/chartex" xmlns:cx1="http://schemas.microsoft.com/office/drawing/2015/9/8/chartex" xmlns:cx2="http://schemas.microsoft.com/office/drawing/2015/10/21/chartex" xmlns:cx3="http://schemas.microsoft.com/office/drawing/2016/5/9/chartex" xmlns:cx4="http://schemas.microsoft.com/office/drawing/2016/5/10/chartex" xmlns:cx5="http://schemas.microsoft.com/office/drawing/2016/5/11/chartex" xmlns:cx6="http://schemas.microsoft.com/office/drawing/2016/5/12/chartex" xmlns:cx7="http://schemas.microsoft.com/office/drawing/2016/5/13/chartex" xmlns:cx8="http://schemas.microsoft.com/office/drawing/2016/5/14/chartex" xmlns:mc="http://schemas.openxmlformats.org/markup-compatibility/2006" xmlns:aink="http://schemas.microsoft.com/office/drawing/2016/ink" xmlns:am3d="http://schemas.microsoft.com/office/drawing/2017/model3d" xmlns:o="urn:schemas-microsoft-com:office:office" xmlns:r="http://schemas.openxmlformats.org/officeDocument/2006/relationships" xmlns:m="http://schemas.openxmlformats.org/officeDocument/2006/math" xmlns:v="urn:schemas-microsoft-com:vml" xmlns:wp14="http://schemas.microsoft.com/office/word/2010/wordprocessingDrawing" xmlns:wp="http://schemas.openxmlformats.org/drawingml/2006/wordprocessingDrawing" xmlns:w10="urn:schemas-microsoft-com:office:word" xmlns:w="http://schemas.openxmlformats.org/wordprocessingml/2006/main" xmlns:w14="http://schemas.microsoft.com/office/word/2010/wordml" xmlns:w15="http://schemas.microsoft.com/office/word/2012/wordml" xmlns:w16cex="http://schemas.microsoft.com/office/word/2018/wordml/cex" xmlns:w16cid="http://schemas.microsoft.com/office/word/2016/wordml/cid" xmlns:w16="http://schemas.microsoft.com/office/word/2018/wordml" xmlns:w16sdtdh="http://schemas.microsoft.com/office/word/2020/wordml/sdtdatahash" xmlns:w16se="http://schemas.microsoft.com/office/word/2015/wordml/symex" xmlns:wpg="http://schemas.microsoft.com/office/word/2010/wordprocessingGroup" xmlns:wpi="http://schemas.microsoft.com/office/word/2010/wordprocessingInk" xmlns:wne="http://schemas.microsoft.com/office/word/2006/wordml" xmlns:wps="http://schemas.microsoft.com/office/word/2010/wordprocessingShape" mc:Ignorable="w14 w15 w16se w16cid w16 w16cex w16sdtdh wp14">
+<w:hdr xmlns:wpc="http://schemas.microsoft.com/office/word/2010/wordprocessingCanvas" xmlns:cx="http://schemas.microsoft.com/office/drawing/2014/chartex" xmlns:cx1="http://schemas.microsoft.com/office/drawing/2015/9/8/chartex" xmlns:cx2="http://schemas.microsoft.com/office/drawing/2015/10/21/chartex" xmlns:cx3="http://schemas.microsoft.com/office/drawing/2016/5/9/chartex" xmlns:cx4="http://schemas.microsoft.com/office/drawing/2016/5/10/chartex" xmlns:cx5="http://schemas.microsoft.com/office/drawing/2016/5/11/chartex" xmlns:cx6="http://schemas.microsoft.com/office/drawing/2016/5/12/chartex" xmlns:cx7="http://schemas.microsoft.com/office/drawing/2016/5/13/chartex" xmlns:cx8="http://schemas.microsoft.com/office/drawing/2016/5/14/chartex" xmlns:mc="http://schemas.openxmlformats.org/markup-compatibility/2006" xmlns:aink="http://schemas.microsoft.com/office/drawing/2016/ink" xmlns:am3d="http://schemas.microsoft.com/office/drawing/2017/model3d" xmlns:o="urn:schemas-microsoft-com:office:office" xmlns:oel="http://schemas.microsoft.com/office/2019/extlst" xmlns:r="http://schemas.openxmlformats.org/officeDocument/2006/relationships" xmlns:m="http://schemas.openxmlformats.org/officeDocument/2006/math" xmlns:v="urn:schemas-microsoft-com:vml" xmlns:wp14="http://schemas.microsoft.com/office/word/2010/wordprocessingDrawing" xmlns:wp="http://schemas.openxmlformats.org/drawingml/2006/wordprocessingDrawing" xmlns:w10="urn:schemas-microsoft-com:office:word" xmlns:w="http://schemas.openxmlformats.org/wordprocessingml/2006/main" xmlns:w14="http://schemas.microsoft.com/office/word/2010/wordml" xmlns:w15="http://schemas.microsoft.com/office/word/2012/wordml" xmlns:w16cex="http://schemas.microsoft.com/office/word/2018/wordml/cex" xmlns:w16cid="http://schemas.microsoft.com/office/word/2016/wordml/cid" xmlns:w16="http://schemas.microsoft.com/office/word/2018/wordml" xmlns:w16sdtdh="http://schemas.microsoft.com/office/word/2020/wordml/sdtdatahash" xmlns:w16se="http://schemas.microsoft.com/office/word/2015/wordml/symex" xmlns:wpg="http://schemas.microsoft.com/office/word/2010/wordprocessingGroup" xmlns:wpi="http://schemas.microsoft.com/office/word/2010/wordprocessingInk" xmlns:wne="http://schemas.microsoft.com/office/word/2006/wordml" xmlns:wps="http://schemas.microsoft.com/office/word/2010/wordprocessingShape" mc:Ignorable="w14 w15 w16se w16cid w16 w16cex w16sdtdh wp14">
   <w:p>
     <w:pPr>
       <w:pStyle w:val="Header"/>
@@ -1848,7 +1854,7 @@
 </file>
 
 <file path=word/header2.xml><?xml version="1.0" encoding="utf-8"?>
-<w:hdr xmlns:wpc="http://schemas.microsoft.com/office/word/2010/wordprocessingCanvas" xmlns:cx="http://schemas.microsoft.com/office/drawing/2014/chartex" xmlns:cx1="http://schemas.microsoft.com/office/drawing/2015/9/8/chartex" xmlns:cx2="http://schemas.microsoft.com/office/drawing/2015/10/21/chartex" xmlns:cx3="http://schemas.microsoft.com/office/drawing/2016/5/9/chartex" xmlns:cx4="http://schemas.microsoft.com/office/drawing/2016/5/10/chartex" xmlns:cx5="http://schemas.microsoft.com/office/drawing/2016/5/11/chartex" xmlns:cx6="http://schemas.microsoft.com/office/drawing/2016/5/12/chartex" xmlns:cx7="http://schemas.microsoft.com/office/drawing/2016/5/13/chartex" xmlns:cx8="http://schemas.microsoft.com/office/drawing/2016/5/14/chartex" xmlns:mc="http://schemas.openxmlformats.org/markup-compatibility/2006" xmlns:aink="http://schemas.microsoft.com/office/drawing/2016/ink" xmlns:am3d="http://schemas.microsoft.com/office/drawing/2017/model3d" xmlns:o="urn:schemas-microsoft-com:office:office" xmlns:r="http://schemas.openxmlformats.org/officeDocument/2006/relationships" xmlns:m="http://schemas.openxmlformats.org/officeDocument/2006/math" xmlns:v="urn:schemas-microsoft-com:vml" xmlns:wp14="http://schemas.microsoft.com/office/word/2010/wordprocessingDrawing" xmlns:wp="http://schemas.openxmlformats.org/drawingml/2006/wordprocessingDrawing" xmlns:w10="urn:schemas-microsoft-com:office:word" xmlns:w="http://schemas.openxmlformats.org/wordprocessingml/2006/main" xmlns:w14="http://schemas.microsoft.com/office/word/2010/wordml" xmlns:w15="http://schemas.microsoft.com/office/word/2012/wordml" xmlns:w16cex="http://schemas.microsoft.com/office/word/2018/wordml/cex" xmlns:w16cid="http://schemas.microsoft.com/office/word/2016/wordml/cid" xmlns:w16="http://schemas.microsoft.com/office/word/2018/wordml" xmlns:w16sdtdh="http://schemas.microsoft.com/office/word/2020/wordml/sdtdatahash" xmlns:w16se="http://schemas.microsoft.com/office/word/2015/wordml/symex" xmlns:wpg="http://schemas.microsoft.com/office/word/2010/wordprocessingGroup" xmlns:wpi="http://schemas.microsoft.com/office/word/2010/wordprocessingInk" xmlns:wne="http://schemas.microsoft.com/office/word/2006/wordml" xmlns:wps="http://schemas.microsoft.com/office/word/2010/wordprocessingShape" mc:Ignorable="w14 w15 w16se w16cid w16 w16cex w16sdtdh wp14">
+<w:hdr xmlns:wpc="http://schemas.microsoft.com/office/word/2010/wordprocessingCanvas" xmlns:cx="http://schemas.microsoft.com/office/drawing/2014/chartex" xmlns:cx1="http://schemas.microsoft.com/office/drawing/2015/9/8/chartex" xmlns:cx2="http://schemas.microsoft.com/office/drawing/2015/10/21/chartex" xmlns:cx3="http://schemas.microsoft.com/office/drawing/2016/5/9/chartex" xmlns:cx4="http://schemas.microsoft.com/office/drawing/2016/5/10/chartex" xmlns:cx5="http://schemas.microsoft.com/office/drawing/2016/5/11/chartex" xmlns:cx6="http://schemas.microsoft.com/office/drawing/2016/5/12/chartex" xmlns:cx7="http://schemas.microsoft.com/office/drawing/2016/5/13/chartex" xmlns:cx8="http://schemas.microsoft.com/office/drawing/2016/5/14/chartex" xmlns:mc="http://schemas.openxmlformats.org/markup-compatibility/2006" xmlns:aink="http://schemas.microsoft.com/office/drawing/2016/ink" xmlns:am3d="http://schemas.microsoft.com/office/drawing/2017/model3d" xmlns:o="urn:schemas-microsoft-com:office:office" xmlns:oel="http://schemas.microsoft.com/office/2019/extlst" xmlns:r="http://schemas.openxmlformats.org/officeDocument/2006/relationships" xmlns:m="http://schemas.openxmlformats.org/officeDocument/2006/math" xmlns:v="urn:schemas-microsoft-com:vml" xmlns:wp14="http://schemas.microsoft.com/office/word/2010/wordprocessingDrawing" xmlns:wp="http://schemas.openxmlformats.org/drawingml/2006/wordprocessingDrawing" xmlns:w10="urn:schemas-microsoft-com:office:word" xmlns:w="http://schemas.openxmlformats.org/wordprocessingml/2006/main" xmlns:w14="http://schemas.microsoft.com/office/word/2010/wordml" xmlns:w15="http://schemas.microsoft.com/office/word/2012/wordml" xmlns:w16cex="http://schemas.microsoft.com/office/word/2018/wordml/cex" xmlns:w16cid="http://schemas.microsoft.com/office/word/2016/wordml/cid" xmlns:w16="http://schemas.microsoft.com/office/word/2018/wordml" xmlns:w16sdtdh="http://schemas.microsoft.com/office/word/2020/wordml/sdtdatahash" xmlns:w16se="http://schemas.microsoft.com/office/word/2015/wordml/symex" xmlns:wpg="http://schemas.microsoft.com/office/word/2010/wordprocessingGroup" xmlns:wpi="http://schemas.microsoft.com/office/word/2010/wordprocessingInk" xmlns:wne="http://schemas.microsoft.com/office/word/2006/wordml" xmlns:wps="http://schemas.microsoft.com/office/word/2010/wordprocessingShape" mc:Ignorable="w14 w15 w16se w16cid w16 w16cex w16sdtdh wp14">
   <w:p>
     <w:pPr>
       <w:pStyle w:val="Header"/>
@@ -1858,7 +1864,7 @@
 </file>
 
 <file path=word/header3.xml><?xml version="1.0" encoding="utf-8"?>
-<w:hdr xmlns:wpc="http://schemas.microsoft.com/office/word/2010/wordprocessingCanvas" xmlns:cx="http://schemas.microsoft.com/office/drawing/2014/chartex" xmlns:cx1="http://schemas.microsoft.com/office/drawing/2015/9/8/chartex" xmlns:cx2="http://schemas.microsoft.com/office/drawing/2015/10/21/chartex" xmlns:cx3="http://schemas.microsoft.com/office/drawing/2016/5/9/chartex" xmlns:cx4="http://schemas.microsoft.com/office/drawing/2016/5/10/chartex" xmlns:cx5="http://schemas.microsoft.com/office/drawing/2016/5/11/chartex" xmlns:cx6="http://schemas.microsoft.com/office/drawing/2016/5/12/chartex" xmlns:cx7="http://schemas.microsoft.com/office/drawing/2016/5/13/chartex" xmlns:cx8="http://schemas.microsoft.com/office/drawing/2016/5/14/chartex" xmlns:mc="http://schemas.openxmlformats.org/markup-compatibility/2006" xmlns:aink="http://schemas.microsoft.com/office/drawing/2016/ink" xmlns:am3d="http://schemas.microsoft.com/office/drawing/2017/model3d" xmlns:o="urn:schemas-microsoft-com:office:office" xmlns:r="http://schemas.openxmlformats.org/officeDocument/2006/relationships" xmlns:m="http://schemas.openxmlformats.org/officeDocument/2006/math" xmlns:v="urn:schemas-microsoft-com:vml" xmlns:wp14="http://schemas.microsoft.com/office/word/2010/wordprocessingDrawing" xmlns:wp="http://schemas.openxmlformats.org/drawingml/2006/wordprocessingDrawing" xmlns:w10="urn:schemas-microsoft-com:office:word" xmlns:w="http://schemas.openxmlformats.org/wordprocessingml/2006/main" xmlns:w14="http://schemas.microsoft.com/office/word/2010/wordml" xmlns:w15="http://schemas.microsoft.com/office/word/2012/wordml" xmlns:w16cex="http://schemas.microsoft.com/office/word/2018/wordml/cex" xmlns:w16cid="http://schemas.microsoft.com/office/word/2016/wordml/cid" xmlns:w16="http://schemas.microsoft.com/office/word/2018/wordml" xmlns:w16sdtdh="http://schemas.microsoft.com/office/word/2020/wordml/sdtdatahash" xmlns:w16se="http://schemas.microsoft.com/office/word/2015/wordml/symex" xmlns:wpg="http://schemas.microsoft.com/office/word/2010/wordprocessingGroup" xmlns:wpi="http://schemas.microsoft.com/office/word/2010/wordprocessingInk" xmlns:wne="http://schemas.microsoft.com/office/word/2006/wordml" xmlns:wps="http://schemas.microsoft.com/office/word/2010/wordprocessingShape" mc:Ignorable="w14 w15 w16se w16cid w16 w16cex w16sdtdh wp14">
+<w:hdr xmlns:wpc="http://schemas.microsoft.com/office/word/2010/wordprocessingCanvas" xmlns:cx="http://schemas.microsoft.com/office/drawing/2014/chartex" xmlns:cx1="http://schemas.microsoft.com/office/drawing/2015/9/8/chartex" xmlns:cx2="http://schemas.microsoft.com/office/drawing/2015/10/21/chartex" xmlns:cx3="http://schemas.microsoft.com/office/drawing/2016/5/9/chartex" xmlns:cx4="http://schemas.microsoft.com/office/drawing/2016/5/10/chartex" xmlns:cx5="http://schemas.microsoft.com/office/drawing/2016/5/11/chartex" xmlns:cx6="http://schemas.microsoft.com/office/drawing/2016/5/12/chartex" xmlns:cx7="http://schemas.microsoft.com/office/drawing/2016/5/13/chartex" xmlns:cx8="http://schemas.microsoft.com/office/drawing/2016/5/14/chartex" xmlns:mc="http://schemas.openxmlformats.org/markup-compatibility/2006" xmlns:aink="http://schemas.microsoft.com/office/drawing/2016/ink" xmlns:am3d="http://schemas.microsoft.com/office/drawing/2017/model3d" xmlns:o="urn:schemas-microsoft-com:office:office" xmlns:oel="http://schemas.microsoft.com/office/2019/extlst" xmlns:r="http://schemas.openxmlformats.org/officeDocument/2006/relationships" xmlns:m="http://schemas.openxmlformats.org/officeDocument/2006/math" xmlns:v="urn:schemas-microsoft-com:vml" xmlns:wp14="http://schemas.microsoft.com/office/word/2010/wordprocessingDrawing" xmlns:wp="http://schemas.openxmlformats.org/drawingml/2006/wordprocessingDrawing" xmlns:w10="urn:schemas-microsoft-com:office:word" xmlns:w="http://schemas.openxmlformats.org/wordprocessingml/2006/main" xmlns:w14="http://schemas.microsoft.com/office/word/2010/wordml" xmlns:w15="http://schemas.microsoft.com/office/word/2012/wordml" xmlns:w16cex="http://schemas.microsoft.com/office/word/2018/wordml/cex" xmlns:w16cid="http://schemas.microsoft.com/office/word/2016/wordml/cid" xmlns:w16="http://schemas.microsoft.com/office/word/2018/wordml" xmlns:w16sdtdh="http://schemas.microsoft.com/office/word/2020/wordml/sdtdatahash" xmlns:w16se="http://schemas.microsoft.com/office/word/2015/wordml/symex" xmlns:wpg="http://schemas.microsoft.com/office/word/2010/wordprocessingGroup" xmlns:wpi="http://schemas.microsoft.com/office/word/2010/wordprocessingInk" xmlns:wne="http://schemas.microsoft.com/office/word/2006/wordml" xmlns:wps="http://schemas.microsoft.com/office/word/2010/wordprocessingShape" mc:Ignorable="w14 w15 w16se w16cid w16 w16cex w16sdtdh wp14">
   <w:p>
     <w:pPr>
       <w:pStyle w:val="Header"/>
@@ -1868,7 +1874,7 @@
 </file>
 
 <file path=word/numbering.xml><?xml version="1.0" encoding="utf-8"?>
-<w:numbering xmlns:wpc="http://schemas.microsoft.com/office/word/2010/wordprocessingCanvas" xmlns:cx="http://schemas.microsoft.com/office/drawing/2014/chartex" xmlns:cx1="http://schemas.microsoft.com/office/drawing/2015/9/8/chartex" xmlns:cx2="http://schemas.microsoft.com/office/drawing/2015/10/21/chartex" xmlns:cx3="http://schemas.microsoft.com/office/drawing/2016/5/9/chartex" xmlns:cx4="http://schemas.microsoft.com/office/drawing/2016/5/10/chartex" xmlns:cx5="http://schemas.microsoft.com/office/drawing/2016/5/11/chartex" xmlns:cx6="http://schemas.microsoft.com/office/drawing/2016/5/12/chartex" xmlns:cx7="http://schemas.microsoft.com/office/drawing/2016/5/13/chartex" xmlns:cx8="http://schemas.microsoft.com/office/drawing/2016/5/14/chartex" xmlns:mc="http://schemas.openxmlformats.org/markup-compatibility/2006" xmlns:aink="http://schemas.microsoft.com/office/drawing/2016/ink" xmlns:am3d="http://schemas.microsoft.com/office/drawing/2017/model3d" xmlns:o="urn:schemas-microsoft-com:office:office" xmlns:r="http://schemas.openxmlformats.org/officeDocument/2006/relationships" xmlns:m="http://schemas.openxmlformats.org/officeDocument/2006/math" xmlns:v="urn:schemas-microsoft-com:vml" xmlns:wp14="http://schemas.microsoft.com/office/word/2010/wordprocessingDrawing" xmlns:wp="http://schemas.openxmlformats.org/drawingml/2006/wordprocessingDrawing" xmlns:w10="urn:schemas-microsoft-com:office:word" xmlns:w="http://schemas.openxmlformats.org/wordprocessingml/2006/main" xmlns:w14="http://schemas.microsoft.com/office/word/2010/wordml" xmlns:w15="http://schemas.microsoft.com/office/word/2012/wordml" xmlns:w16cex="http://schemas.microsoft.com/office/word/2018/wordml/cex" xmlns:w16cid="http://schemas.microsoft.com/office/word/2016/wordml/cid" xmlns:w16="http://schemas.microsoft.com/office/word/2018/wordml" xmlns:w16sdtdh="http://schemas.microsoft.com/office/word/2020/wordml/sdtdatahash" xmlns:w16se="http://schemas.microsoft.com/office/word/2015/wordml/symex" xmlns:wpg="http://schemas.microsoft.com/office/word/2010/wordprocessingGroup" xmlns:wpi="http://schemas.microsoft.com/office/word/2010/wordprocessingInk" xmlns:wne="http://schemas.microsoft.com/office/word/2006/wordml" xmlns:wps="http://schemas.microsoft.com/office/word/2010/wordprocessingShape" mc:Ignorable="w14 w15 w16se w16cid w16 w16cex w16sdtdh wp14">
+<w:numbering xmlns:wpc="http://schemas.microsoft.com/office/word/2010/wordprocessingCanvas" xmlns:cx="http://schemas.microsoft.com/office/drawing/2014/chartex" xmlns:cx1="http://schemas.microsoft.com/office/drawing/2015/9/8/chartex" xmlns:cx2="http://schemas.microsoft.com/office/drawing/2015/10/21/chartex" xmlns:cx3="http://schemas.microsoft.com/office/drawing/2016/5/9/chartex" xmlns:cx4="http://schemas.microsoft.com/office/drawing/2016/5/10/chartex" xmlns:cx5="http://schemas.microsoft.com/office/drawing/2016/5/11/chartex" xmlns:cx6="http://schemas.microsoft.com/office/drawing/2016/5/12/chartex" xmlns:cx7="http://schemas.microsoft.com/office/drawing/2016/5/13/chartex" xmlns:cx8="http://schemas.microsoft.com/office/drawing/2016/5/14/chartex" xmlns:mc="http://schemas.openxmlformats.org/markup-compatibility/2006" xmlns:aink="http://schemas.microsoft.com/office/drawing/2016/ink" xmlns:am3d="http://schemas.microsoft.com/office/drawing/2017/model3d" xmlns:o="urn:schemas-microsoft-com:office:office" xmlns:oel="http://schemas.microsoft.com/office/2019/extlst" xmlns:r="http://schemas.openxmlformats.org/officeDocument/2006/relationships" xmlns:m="http://schemas.openxmlformats.org/officeDocument/2006/math" xmlns:v="urn:schemas-microsoft-com:vml" xmlns:wp14="http://schemas.microsoft.com/office/word/2010/wordprocessingDrawing" xmlns:wp="http://schemas.openxmlformats.org/drawingml/2006/wordprocessingDrawing" xmlns:w10="urn:schemas-microsoft-com:office:word" xmlns:w="http://schemas.openxmlformats.org/wordprocessingml/2006/main" xmlns:w14="http://schemas.microsoft.com/office/word/2010/wordml" xmlns:w15="http://schemas.microsoft.com/office/word/2012/wordml" xmlns:w16cex="http://schemas.microsoft.com/office/word/2018/wordml/cex" xmlns:w16cid="http://schemas.microsoft.com/office/word/2016/wordml/cid" xmlns:w16="http://schemas.microsoft.com/office/word/2018/wordml" xmlns:w16sdtdh="http://schemas.microsoft.com/office/word/2020/wordml/sdtdatahash" xmlns:w16se="http://schemas.microsoft.com/office/word/2015/wordml/symex" xmlns:wpg="http://schemas.microsoft.com/office/word/2010/wordprocessingGroup" xmlns:wpi="http://schemas.microsoft.com/office/word/2010/wordprocessingInk" xmlns:wne="http://schemas.microsoft.com/office/word/2006/wordml" xmlns:wps="http://schemas.microsoft.com/office/word/2010/wordprocessingShape" mc:Ignorable="w14 w15 w16se w16cid w16 w16cex w16sdtdh wp14">
   <w:abstractNum w:abstractNumId="0" w15:restartNumberingAfterBreak="0">
     <w:nsid w:val="06CE4480"/>
     <w:multiLevelType w:val="hybridMultilevel"/>
@@ -4894,124 +4900,124 @@
       </w:rPr>
     </w:lvl>
   </w:abstractNum>
-  <w:num w:numId="1">
+  <w:num w:numId="1" w16cid:durableId="161043114">
     <w:abstractNumId w:val="32"/>
   </w:num>
-  <w:num w:numId="2">
+  <w:num w:numId="2" w16cid:durableId="894705552">
     <w:abstractNumId w:val="35"/>
   </w:num>
-  <w:num w:numId="3">
+  <w:num w:numId="3" w16cid:durableId="1787852262">
     <w:abstractNumId w:val="11"/>
   </w:num>
-  <w:num w:numId="4">
+  <w:num w:numId="4" w16cid:durableId="445657290">
     <w:abstractNumId w:val="15"/>
   </w:num>
-  <w:num w:numId="5">
+  <w:num w:numId="5" w16cid:durableId="340472781">
     <w:abstractNumId w:val="27"/>
   </w:num>
-  <w:num w:numId="6">
+  <w:num w:numId="6" w16cid:durableId="590118690">
     <w:abstractNumId w:val="7"/>
   </w:num>
-  <w:num w:numId="7">
+  <w:num w:numId="7" w16cid:durableId="1456362458">
     <w:abstractNumId w:val="37"/>
   </w:num>
-  <w:num w:numId="8">
+  <w:num w:numId="8" w16cid:durableId="2013676720">
     <w:abstractNumId w:val="17"/>
   </w:num>
-  <w:num w:numId="9">
+  <w:num w:numId="9" w16cid:durableId="1426685936">
     <w:abstractNumId w:val="33"/>
   </w:num>
-  <w:num w:numId="10">
+  <w:num w:numId="10" w16cid:durableId="1666081108">
     <w:abstractNumId w:val="38"/>
   </w:num>
-  <w:num w:numId="11">
+  <w:num w:numId="11" w16cid:durableId="7563362">
     <w:abstractNumId w:val="4"/>
   </w:num>
-  <w:num w:numId="12">
+  <w:num w:numId="12" w16cid:durableId="111831568">
     <w:abstractNumId w:val="10"/>
   </w:num>
-  <w:num w:numId="13">
+  <w:num w:numId="13" w16cid:durableId="33622711">
     <w:abstractNumId w:val="9"/>
   </w:num>
-  <w:num w:numId="14">
+  <w:num w:numId="14" w16cid:durableId="1007826880">
     <w:abstractNumId w:val="18"/>
   </w:num>
-  <w:num w:numId="15">
+  <w:num w:numId="15" w16cid:durableId="619259878">
     <w:abstractNumId w:val="30"/>
   </w:num>
-  <w:num w:numId="16">
+  <w:num w:numId="16" w16cid:durableId="658072308">
     <w:abstractNumId w:val="20"/>
   </w:num>
-  <w:num w:numId="17">
+  <w:num w:numId="17" w16cid:durableId="1166893936">
     <w:abstractNumId w:val="28"/>
   </w:num>
-  <w:num w:numId="18">
+  <w:num w:numId="18" w16cid:durableId="256402301">
     <w:abstractNumId w:val="36"/>
   </w:num>
-  <w:num w:numId="19">
+  <w:num w:numId="19" w16cid:durableId="1465537412">
     <w:abstractNumId w:val="24"/>
   </w:num>
-  <w:num w:numId="20">
+  <w:num w:numId="20" w16cid:durableId="1304626394">
     <w:abstractNumId w:val="8"/>
   </w:num>
-  <w:num w:numId="21">
+  <w:num w:numId="21" w16cid:durableId="1304458932">
     <w:abstractNumId w:val="22"/>
   </w:num>
-  <w:num w:numId="22">
+  <w:num w:numId="22" w16cid:durableId="617755418">
     <w:abstractNumId w:val="31"/>
   </w:num>
-  <w:num w:numId="23">
+  <w:num w:numId="23" w16cid:durableId="658777521">
     <w:abstractNumId w:val="13"/>
   </w:num>
-  <w:num w:numId="24">
+  <w:num w:numId="24" w16cid:durableId="165706354">
     <w:abstractNumId w:val="23"/>
   </w:num>
-  <w:num w:numId="25">
+  <w:num w:numId="25" w16cid:durableId="541289543">
     <w:abstractNumId w:val="5"/>
   </w:num>
-  <w:num w:numId="26">
+  <w:num w:numId="26" w16cid:durableId="1962572136">
     <w:abstractNumId w:val="39"/>
   </w:num>
-  <w:num w:numId="27">
+  <w:num w:numId="27" w16cid:durableId="1846020853">
     <w:abstractNumId w:val="3"/>
   </w:num>
-  <w:num w:numId="28">
+  <w:num w:numId="28" w16cid:durableId="122042082">
     <w:abstractNumId w:val="34"/>
   </w:num>
-  <w:num w:numId="29">
+  <w:num w:numId="29" w16cid:durableId="67923819">
     <w:abstractNumId w:val="2"/>
   </w:num>
-  <w:num w:numId="30">
+  <w:num w:numId="30" w16cid:durableId="721291358">
     <w:abstractNumId w:val="19"/>
   </w:num>
-  <w:num w:numId="31">
+  <w:num w:numId="31" w16cid:durableId="494952479">
     <w:abstractNumId w:val="29"/>
   </w:num>
-  <w:num w:numId="32">
+  <w:num w:numId="32" w16cid:durableId="1032456731">
     <w:abstractNumId w:val="25"/>
   </w:num>
-  <w:num w:numId="33">
+  <w:num w:numId="33" w16cid:durableId="1922447584">
     <w:abstractNumId w:val="16"/>
   </w:num>
-  <w:num w:numId="34">
+  <w:num w:numId="34" w16cid:durableId="1085952623">
     <w:abstractNumId w:val="6"/>
   </w:num>
-  <w:num w:numId="35">
+  <w:num w:numId="35" w16cid:durableId="1674144616">
     <w:abstractNumId w:val="26"/>
   </w:num>
-  <w:num w:numId="36">
+  <w:num w:numId="36" w16cid:durableId="1470391947">
     <w:abstractNumId w:val="14"/>
   </w:num>
-  <w:num w:numId="37">
+  <w:num w:numId="37" w16cid:durableId="1846506301">
     <w:abstractNumId w:val="21"/>
   </w:num>
-  <w:num w:numId="38">
+  <w:num w:numId="38" w16cid:durableId="1243953490">
     <w:abstractNumId w:val="12"/>
   </w:num>
-  <w:num w:numId="39">
+  <w:num w:numId="39" w16cid:durableId="2082172322">
     <w:abstractNumId w:val="1"/>
   </w:num>
-  <w:num w:numId="40">
+  <w:num w:numId="40" w16cid:durableId="2139565694">
     <w:abstractNumId w:val="0"/>
   </w:num>
 </w:numbering>
@@ -5023,7 +5029,7 @@
     <w:rPrDefault>
       <w:rPr>
         <w:rFonts w:ascii="Times New Roman" w:eastAsia="Times New Roman" w:hAnsi="Times New Roman" w:cs="Times New Roman"/>
-        <w:lang w:val="el-GR" w:eastAsia="el-GR" w:bidi="ar-SA"/>
+        <w:lang w:val="en-US" w:eastAsia="en-US" w:bidi="ar-SA"/>
       </w:rPr>
     </w:rPrDefault>
     <w:pPrDefault/>
@@ -5642,7 +5648,7 @@
     </w:pPr>
     <w:rPr>
       <w:rFonts w:ascii="Arial" w:hAnsi="Arial"/>
-      <w:lang w:val="en-GB" w:eastAsia="en-US"/>
+      <w:lang w:val="en-GB"/>
     </w:rPr>
   </w:style>
   <w:style w:type="paragraph" w:customStyle="1" w:styleId="certificateHeading">
@@ -5654,7 +5660,7 @@
     <w:rPr>
       <w:rFonts w:ascii="Arial Black" w:hAnsi="Arial Black"/>
       <w:sz w:val="18"/>
-      <w:lang w:val="en-GB" w:eastAsia="en-US"/>
+      <w:lang w:val="en-GB"/>
     </w:rPr>
   </w:style>
   <w:style w:type="character" w:customStyle="1" w:styleId="change">

--- a/uk-cca-app-api/src/main/resources/templates/ca/england/AIT_L003_Regulatory_Termination.docx
+++ b/uk-cca-app-api/src/main/resources/templates/ca/england/AIT_L003_Regulatory_Termination.docx
@@ -1,6 +1,6 @@
 
 <file path=word/document.xml><?xml version="1.0" encoding="utf-8"?>
-<w:document xmlns:wpc="http://schemas.microsoft.com/office/word/2010/wordprocessingCanvas" xmlns:cx="http://schemas.microsoft.com/office/drawing/2014/chartex" xmlns:cx1="http://schemas.microsoft.com/office/drawing/2015/9/8/chartex" xmlns:cx2="http://schemas.microsoft.com/office/drawing/2015/10/21/chartex" xmlns:cx3="http://schemas.microsoft.com/office/drawing/2016/5/9/chartex" xmlns:cx4="http://schemas.microsoft.com/office/drawing/2016/5/10/chartex" xmlns:cx5="http://schemas.microsoft.com/office/drawing/2016/5/11/chartex" xmlns:cx6="http://schemas.microsoft.com/office/drawing/2016/5/12/chartex" xmlns:cx7="http://schemas.microsoft.com/office/drawing/2016/5/13/chartex" xmlns:cx8="http://schemas.microsoft.com/office/drawing/2016/5/14/chartex" xmlns:mc="http://schemas.openxmlformats.org/markup-compatibility/2006" xmlns:aink="http://schemas.microsoft.com/office/drawing/2016/ink" xmlns:am3d="http://schemas.microsoft.com/office/drawing/2017/model3d" xmlns:o="urn:schemas-microsoft-com:office:office" xmlns:oel="http://schemas.microsoft.com/office/2019/extlst" xmlns:r="http://schemas.openxmlformats.org/officeDocument/2006/relationships" xmlns:m="http://schemas.openxmlformats.org/officeDocument/2006/math" xmlns:v="urn:schemas-microsoft-com:vml" xmlns:wp14="http://schemas.microsoft.com/office/word/2010/wordprocessingDrawing" xmlns:wp="http://schemas.openxmlformats.org/drawingml/2006/wordprocessingDrawing" xmlns:w10="urn:schemas-microsoft-com:office:word" xmlns:w="http://schemas.openxmlformats.org/wordprocessingml/2006/main" xmlns:w14="http://schemas.microsoft.com/office/word/2010/wordml" xmlns:w15="http://schemas.microsoft.com/office/word/2012/wordml" xmlns:w16cex="http://schemas.microsoft.com/office/word/2018/wordml/cex" xmlns:w16cid="http://schemas.microsoft.com/office/word/2016/wordml/cid" xmlns:w16="http://schemas.microsoft.com/office/word/2018/wordml" xmlns:w16sdtdh="http://schemas.microsoft.com/office/word/2020/wordml/sdtdatahash" xmlns:w16se="http://schemas.microsoft.com/office/word/2015/wordml/symex" xmlns:wpg="http://schemas.microsoft.com/office/word/2010/wordprocessingGroup" xmlns:wpi="http://schemas.microsoft.com/office/word/2010/wordprocessingInk" xmlns:wne="http://schemas.microsoft.com/office/word/2006/wordml" xmlns:wps="http://schemas.microsoft.com/office/word/2010/wordprocessingShape" mc:Ignorable="w14 w15 w16se w16cid w16 w16cex w16sdtdh wp14">
+<w:document xmlns:wpc="http://schemas.microsoft.com/office/word/2010/wordprocessingCanvas" xmlns:cx="http://schemas.microsoft.com/office/drawing/2014/chartex" xmlns:cx1="http://schemas.microsoft.com/office/drawing/2015/9/8/chartex" xmlns:cx2="http://schemas.microsoft.com/office/drawing/2015/10/21/chartex" xmlns:cx3="http://schemas.microsoft.com/office/drawing/2016/5/9/chartex" xmlns:cx4="http://schemas.microsoft.com/office/drawing/2016/5/10/chartex" xmlns:cx5="http://schemas.microsoft.com/office/drawing/2016/5/11/chartex" xmlns:cx6="http://schemas.microsoft.com/office/drawing/2016/5/12/chartex" xmlns:cx7="http://schemas.microsoft.com/office/drawing/2016/5/13/chartex" xmlns:cx8="http://schemas.microsoft.com/office/drawing/2016/5/14/chartex" xmlns:mc="http://schemas.openxmlformats.org/markup-compatibility/2006" xmlns:aink="http://schemas.microsoft.com/office/drawing/2016/ink" xmlns:am3d="http://schemas.microsoft.com/office/drawing/2017/model3d" xmlns:o="urn:schemas-microsoft-com:office:office" xmlns:r="http://schemas.openxmlformats.org/officeDocument/2006/relationships" xmlns:m="http://schemas.openxmlformats.org/officeDocument/2006/math" xmlns:v="urn:schemas-microsoft-com:vml" xmlns:wp14="http://schemas.microsoft.com/office/word/2010/wordprocessingDrawing" xmlns:wp="http://schemas.openxmlformats.org/drawingml/2006/wordprocessingDrawing" xmlns:w10="urn:schemas-microsoft-com:office:word" xmlns:w="http://schemas.openxmlformats.org/wordprocessingml/2006/main" xmlns:w14="http://schemas.microsoft.com/office/word/2010/wordml" xmlns:w15="http://schemas.microsoft.com/office/word/2012/wordml" xmlns:w16cex="http://schemas.microsoft.com/office/word/2018/wordml/cex" xmlns:w16cid="http://schemas.microsoft.com/office/word/2016/wordml/cid" xmlns:w16="http://schemas.microsoft.com/office/word/2018/wordml" xmlns:w16sdtdh="http://schemas.microsoft.com/office/word/2020/wordml/sdtdatahash" xmlns:w16se="http://schemas.microsoft.com/office/word/2015/wordml/symex" xmlns:wpg="http://schemas.microsoft.com/office/word/2010/wordprocessingGroup" xmlns:wpi="http://schemas.microsoft.com/office/word/2010/wordprocessingInk" xmlns:wne="http://schemas.microsoft.com/office/word/2006/wordml" xmlns:wps="http://schemas.microsoft.com/office/word/2010/wordprocessingShape" mc:Ignorable="w14 w15 w16se w16cid w16 w16cex w16sdtdh wp14">
   <w:body>
     <w:p>
       <w:pPr>
@@ -27,7 +27,7 @@
             <v:path o:extrusionok="f" gradientshapeok="t" o:connecttype="rect"/>
             <o:lock v:ext="edit" aspectratio="t"/>
           </v:shapetype>
-          <v:shape id="_x0000_i1025" type="#_x0000_t75" style="width:182.25pt;height:61.5pt;mso-position-horizontal-relative:char;mso-position-vertical-relative:line">
+          <v:shape id="_x0000_i1025" type="#_x0000_t75" style="width:182.4pt;height:61.8pt;mso-position-horizontal-relative:char;mso-position-vertical-relative:line">
             <v:imagedata r:id="rId7" o:title=""/>
           </v:shape>
         </w:pict>
@@ -170,7 +170,7 @@
           <w:rFonts w:cs="Arial"/>
           <w:szCs w:val="22"/>
         </w:rPr>
-        <w:instrText xml:space="preserve"> MERGEFIELD  ${account.sectorIdentifier}  \* MERGEFORMAT </w:instrText>
+        <w:instrText xml:space="preserve"> MERGEFIELD  ${params.sectorAcronymAndName}  \* MERGEFORMAT </w:instrText>
       </w:r>
       <w:r>
         <w:rPr>
@@ -185,7 +185,7 @@
           <w:noProof/>
           <w:szCs w:val="22"/>
         </w:rPr>
-        <w:t>«${account.sectorIdentifier}»</w:t>
+        <w:t>«${params.sectorAcronymAndName}»</w:t>
       </w:r>
       <w:r>
         <w:rPr>
@@ -1036,14 +1036,27 @@
       <w:pPr>
         <w:pStyle w:val="TemplateCommand"/>
       </w:pPr>
-      <w:fldSimple w:instr=" MERGEFIELD  &quot;[#if params.reasonDetails.reason== 'FAILURE_TO_PAY']&quot;  \* MERGEFORMAT ">
-        <w:r>
-          <w:rPr>
-            <w:noProof/>
-          </w:rPr>
-          <w:t>«[#if params.reasonDetails.reason== 'FAIL»</w:t>
-        </w:r>
-      </w:fldSimple>
+      <w:r>
+        <w:fldChar w:fldCharType="begin"/>
+      </w:r>
+      <w:r>
+        <w:instrText xml:space="preserve"> MERGEFIELD  "[#if params.reasonDetails.reason== 'FAILURE_TO_PAY']"  \* MERGEFORMAT </w:instrText>
+      </w:r>
+      <w:r>
+        <w:fldChar w:fldCharType="separate"/>
+      </w:r>
+      <w:r>
+        <w:rPr>
+          <w:noProof/>
+        </w:rPr>
+        <w:t>«[#if params.reasonDetails.reason== 'FAIL»</w:t>
+      </w:r>
+      <w:r>
+        <w:rPr>
+          <w:noProof/>
+        </w:rPr>
+        <w:fldChar w:fldCharType="end"/>
+      </w:r>
     </w:p>
     <w:p>
       <w:pPr>
@@ -1086,14 +1099,27 @@
           <w:noProof/>
         </w:rPr>
       </w:pPr>
-      <w:fldSimple w:instr=" MERGEFIELD  [#else]  \* MERGEFORMAT ">
-        <w:r>
-          <w:rPr>
-            <w:noProof/>
-          </w:rPr>
-          <w:t>«[#else]»</w:t>
-        </w:r>
-      </w:fldSimple>
+      <w:r>
+        <w:fldChar w:fldCharType="begin"/>
+      </w:r>
+      <w:r>
+        <w:instrText xml:space="preserve"> MERGEFIELD  [#else]  \* MERGEFORMAT </w:instrText>
+      </w:r>
+      <w:r>
+        <w:fldChar w:fldCharType="separate"/>
+      </w:r>
+      <w:r>
+        <w:rPr>
+          <w:noProof/>
+        </w:rPr>
+        <w:t>«[#else]»</w:t>
+      </w:r>
+      <w:r>
+        <w:rPr>
+          <w:noProof/>
+        </w:rPr>
+        <w:fldChar w:fldCharType="end"/>
+      </w:r>
     </w:p>
     <w:p>
       <w:pPr>
@@ -1149,14 +1175,27 @@
           <w:noProof/>
         </w:rPr>
       </w:pPr>
-      <w:fldSimple w:instr=" MERGEFIELD  [/#if]  \* MERGEFORMAT ">
-        <w:r>
-          <w:rPr>
-            <w:noProof/>
-          </w:rPr>
-          <w:t>«[/#if]»</w:t>
-        </w:r>
-      </w:fldSimple>
+      <w:r>
+        <w:fldChar w:fldCharType="begin"/>
+      </w:r>
+      <w:r>
+        <w:instrText xml:space="preserve"> MERGEFIELD  [/#if]  \* MERGEFORMAT </w:instrText>
+      </w:r>
+      <w:r>
+        <w:fldChar w:fldCharType="separate"/>
+      </w:r>
+      <w:r>
+        <w:rPr>
+          <w:noProof/>
+        </w:rPr>
+        <w:t>«[/#if]»</w:t>
+      </w:r>
+      <w:r>
+        <w:rPr>
+          <w:noProof/>
+        </w:rPr>
+        <w:fldChar w:fldCharType="end"/>
+      </w:r>
     </w:p>
     <w:p>
       <w:pPr>
@@ -1344,9 +1383,8 @@
           <w:rFonts w:cs="Arial"/>
           <w:szCs w:val="22"/>
         </w:rPr>
-        <w:lastRenderedPageBreak/>
         <w:pict w14:anchorId="7ADCDE5D">
-          <v:shape id="_x0000_i1026" type="#_x0000_t75" style="width:148.5pt;height:70.5pt">
+          <v:shape id="_x0000_i1026" type="#_x0000_t75" style="width:148.8pt;height:70.8pt">
             <v:imagedata r:id="rId9" o:title="CCA_logo_for_letter"/>
           </v:shape>
         </w:pict>
@@ -1382,6 +1420,7 @@
           <w:szCs w:val="22"/>
         </w:rPr>
       </w:pPr>
+      <w:proofErr w:type="gramStart"/>
       <w:r>
         <w:rPr>
           <w:rFonts w:cs="Arial"/>
@@ -1394,7 +1433,15 @@
           <w:rFonts w:cs="Arial"/>
           <w:sz w:val="20"/>
         </w:rPr>
-        <w:t xml:space="preserve">. </w:t>
+        <w:t>.</w:t>
+      </w:r>
+      <w:proofErr w:type="gramEnd"/>
+      <w:r>
+        <w:rPr>
+          <w:rFonts w:cs="Arial"/>
+          <w:sz w:val="20"/>
+        </w:rPr>
+        <w:t xml:space="preserve"> </w:t>
       </w:r>
       <w:bookmarkStart w:id="0" w:name="_Hlk172714245"/>
       <w:r>
@@ -1540,7 +1587,7 @@
 </file>
 
 <file path=word/endnotes.xml><?xml version="1.0" encoding="utf-8"?>
-<w:endnotes xmlns:wpc="http://schemas.microsoft.com/office/word/2010/wordprocessingCanvas" xmlns:cx="http://schemas.microsoft.com/office/drawing/2014/chartex" xmlns:cx1="http://schemas.microsoft.com/office/drawing/2015/9/8/chartex" xmlns:cx2="http://schemas.microsoft.com/office/drawing/2015/10/21/chartex" xmlns:cx3="http://schemas.microsoft.com/office/drawing/2016/5/9/chartex" xmlns:cx4="http://schemas.microsoft.com/office/drawing/2016/5/10/chartex" xmlns:cx5="http://schemas.microsoft.com/office/drawing/2016/5/11/chartex" xmlns:cx6="http://schemas.microsoft.com/office/drawing/2016/5/12/chartex" xmlns:cx7="http://schemas.microsoft.com/office/drawing/2016/5/13/chartex" xmlns:cx8="http://schemas.microsoft.com/office/drawing/2016/5/14/chartex" xmlns:mc="http://schemas.openxmlformats.org/markup-compatibility/2006" xmlns:aink="http://schemas.microsoft.com/office/drawing/2016/ink" xmlns:am3d="http://schemas.microsoft.com/office/drawing/2017/model3d" xmlns:o="urn:schemas-microsoft-com:office:office" xmlns:oel="http://schemas.microsoft.com/office/2019/extlst" xmlns:r="http://schemas.openxmlformats.org/officeDocument/2006/relationships" xmlns:m="http://schemas.openxmlformats.org/officeDocument/2006/math" xmlns:v="urn:schemas-microsoft-com:vml" xmlns:wp14="http://schemas.microsoft.com/office/word/2010/wordprocessingDrawing" xmlns:wp="http://schemas.openxmlformats.org/drawingml/2006/wordprocessingDrawing" xmlns:w10="urn:schemas-microsoft-com:office:word" xmlns:w="http://schemas.openxmlformats.org/wordprocessingml/2006/main" xmlns:w14="http://schemas.microsoft.com/office/word/2010/wordml" xmlns:w15="http://schemas.microsoft.com/office/word/2012/wordml" xmlns:w16cex="http://schemas.microsoft.com/office/word/2018/wordml/cex" xmlns:w16cid="http://schemas.microsoft.com/office/word/2016/wordml/cid" xmlns:w16="http://schemas.microsoft.com/office/word/2018/wordml" xmlns:w16sdtdh="http://schemas.microsoft.com/office/word/2020/wordml/sdtdatahash" xmlns:w16se="http://schemas.microsoft.com/office/word/2015/wordml/symex" xmlns:wpg="http://schemas.microsoft.com/office/word/2010/wordprocessingGroup" xmlns:wpi="http://schemas.microsoft.com/office/word/2010/wordprocessingInk" xmlns:wne="http://schemas.microsoft.com/office/word/2006/wordml" xmlns:wps="http://schemas.microsoft.com/office/word/2010/wordprocessingShape" mc:Ignorable="w14 w15 w16se w16cid w16 w16cex w16sdtdh wp14">
+<w:endnotes xmlns:wpc="http://schemas.microsoft.com/office/word/2010/wordprocessingCanvas" xmlns:cx="http://schemas.microsoft.com/office/drawing/2014/chartex" xmlns:cx1="http://schemas.microsoft.com/office/drawing/2015/9/8/chartex" xmlns:cx2="http://schemas.microsoft.com/office/drawing/2015/10/21/chartex" xmlns:cx3="http://schemas.microsoft.com/office/drawing/2016/5/9/chartex" xmlns:cx4="http://schemas.microsoft.com/office/drawing/2016/5/10/chartex" xmlns:cx5="http://schemas.microsoft.com/office/drawing/2016/5/11/chartex" xmlns:cx6="http://schemas.microsoft.com/office/drawing/2016/5/12/chartex" xmlns:cx7="http://schemas.microsoft.com/office/drawing/2016/5/13/chartex" xmlns:cx8="http://schemas.microsoft.com/office/drawing/2016/5/14/chartex" xmlns:mc="http://schemas.openxmlformats.org/markup-compatibility/2006" xmlns:aink="http://schemas.microsoft.com/office/drawing/2016/ink" xmlns:am3d="http://schemas.microsoft.com/office/drawing/2017/model3d" xmlns:o="urn:schemas-microsoft-com:office:office" xmlns:r="http://schemas.openxmlformats.org/officeDocument/2006/relationships" xmlns:m="http://schemas.openxmlformats.org/officeDocument/2006/math" xmlns:v="urn:schemas-microsoft-com:vml" xmlns:wp14="http://schemas.microsoft.com/office/word/2010/wordprocessingDrawing" xmlns:wp="http://schemas.openxmlformats.org/drawingml/2006/wordprocessingDrawing" xmlns:w10="urn:schemas-microsoft-com:office:word" xmlns:w="http://schemas.openxmlformats.org/wordprocessingml/2006/main" xmlns:w14="http://schemas.microsoft.com/office/word/2010/wordml" xmlns:w15="http://schemas.microsoft.com/office/word/2012/wordml" xmlns:w16cex="http://schemas.microsoft.com/office/word/2018/wordml/cex" xmlns:w16cid="http://schemas.microsoft.com/office/word/2016/wordml/cid" xmlns:w16="http://schemas.microsoft.com/office/word/2018/wordml" xmlns:w16sdtdh="http://schemas.microsoft.com/office/word/2020/wordml/sdtdatahash" xmlns:w16se="http://schemas.microsoft.com/office/word/2015/wordml/symex" xmlns:wpg="http://schemas.microsoft.com/office/word/2010/wordprocessingGroup" xmlns:wpi="http://schemas.microsoft.com/office/word/2010/wordprocessingInk" xmlns:wne="http://schemas.microsoft.com/office/word/2006/wordml" xmlns:wps="http://schemas.microsoft.com/office/word/2010/wordprocessingShape" mc:Ignorable="w14 w15 w16se w16cid w16 w16cex w16sdtdh wp14">
   <w:endnote w:type="separator" w:id="-1">
     <w:p>
       <w:r>
@@ -1559,7 +1606,7 @@
 </file>
 
 <file path=word/footer1.xml><?xml version="1.0" encoding="utf-8"?>
-<w:ftr xmlns:wpc="http://schemas.microsoft.com/office/word/2010/wordprocessingCanvas" xmlns:cx="http://schemas.microsoft.com/office/drawing/2014/chartex" xmlns:cx1="http://schemas.microsoft.com/office/drawing/2015/9/8/chartex" xmlns:cx2="http://schemas.microsoft.com/office/drawing/2015/10/21/chartex" xmlns:cx3="http://schemas.microsoft.com/office/drawing/2016/5/9/chartex" xmlns:cx4="http://schemas.microsoft.com/office/drawing/2016/5/10/chartex" xmlns:cx5="http://schemas.microsoft.com/office/drawing/2016/5/11/chartex" xmlns:cx6="http://schemas.microsoft.com/office/drawing/2016/5/12/chartex" xmlns:cx7="http://schemas.microsoft.com/office/drawing/2016/5/13/chartex" xmlns:cx8="http://schemas.microsoft.com/office/drawing/2016/5/14/chartex" xmlns:mc="http://schemas.openxmlformats.org/markup-compatibility/2006" xmlns:aink="http://schemas.microsoft.com/office/drawing/2016/ink" xmlns:am3d="http://schemas.microsoft.com/office/drawing/2017/model3d" xmlns:o="urn:schemas-microsoft-com:office:office" xmlns:oel="http://schemas.microsoft.com/office/2019/extlst" xmlns:r="http://schemas.openxmlformats.org/officeDocument/2006/relationships" xmlns:m="http://schemas.openxmlformats.org/officeDocument/2006/math" xmlns:v="urn:schemas-microsoft-com:vml" xmlns:wp14="http://schemas.microsoft.com/office/word/2010/wordprocessingDrawing" xmlns:wp="http://schemas.openxmlformats.org/drawingml/2006/wordprocessingDrawing" xmlns:w10="urn:schemas-microsoft-com:office:word" xmlns:w="http://schemas.openxmlformats.org/wordprocessingml/2006/main" xmlns:w14="http://schemas.microsoft.com/office/word/2010/wordml" xmlns:w15="http://schemas.microsoft.com/office/word/2012/wordml" xmlns:w16cex="http://schemas.microsoft.com/office/word/2018/wordml/cex" xmlns:w16cid="http://schemas.microsoft.com/office/word/2016/wordml/cid" xmlns:w16="http://schemas.microsoft.com/office/word/2018/wordml" xmlns:w16sdtdh="http://schemas.microsoft.com/office/word/2020/wordml/sdtdatahash" xmlns:w16se="http://schemas.microsoft.com/office/word/2015/wordml/symex" xmlns:wpg="http://schemas.microsoft.com/office/word/2010/wordprocessingGroup" xmlns:wpi="http://schemas.microsoft.com/office/word/2010/wordprocessingInk" xmlns:wne="http://schemas.microsoft.com/office/word/2006/wordml" xmlns:wps="http://schemas.microsoft.com/office/word/2010/wordprocessingShape" mc:Ignorable="w14 w15 w16se w16cid w16 w16cex w16sdtdh wp14">
+<w:ftr xmlns:wpc="http://schemas.microsoft.com/office/word/2010/wordprocessingCanvas" xmlns:cx="http://schemas.microsoft.com/office/drawing/2014/chartex" xmlns:cx1="http://schemas.microsoft.com/office/drawing/2015/9/8/chartex" xmlns:cx2="http://schemas.microsoft.com/office/drawing/2015/10/21/chartex" xmlns:cx3="http://schemas.microsoft.com/office/drawing/2016/5/9/chartex" xmlns:cx4="http://schemas.microsoft.com/office/drawing/2016/5/10/chartex" xmlns:cx5="http://schemas.microsoft.com/office/drawing/2016/5/11/chartex" xmlns:cx6="http://schemas.microsoft.com/office/drawing/2016/5/12/chartex" xmlns:cx7="http://schemas.microsoft.com/office/drawing/2016/5/13/chartex" xmlns:cx8="http://schemas.microsoft.com/office/drawing/2016/5/14/chartex" xmlns:mc="http://schemas.openxmlformats.org/markup-compatibility/2006" xmlns:aink="http://schemas.microsoft.com/office/drawing/2016/ink" xmlns:am3d="http://schemas.microsoft.com/office/drawing/2017/model3d" xmlns:o="urn:schemas-microsoft-com:office:office" xmlns:r="http://schemas.openxmlformats.org/officeDocument/2006/relationships" xmlns:m="http://schemas.openxmlformats.org/officeDocument/2006/math" xmlns:v="urn:schemas-microsoft-com:vml" xmlns:wp14="http://schemas.microsoft.com/office/word/2010/wordprocessingDrawing" xmlns:wp="http://schemas.openxmlformats.org/drawingml/2006/wordprocessingDrawing" xmlns:w10="urn:schemas-microsoft-com:office:word" xmlns:w="http://schemas.openxmlformats.org/wordprocessingml/2006/main" xmlns:w14="http://schemas.microsoft.com/office/word/2010/wordml" xmlns:w15="http://schemas.microsoft.com/office/word/2012/wordml" xmlns:w16cex="http://schemas.microsoft.com/office/word/2018/wordml/cex" xmlns:w16cid="http://schemas.microsoft.com/office/word/2016/wordml/cid" xmlns:w16="http://schemas.microsoft.com/office/word/2018/wordml" xmlns:w16sdtdh="http://schemas.microsoft.com/office/word/2020/wordml/sdtdatahash" xmlns:w16se="http://schemas.microsoft.com/office/word/2015/wordml/symex" xmlns:wpg="http://schemas.microsoft.com/office/word/2010/wordprocessingGroup" xmlns:wpi="http://schemas.microsoft.com/office/word/2010/wordprocessingInk" xmlns:wne="http://schemas.microsoft.com/office/word/2006/wordml" xmlns:wps="http://schemas.microsoft.com/office/word/2010/wordprocessingShape" mc:Ignorable="w14 w15 w16se w16cid w16 w16cex w16sdtdh wp14">
   <w:p>
     <w:pPr>
       <w:pStyle w:val="Footer"/>
@@ -1639,7 +1686,7 @@
 </file>
 
 <file path=word/footer2.xml><?xml version="1.0" encoding="utf-8"?>
-<w:ftr xmlns:wpc="http://schemas.microsoft.com/office/word/2010/wordprocessingCanvas" xmlns:cx="http://schemas.microsoft.com/office/drawing/2014/chartex" xmlns:cx1="http://schemas.microsoft.com/office/drawing/2015/9/8/chartex" xmlns:cx2="http://schemas.microsoft.com/office/drawing/2015/10/21/chartex" xmlns:cx3="http://schemas.microsoft.com/office/drawing/2016/5/9/chartex" xmlns:cx4="http://schemas.microsoft.com/office/drawing/2016/5/10/chartex" xmlns:cx5="http://schemas.microsoft.com/office/drawing/2016/5/11/chartex" xmlns:cx6="http://schemas.microsoft.com/office/drawing/2016/5/12/chartex" xmlns:cx7="http://schemas.microsoft.com/office/drawing/2016/5/13/chartex" xmlns:cx8="http://schemas.microsoft.com/office/drawing/2016/5/14/chartex" xmlns:mc="http://schemas.openxmlformats.org/markup-compatibility/2006" xmlns:aink="http://schemas.microsoft.com/office/drawing/2016/ink" xmlns:am3d="http://schemas.microsoft.com/office/drawing/2017/model3d" xmlns:o="urn:schemas-microsoft-com:office:office" xmlns:oel="http://schemas.microsoft.com/office/2019/extlst" xmlns:r="http://schemas.openxmlformats.org/officeDocument/2006/relationships" xmlns:m="http://schemas.openxmlformats.org/officeDocument/2006/math" xmlns:v="urn:schemas-microsoft-com:vml" xmlns:wp14="http://schemas.microsoft.com/office/word/2010/wordprocessingDrawing" xmlns:wp="http://schemas.openxmlformats.org/drawingml/2006/wordprocessingDrawing" xmlns:w10="urn:schemas-microsoft-com:office:word" xmlns:w="http://schemas.openxmlformats.org/wordprocessingml/2006/main" xmlns:w14="http://schemas.microsoft.com/office/word/2010/wordml" xmlns:w15="http://schemas.microsoft.com/office/word/2012/wordml" xmlns:w16cex="http://schemas.microsoft.com/office/word/2018/wordml/cex" xmlns:w16cid="http://schemas.microsoft.com/office/word/2016/wordml/cid" xmlns:w16="http://schemas.microsoft.com/office/word/2018/wordml" xmlns:w16sdtdh="http://schemas.microsoft.com/office/word/2020/wordml/sdtdatahash" xmlns:w16se="http://schemas.microsoft.com/office/word/2015/wordml/symex" xmlns:wpg="http://schemas.microsoft.com/office/word/2010/wordprocessingGroup" xmlns:wpi="http://schemas.microsoft.com/office/word/2010/wordprocessingInk" xmlns:wne="http://schemas.microsoft.com/office/word/2006/wordml" xmlns:wps="http://schemas.microsoft.com/office/word/2010/wordprocessingShape" mc:Ignorable="w14 w15 w16se w16cid w16 w16cex w16sdtdh wp14">
+<w:ftr xmlns:wpc="http://schemas.microsoft.com/office/word/2010/wordprocessingCanvas" xmlns:cx="http://schemas.microsoft.com/office/drawing/2014/chartex" xmlns:cx1="http://schemas.microsoft.com/office/drawing/2015/9/8/chartex" xmlns:cx2="http://schemas.microsoft.com/office/drawing/2015/10/21/chartex" xmlns:cx3="http://schemas.microsoft.com/office/drawing/2016/5/9/chartex" xmlns:cx4="http://schemas.microsoft.com/office/drawing/2016/5/10/chartex" xmlns:cx5="http://schemas.microsoft.com/office/drawing/2016/5/11/chartex" xmlns:cx6="http://schemas.microsoft.com/office/drawing/2016/5/12/chartex" xmlns:cx7="http://schemas.microsoft.com/office/drawing/2016/5/13/chartex" xmlns:cx8="http://schemas.microsoft.com/office/drawing/2016/5/14/chartex" xmlns:mc="http://schemas.openxmlformats.org/markup-compatibility/2006" xmlns:aink="http://schemas.microsoft.com/office/drawing/2016/ink" xmlns:am3d="http://schemas.microsoft.com/office/drawing/2017/model3d" xmlns:o="urn:schemas-microsoft-com:office:office" xmlns:r="http://schemas.openxmlformats.org/officeDocument/2006/relationships" xmlns:m="http://schemas.openxmlformats.org/officeDocument/2006/math" xmlns:v="urn:schemas-microsoft-com:vml" xmlns:wp14="http://schemas.microsoft.com/office/word/2010/wordprocessingDrawing" xmlns:wp="http://schemas.openxmlformats.org/drawingml/2006/wordprocessingDrawing" xmlns:w10="urn:schemas-microsoft-com:office:word" xmlns:w="http://schemas.openxmlformats.org/wordprocessingml/2006/main" xmlns:w14="http://schemas.microsoft.com/office/word/2010/wordml" xmlns:w15="http://schemas.microsoft.com/office/word/2012/wordml" xmlns:w16cex="http://schemas.microsoft.com/office/word/2018/wordml/cex" xmlns:w16cid="http://schemas.microsoft.com/office/word/2016/wordml/cid" xmlns:w16="http://schemas.microsoft.com/office/word/2018/wordml" xmlns:w16sdtdh="http://schemas.microsoft.com/office/word/2020/wordml/sdtdatahash" xmlns:w16se="http://schemas.microsoft.com/office/word/2015/wordml/symex" xmlns:wpg="http://schemas.microsoft.com/office/word/2010/wordprocessingGroup" xmlns:wpi="http://schemas.microsoft.com/office/word/2010/wordprocessingInk" xmlns:wne="http://schemas.microsoft.com/office/word/2006/wordml" xmlns:wps="http://schemas.microsoft.com/office/word/2010/wordprocessingShape" mc:Ignorable="w14 w15 w16se w16cid w16 w16cex w16sdtdh wp14">
   <w:p>
     <w:pPr>
       <w:pStyle w:val="Footer"/>
@@ -1815,7 +1862,7 @@
 </file>
 
 <file path=word/footer3.xml><?xml version="1.0" encoding="utf-8"?>
-<w:ftr xmlns:wpc="http://schemas.microsoft.com/office/word/2010/wordprocessingCanvas" xmlns:cx="http://schemas.microsoft.com/office/drawing/2014/chartex" xmlns:cx1="http://schemas.microsoft.com/office/drawing/2015/9/8/chartex" xmlns:cx2="http://schemas.microsoft.com/office/drawing/2015/10/21/chartex" xmlns:cx3="http://schemas.microsoft.com/office/drawing/2016/5/9/chartex" xmlns:cx4="http://schemas.microsoft.com/office/drawing/2016/5/10/chartex" xmlns:cx5="http://schemas.microsoft.com/office/drawing/2016/5/11/chartex" xmlns:cx6="http://schemas.microsoft.com/office/drawing/2016/5/12/chartex" xmlns:cx7="http://schemas.microsoft.com/office/drawing/2016/5/13/chartex" xmlns:cx8="http://schemas.microsoft.com/office/drawing/2016/5/14/chartex" xmlns:mc="http://schemas.openxmlformats.org/markup-compatibility/2006" xmlns:aink="http://schemas.microsoft.com/office/drawing/2016/ink" xmlns:am3d="http://schemas.microsoft.com/office/drawing/2017/model3d" xmlns:o="urn:schemas-microsoft-com:office:office" xmlns:oel="http://schemas.microsoft.com/office/2019/extlst" xmlns:r="http://schemas.openxmlformats.org/officeDocument/2006/relationships" xmlns:m="http://schemas.openxmlformats.org/officeDocument/2006/math" xmlns:v="urn:schemas-microsoft-com:vml" xmlns:wp14="http://schemas.microsoft.com/office/word/2010/wordprocessingDrawing" xmlns:wp="http://schemas.openxmlformats.org/drawingml/2006/wordprocessingDrawing" xmlns:w10="urn:schemas-microsoft-com:office:word" xmlns:w="http://schemas.openxmlformats.org/wordprocessingml/2006/main" xmlns:w14="http://schemas.microsoft.com/office/word/2010/wordml" xmlns:w15="http://schemas.microsoft.com/office/word/2012/wordml" xmlns:w16cex="http://schemas.microsoft.com/office/word/2018/wordml/cex" xmlns:w16cid="http://schemas.microsoft.com/office/word/2016/wordml/cid" xmlns:w16="http://schemas.microsoft.com/office/word/2018/wordml" xmlns:w16sdtdh="http://schemas.microsoft.com/office/word/2020/wordml/sdtdatahash" xmlns:w16se="http://schemas.microsoft.com/office/word/2015/wordml/symex" xmlns:wpg="http://schemas.microsoft.com/office/word/2010/wordprocessingGroup" xmlns:wpi="http://schemas.microsoft.com/office/word/2010/wordprocessingInk" xmlns:wne="http://schemas.microsoft.com/office/word/2006/wordml" xmlns:wps="http://schemas.microsoft.com/office/word/2010/wordprocessingShape" mc:Ignorable="w14 w15 w16se w16cid w16 w16cex w16sdtdh wp14">
+<w:ftr xmlns:wpc="http://schemas.microsoft.com/office/word/2010/wordprocessingCanvas" xmlns:cx="http://schemas.microsoft.com/office/drawing/2014/chartex" xmlns:cx1="http://schemas.microsoft.com/office/drawing/2015/9/8/chartex" xmlns:cx2="http://schemas.microsoft.com/office/drawing/2015/10/21/chartex" xmlns:cx3="http://schemas.microsoft.com/office/drawing/2016/5/9/chartex" xmlns:cx4="http://schemas.microsoft.com/office/drawing/2016/5/10/chartex" xmlns:cx5="http://schemas.microsoft.com/office/drawing/2016/5/11/chartex" xmlns:cx6="http://schemas.microsoft.com/office/drawing/2016/5/12/chartex" xmlns:cx7="http://schemas.microsoft.com/office/drawing/2016/5/13/chartex" xmlns:cx8="http://schemas.microsoft.com/office/drawing/2016/5/14/chartex" xmlns:mc="http://schemas.openxmlformats.org/markup-compatibility/2006" xmlns:aink="http://schemas.microsoft.com/office/drawing/2016/ink" xmlns:am3d="http://schemas.microsoft.com/office/drawing/2017/model3d" xmlns:o="urn:schemas-microsoft-com:office:office" xmlns:r="http://schemas.openxmlformats.org/officeDocument/2006/relationships" xmlns:m="http://schemas.openxmlformats.org/officeDocument/2006/math" xmlns:v="urn:schemas-microsoft-com:vml" xmlns:wp14="http://schemas.microsoft.com/office/word/2010/wordprocessingDrawing" xmlns:wp="http://schemas.openxmlformats.org/drawingml/2006/wordprocessingDrawing" xmlns:w10="urn:schemas-microsoft-com:office:word" xmlns:w="http://schemas.openxmlformats.org/wordprocessingml/2006/main" xmlns:w14="http://schemas.microsoft.com/office/word/2010/wordml" xmlns:w15="http://schemas.microsoft.com/office/word/2012/wordml" xmlns:w16cex="http://schemas.microsoft.com/office/word/2018/wordml/cex" xmlns:w16cid="http://schemas.microsoft.com/office/word/2016/wordml/cid" xmlns:w16="http://schemas.microsoft.com/office/word/2018/wordml" xmlns:w16sdtdh="http://schemas.microsoft.com/office/word/2020/wordml/sdtdatahash" xmlns:w16se="http://schemas.microsoft.com/office/word/2015/wordml/symex" xmlns:wpg="http://schemas.microsoft.com/office/word/2010/wordprocessingGroup" xmlns:wpi="http://schemas.microsoft.com/office/word/2010/wordprocessingInk" xmlns:wne="http://schemas.microsoft.com/office/word/2006/wordml" xmlns:wps="http://schemas.microsoft.com/office/word/2010/wordprocessingShape" mc:Ignorable="w14 w15 w16se w16cid w16 w16cex w16sdtdh wp14">
   <w:p>
     <w:pPr>
       <w:pStyle w:val="Footer"/>
@@ -1825,7 +1872,7 @@
 </file>
 
 <file path=word/footnotes.xml><?xml version="1.0" encoding="utf-8"?>
-<w:footnotes xmlns:wpc="http://schemas.microsoft.com/office/word/2010/wordprocessingCanvas" xmlns:cx="http://schemas.microsoft.com/office/drawing/2014/chartex" xmlns:cx1="http://schemas.microsoft.com/office/drawing/2015/9/8/chartex" xmlns:cx2="http://schemas.microsoft.com/office/drawing/2015/10/21/chartex" xmlns:cx3="http://schemas.microsoft.com/office/drawing/2016/5/9/chartex" xmlns:cx4="http://schemas.microsoft.com/office/drawing/2016/5/10/chartex" xmlns:cx5="http://schemas.microsoft.com/office/drawing/2016/5/11/chartex" xmlns:cx6="http://schemas.microsoft.com/office/drawing/2016/5/12/chartex" xmlns:cx7="http://schemas.microsoft.com/office/drawing/2016/5/13/chartex" xmlns:cx8="http://schemas.microsoft.com/office/drawing/2016/5/14/chartex" xmlns:mc="http://schemas.openxmlformats.org/markup-compatibility/2006" xmlns:aink="http://schemas.microsoft.com/office/drawing/2016/ink" xmlns:am3d="http://schemas.microsoft.com/office/drawing/2017/model3d" xmlns:o="urn:schemas-microsoft-com:office:office" xmlns:oel="http://schemas.microsoft.com/office/2019/extlst" xmlns:r="http://schemas.openxmlformats.org/officeDocument/2006/relationships" xmlns:m="http://schemas.openxmlformats.org/officeDocument/2006/math" xmlns:v="urn:schemas-microsoft-com:vml" xmlns:wp14="http://schemas.microsoft.com/office/word/2010/wordprocessingDrawing" xmlns:wp="http://schemas.openxmlformats.org/drawingml/2006/wordprocessingDrawing" xmlns:w10="urn:schemas-microsoft-com:office:word" xmlns:w="http://schemas.openxmlformats.org/wordprocessingml/2006/main" xmlns:w14="http://schemas.microsoft.com/office/word/2010/wordml" xmlns:w15="http://schemas.microsoft.com/office/word/2012/wordml" xmlns:w16cex="http://schemas.microsoft.com/office/word/2018/wordml/cex" xmlns:w16cid="http://schemas.microsoft.com/office/word/2016/wordml/cid" xmlns:w16="http://schemas.microsoft.com/office/word/2018/wordml" xmlns:w16sdtdh="http://schemas.microsoft.com/office/word/2020/wordml/sdtdatahash" xmlns:w16se="http://schemas.microsoft.com/office/word/2015/wordml/symex" xmlns:wpg="http://schemas.microsoft.com/office/word/2010/wordprocessingGroup" xmlns:wpi="http://schemas.microsoft.com/office/word/2010/wordprocessingInk" xmlns:wne="http://schemas.microsoft.com/office/word/2006/wordml" xmlns:wps="http://schemas.microsoft.com/office/word/2010/wordprocessingShape" mc:Ignorable="w14 w15 w16se w16cid w16 w16cex w16sdtdh wp14">
+<w:footnotes xmlns:wpc="http://schemas.microsoft.com/office/word/2010/wordprocessingCanvas" xmlns:cx="http://schemas.microsoft.com/office/drawing/2014/chartex" xmlns:cx1="http://schemas.microsoft.com/office/drawing/2015/9/8/chartex" xmlns:cx2="http://schemas.microsoft.com/office/drawing/2015/10/21/chartex" xmlns:cx3="http://schemas.microsoft.com/office/drawing/2016/5/9/chartex" xmlns:cx4="http://schemas.microsoft.com/office/drawing/2016/5/10/chartex" xmlns:cx5="http://schemas.microsoft.com/office/drawing/2016/5/11/chartex" xmlns:cx6="http://schemas.microsoft.com/office/drawing/2016/5/12/chartex" xmlns:cx7="http://schemas.microsoft.com/office/drawing/2016/5/13/chartex" xmlns:cx8="http://schemas.microsoft.com/office/drawing/2016/5/14/chartex" xmlns:mc="http://schemas.openxmlformats.org/markup-compatibility/2006" xmlns:aink="http://schemas.microsoft.com/office/drawing/2016/ink" xmlns:am3d="http://schemas.microsoft.com/office/drawing/2017/model3d" xmlns:o="urn:schemas-microsoft-com:office:office" xmlns:r="http://schemas.openxmlformats.org/officeDocument/2006/relationships" xmlns:m="http://schemas.openxmlformats.org/officeDocument/2006/math" xmlns:v="urn:schemas-microsoft-com:vml" xmlns:wp14="http://schemas.microsoft.com/office/word/2010/wordprocessingDrawing" xmlns:wp="http://schemas.openxmlformats.org/drawingml/2006/wordprocessingDrawing" xmlns:w10="urn:schemas-microsoft-com:office:word" xmlns:w="http://schemas.openxmlformats.org/wordprocessingml/2006/main" xmlns:w14="http://schemas.microsoft.com/office/word/2010/wordml" xmlns:w15="http://schemas.microsoft.com/office/word/2012/wordml" xmlns:w16cex="http://schemas.microsoft.com/office/word/2018/wordml/cex" xmlns:w16cid="http://schemas.microsoft.com/office/word/2016/wordml/cid" xmlns:w16="http://schemas.microsoft.com/office/word/2018/wordml" xmlns:w16sdtdh="http://schemas.microsoft.com/office/word/2020/wordml/sdtdatahash" xmlns:w16se="http://schemas.microsoft.com/office/word/2015/wordml/symex" xmlns:wpg="http://schemas.microsoft.com/office/word/2010/wordprocessingGroup" xmlns:wpi="http://schemas.microsoft.com/office/word/2010/wordprocessingInk" xmlns:wne="http://schemas.microsoft.com/office/word/2006/wordml" xmlns:wps="http://schemas.microsoft.com/office/word/2010/wordprocessingShape" mc:Ignorable="w14 w15 w16se w16cid w16 w16cex w16sdtdh wp14">
   <w:footnote w:type="separator" w:id="-1">
     <w:p>
       <w:r>
@@ -1844,7 +1891,7 @@
 </file>
 
 <file path=word/header1.xml><?xml version="1.0" encoding="utf-8"?>
-<w:hdr xmlns:wpc="http://schemas.microsoft.com/office/word/2010/wordprocessingCanvas" xmlns:cx="http://schemas.microsoft.com/office/drawing/2014/chartex" xmlns:cx1="http://schemas.microsoft.com/office/drawing/2015/9/8/chartex" xmlns:cx2="http://schemas.microsoft.com/office/drawing/2015/10/21/chartex" xmlns:cx3="http://schemas.microsoft.com/office/drawing/2016/5/9/chartex" xmlns:cx4="http://schemas.microsoft.com/office/drawing/2016/5/10/chartex" xmlns:cx5="http://schemas.microsoft.com/office/drawing/2016/5/11/chartex" xmlns:cx6="http://schemas.microsoft.com/office/drawing/2016/5/12/chartex" xmlns:cx7="http://schemas.microsoft.com/office/drawing/2016/5/13/chartex" xmlns:cx8="http://schemas.microsoft.com/office/drawing/2016/5/14/chartex" xmlns:mc="http://schemas.openxmlformats.org/markup-compatibility/2006" xmlns:aink="http://schemas.microsoft.com/office/drawing/2016/ink" xmlns:am3d="http://schemas.microsoft.com/office/drawing/2017/model3d" xmlns:o="urn:schemas-microsoft-com:office:office" xmlns:oel="http://schemas.microsoft.com/office/2019/extlst" xmlns:r="http://schemas.openxmlformats.org/officeDocument/2006/relationships" xmlns:m="http://schemas.openxmlformats.org/officeDocument/2006/math" xmlns:v="urn:schemas-microsoft-com:vml" xmlns:wp14="http://schemas.microsoft.com/office/word/2010/wordprocessingDrawing" xmlns:wp="http://schemas.openxmlformats.org/drawingml/2006/wordprocessingDrawing" xmlns:w10="urn:schemas-microsoft-com:office:word" xmlns:w="http://schemas.openxmlformats.org/wordprocessingml/2006/main" xmlns:w14="http://schemas.microsoft.com/office/word/2010/wordml" xmlns:w15="http://schemas.microsoft.com/office/word/2012/wordml" xmlns:w16cex="http://schemas.microsoft.com/office/word/2018/wordml/cex" xmlns:w16cid="http://schemas.microsoft.com/office/word/2016/wordml/cid" xmlns:w16="http://schemas.microsoft.com/office/word/2018/wordml" xmlns:w16sdtdh="http://schemas.microsoft.com/office/word/2020/wordml/sdtdatahash" xmlns:w16se="http://schemas.microsoft.com/office/word/2015/wordml/symex" xmlns:wpg="http://schemas.microsoft.com/office/word/2010/wordprocessingGroup" xmlns:wpi="http://schemas.microsoft.com/office/word/2010/wordprocessingInk" xmlns:wne="http://schemas.microsoft.com/office/word/2006/wordml" xmlns:wps="http://schemas.microsoft.com/office/word/2010/wordprocessingShape" mc:Ignorable="w14 w15 w16se w16cid w16 w16cex w16sdtdh wp14">
+<w:hdr xmlns:wpc="http://schemas.microsoft.com/office/word/2010/wordprocessingCanvas" xmlns:cx="http://schemas.microsoft.com/office/drawing/2014/chartex" xmlns:cx1="http://schemas.microsoft.com/office/drawing/2015/9/8/chartex" xmlns:cx2="http://schemas.microsoft.com/office/drawing/2015/10/21/chartex" xmlns:cx3="http://schemas.microsoft.com/office/drawing/2016/5/9/chartex" xmlns:cx4="http://schemas.microsoft.com/office/drawing/2016/5/10/chartex" xmlns:cx5="http://schemas.microsoft.com/office/drawing/2016/5/11/chartex" xmlns:cx6="http://schemas.microsoft.com/office/drawing/2016/5/12/chartex" xmlns:cx7="http://schemas.microsoft.com/office/drawing/2016/5/13/chartex" xmlns:cx8="http://schemas.microsoft.com/office/drawing/2016/5/14/chartex" xmlns:mc="http://schemas.openxmlformats.org/markup-compatibility/2006" xmlns:aink="http://schemas.microsoft.com/office/drawing/2016/ink" xmlns:am3d="http://schemas.microsoft.com/office/drawing/2017/model3d" xmlns:o="urn:schemas-microsoft-com:office:office" xmlns:r="http://schemas.openxmlformats.org/officeDocument/2006/relationships" xmlns:m="http://schemas.openxmlformats.org/officeDocument/2006/math" xmlns:v="urn:schemas-microsoft-com:vml" xmlns:wp14="http://schemas.microsoft.com/office/word/2010/wordprocessingDrawing" xmlns:wp="http://schemas.openxmlformats.org/drawingml/2006/wordprocessingDrawing" xmlns:w10="urn:schemas-microsoft-com:office:word" xmlns:w="http://schemas.openxmlformats.org/wordprocessingml/2006/main" xmlns:w14="http://schemas.microsoft.com/office/word/2010/wordml" xmlns:w15="http://schemas.microsoft.com/office/word/2012/wordml" xmlns:w16cex="http://schemas.microsoft.com/office/word/2018/wordml/cex" xmlns:w16cid="http://schemas.microsoft.com/office/word/2016/wordml/cid" xmlns:w16="http://schemas.microsoft.com/office/word/2018/wordml" xmlns:w16sdtdh="http://schemas.microsoft.com/office/word/2020/wordml/sdtdatahash" xmlns:w16se="http://schemas.microsoft.com/office/word/2015/wordml/symex" xmlns:wpg="http://schemas.microsoft.com/office/word/2010/wordprocessingGroup" xmlns:wpi="http://schemas.microsoft.com/office/word/2010/wordprocessingInk" xmlns:wne="http://schemas.microsoft.com/office/word/2006/wordml" xmlns:wps="http://schemas.microsoft.com/office/word/2010/wordprocessingShape" mc:Ignorable="w14 w15 w16se w16cid w16 w16cex w16sdtdh wp14">
   <w:p>
     <w:pPr>
       <w:pStyle w:val="Header"/>
@@ -1854,7 +1901,7 @@
 </file>
 
 <file path=word/header2.xml><?xml version="1.0" encoding="utf-8"?>
-<w:hdr xmlns:wpc="http://schemas.microsoft.com/office/word/2010/wordprocessingCanvas" xmlns:cx="http://schemas.microsoft.com/office/drawing/2014/chartex" xmlns:cx1="http://schemas.microsoft.com/office/drawing/2015/9/8/chartex" xmlns:cx2="http://schemas.microsoft.com/office/drawing/2015/10/21/chartex" xmlns:cx3="http://schemas.microsoft.com/office/drawing/2016/5/9/chartex" xmlns:cx4="http://schemas.microsoft.com/office/drawing/2016/5/10/chartex" xmlns:cx5="http://schemas.microsoft.com/office/drawing/2016/5/11/chartex" xmlns:cx6="http://schemas.microsoft.com/office/drawing/2016/5/12/chartex" xmlns:cx7="http://schemas.microsoft.com/office/drawing/2016/5/13/chartex" xmlns:cx8="http://schemas.microsoft.com/office/drawing/2016/5/14/chartex" xmlns:mc="http://schemas.openxmlformats.org/markup-compatibility/2006" xmlns:aink="http://schemas.microsoft.com/office/drawing/2016/ink" xmlns:am3d="http://schemas.microsoft.com/office/drawing/2017/model3d" xmlns:o="urn:schemas-microsoft-com:office:office" xmlns:oel="http://schemas.microsoft.com/office/2019/extlst" xmlns:r="http://schemas.openxmlformats.org/officeDocument/2006/relationships" xmlns:m="http://schemas.openxmlformats.org/officeDocument/2006/math" xmlns:v="urn:schemas-microsoft-com:vml" xmlns:wp14="http://schemas.microsoft.com/office/word/2010/wordprocessingDrawing" xmlns:wp="http://schemas.openxmlformats.org/drawingml/2006/wordprocessingDrawing" xmlns:w10="urn:schemas-microsoft-com:office:word" xmlns:w="http://schemas.openxmlformats.org/wordprocessingml/2006/main" xmlns:w14="http://schemas.microsoft.com/office/word/2010/wordml" xmlns:w15="http://schemas.microsoft.com/office/word/2012/wordml" xmlns:w16cex="http://schemas.microsoft.com/office/word/2018/wordml/cex" xmlns:w16cid="http://schemas.microsoft.com/office/word/2016/wordml/cid" xmlns:w16="http://schemas.microsoft.com/office/word/2018/wordml" xmlns:w16sdtdh="http://schemas.microsoft.com/office/word/2020/wordml/sdtdatahash" xmlns:w16se="http://schemas.microsoft.com/office/word/2015/wordml/symex" xmlns:wpg="http://schemas.microsoft.com/office/word/2010/wordprocessingGroup" xmlns:wpi="http://schemas.microsoft.com/office/word/2010/wordprocessingInk" xmlns:wne="http://schemas.microsoft.com/office/word/2006/wordml" xmlns:wps="http://schemas.microsoft.com/office/word/2010/wordprocessingShape" mc:Ignorable="w14 w15 w16se w16cid w16 w16cex w16sdtdh wp14">
+<w:hdr xmlns:wpc="http://schemas.microsoft.com/office/word/2010/wordprocessingCanvas" xmlns:cx="http://schemas.microsoft.com/office/drawing/2014/chartex" xmlns:cx1="http://schemas.microsoft.com/office/drawing/2015/9/8/chartex" xmlns:cx2="http://schemas.microsoft.com/office/drawing/2015/10/21/chartex" xmlns:cx3="http://schemas.microsoft.com/office/drawing/2016/5/9/chartex" xmlns:cx4="http://schemas.microsoft.com/office/drawing/2016/5/10/chartex" xmlns:cx5="http://schemas.microsoft.com/office/drawing/2016/5/11/chartex" xmlns:cx6="http://schemas.microsoft.com/office/drawing/2016/5/12/chartex" xmlns:cx7="http://schemas.microsoft.com/office/drawing/2016/5/13/chartex" xmlns:cx8="http://schemas.microsoft.com/office/drawing/2016/5/14/chartex" xmlns:mc="http://schemas.openxmlformats.org/markup-compatibility/2006" xmlns:aink="http://schemas.microsoft.com/office/drawing/2016/ink" xmlns:am3d="http://schemas.microsoft.com/office/drawing/2017/model3d" xmlns:o="urn:schemas-microsoft-com:office:office" xmlns:r="http://schemas.openxmlformats.org/officeDocument/2006/relationships" xmlns:m="http://schemas.openxmlformats.org/officeDocument/2006/math" xmlns:v="urn:schemas-microsoft-com:vml" xmlns:wp14="http://schemas.microsoft.com/office/word/2010/wordprocessingDrawing" xmlns:wp="http://schemas.openxmlformats.org/drawingml/2006/wordprocessingDrawing" xmlns:w10="urn:schemas-microsoft-com:office:word" xmlns:w="http://schemas.openxmlformats.org/wordprocessingml/2006/main" xmlns:w14="http://schemas.microsoft.com/office/word/2010/wordml" xmlns:w15="http://schemas.microsoft.com/office/word/2012/wordml" xmlns:w16cex="http://schemas.microsoft.com/office/word/2018/wordml/cex" xmlns:w16cid="http://schemas.microsoft.com/office/word/2016/wordml/cid" xmlns:w16="http://schemas.microsoft.com/office/word/2018/wordml" xmlns:w16sdtdh="http://schemas.microsoft.com/office/word/2020/wordml/sdtdatahash" xmlns:w16se="http://schemas.microsoft.com/office/word/2015/wordml/symex" xmlns:wpg="http://schemas.microsoft.com/office/word/2010/wordprocessingGroup" xmlns:wpi="http://schemas.microsoft.com/office/word/2010/wordprocessingInk" xmlns:wne="http://schemas.microsoft.com/office/word/2006/wordml" xmlns:wps="http://schemas.microsoft.com/office/word/2010/wordprocessingShape" mc:Ignorable="w14 w15 w16se w16cid w16 w16cex w16sdtdh wp14">
   <w:p>
     <w:pPr>
       <w:pStyle w:val="Header"/>
@@ -1864,7 +1911,7 @@
 </file>
 
 <file path=word/header3.xml><?xml version="1.0" encoding="utf-8"?>
-<w:hdr xmlns:wpc="http://schemas.microsoft.com/office/word/2010/wordprocessingCanvas" xmlns:cx="http://schemas.microsoft.com/office/drawing/2014/chartex" xmlns:cx1="http://schemas.microsoft.com/office/drawing/2015/9/8/chartex" xmlns:cx2="http://schemas.microsoft.com/office/drawing/2015/10/21/chartex" xmlns:cx3="http://schemas.microsoft.com/office/drawing/2016/5/9/chartex" xmlns:cx4="http://schemas.microsoft.com/office/drawing/2016/5/10/chartex" xmlns:cx5="http://schemas.microsoft.com/office/drawing/2016/5/11/chartex" xmlns:cx6="http://schemas.microsoft.com/office/drawing/2016/5/12/chartex" xmlns:cx7="http://schemas.microsoft.com/office/drawing/2016/5/13/chartex" xmlns:cx8="http://schemas.microsoft.com/office/drawing/2016/5/14/chartex" xmlns:mc="http://schemas.openxmlformats.org/markup-compatibility/2006" xmlns:aink="http://schemas.microsoft.com/office/drawing/2016/ink" xmlns:am3d="http://schemas.microsoft.com/office/drawing/2017/model3d" xmlns:o="urn:schemas-microsoft-com:office:office" xmlns:oel="http://schemas.microsoft.com/office/2019/extlst" xmlns:r="http://schemas.openxmlformats.org/officeDocument/2006/relationships" xmlns:m="http://schemas.openxmlformats.org/officeDocument/2006/math" xmlns:v="urn:schemas-microsoft-com:vml" xmlns:wp14="http://schemas.microsoft.com/office/word/2010/wordprocessingDrawing" xmlns:wp="http://schemas.openxmlformats.org/drawingml/2006/wordprocessingDrawing" xmlns:w10="urn:schemas-microsoft-com:office:word" xmlns:w="http://schemas.openxmlformats.org/wordprocessingml/2006/main" xmlns:w14="http://schemas.microsoft.com/office/word/2010/wordml" xmlns:w15="http://schemas.microsoft.com/office/word/2012/wordml" xmlns:w16cex="http://schemas.microsoft.com/office/word/2018/wordml/cex" xmlns:w16cid="http://schemas.microsoft.com/office/word/2016/wordml/cid" xmlns:w16="http://schemas.microsoft.com/office/word/2018/wordml" xmlns:w16sdtdh="http://schemas.microsoft.com/office/word/2020/wordml/sdtdatahash" xmlns:w16se="http://schemas.microsoft.com/office/word/2015/wordml/symex" xmlns:wpg="http://schemas.microsoft.com/office/word/2010/wordprocessingGroup" xmlns:wpi="http://schemas.microsoft.com/office/word/2010/wordprocessingInk" xmlns:wne="http://schemas.microsoft.com/office/word/2006/wordml" xmlns:wps="http://schemas.microsoft.com/office/word/2010/wordprocessingShape" mc:Ignorable="w14 w15 w16se w16cid w16 w16cex w16sdtdh wp14">
+<w:hdr xmlns:wpc="http://schemas.microsoft.com/office/word/2010/wordprocessingCanvas" xmlns:cx="http://schemas.microsoft.com/office/drawing/2014/chartex" xmlns:cx1="http://schemas.microsoft.com/office/drawing/2015/9/8/chartex" xmlns:cx2="http://schemas.microsoft.com/office/drawing/2015/10/21/chartex" xmlns:cx3="http://schemas.microsoft.com/office/drawing/2016/5/9/chartex" xmlns:cx4="http://schemas.microsoft.com/office/drawing/2016/5/10/chartex" xmlns:cx5="http://schemas.microsoft.com/office/drawing/2016/5/11/chartex" xmlns:cx6="http://schemas.microsoft.com/office/drawing/2016/5/12/chartex" xmlns:cx7="http://schemas.microsoft.com/office/drawing/2016/5/13/chartex" xmlns:cx8="http://schemas.microsoft.com/office/drawing/2016/5/14/chartex" xmlns:mc="http://schemas.openxmlformats.org/markup-compatibility/2006" xmlns:aink="http://schemas.microsoft.com/office/drawing/2016/ink" xmlns:am3d="http://schemas.microsoft.com/office/drawing/2017/model3d" xmlns:o="urn:schemas-microsoft-com:office:office" xmlns:r="http://schemas.openxmlformats.org/officeDocument/2006/relationships" xmlns:m="http://schemas.openxmlformats.org/officeDocument/2006/math" xmlns:v="urn:schemas-microsoft-com:vml" xmlns:wp14="http://schemas.microsoft.com/office/word/2010/wordprocessingDrawing" xmlns:wp="http://schemas.openxmlformats.org/drawingml/2006/wordprocessingDrawing" xmlns:w10="urn:schemas-microsoft-com:office:word" xmlns:w="http://schemas.openxmlformats.org/wordprocessingml/2006/main" xmlns:w14="http://schemas.microsoft.com/office/word/2010/wordml" xmlns:w15="http://schemas.microsoft.com/office/word/2012/wordml" xmlns:w16cex="http://schemas.microsoft.com/office/word/2018/wordml/cex" xmlns:w16cid="http://schemas.microsoft.com/office/word/2016/wordml/cid" xmlns:w16="http://schemas.microsoft.com/office/word/2018/wordml" xmlns:w16sdtdh="http://schemas.microsoft.com/office/word/2020/wordml/sdtdatahash" xmlns:w16se="http://schemas.microsoft.com/office/word/2015/wordml/symex" xmlns:wpg="http://schemas.microsoft.com/office/word/2010/wordprocessingGroup" xmlns:wpi="http://schemas.microsoft.com/office/word/2010/wordprocessingInk" xmlns:wne="http://schemas.microsoft.com/office/word/2006/wordml" xmlns:wps="http://schemas.microsoft.com/office/word/2010/wordprocessingShape" mc:Ignorable="w14 w15 w16se w16cid w16 w16cex w16sdtdh wp14">
   <w:p>
     <w:pPr>
       <w:pStyle w:val="Header"/>
@@ -1874,7 +1921,7 @@
 </file>
 
 <file path=word/numbering.xml><?xml version="1.0" encoding="utf-8"?>
-<w:numbering xmlns:wpc="http://schemas.microsoft.com/office/word/2010/wordprocessingCanvas" xmlns:cx="http://schemas.microsoft.com/office/drawing/2014/chartex" xmlns:cx1="http://schemas.microsoft.com/office/drawing/2015/9/8/chartex" xmlns:cx2="http://schemas.microsoft.com/office/drawing/2015/10/21/chartex" xmlns:cx3="http://schemas.microsoft.com/office/drawing/2016/5/9/chartex" xmlns:cx4="http://schemas.microsoft.com/office/drawing/2016/5/10/chartex" xmlns:cx5="http://schemas.microsoft.com/office/drawing/2016/5/11/chartex" xmlns:cx6="http://schemas.microsoft.com/office/drawing/2016/5/12/chartex" xmlns:cx7="http://schemas.microsoft.com/office/drawing/2016/5/13/chartex" xmlns:cx8="http://schemas.microsoft.com/office/drawing/2016/5/14/chartex" xmlns:mc="http://schemas.openxmlformats.org/markup-compatibility/2006" xmlns:aink="http://schemas.microsoft.com/office/drawing/2016/ink" xmlns:am3d="http://schemas.microsoft.com/office/drawing/2017/model3d" xmlns:o="urn:schemas-microsoft-com:office:office" xmlns:oel="http://schemas.microsoft.com/office/2019/extlst" xmlns:r="http://schemas.openxmlformats.org/officeDocument/2006/relationships" xmlns:m="http://schemas.openxmlformats.org/officeDocument/2006/math" xmlns:v="urn:schemas-microsoft-com:vml" xmlns:wp14="http://schemas.microsoft.com/office/word/2010/wordprocessingDrawing" xmlns:wp="http://schemas.openxmlformats.org/drawingml/2006/wordprocessingDrawing" xmlns:w10="urn:schemas-microsoft-com:office:word" xmlns:w="http://schemas.openxmlformats.org/wordprocessingml/2006/main" xmlns:w14="http://schemas.microsoft.com/office/word/2010/wordml" xmlns:w15="http://schemas.microsoft.com/office/word/2012/wordml" xmlns:w16cex="http://schemas.microsoft.com/office/word/2018/wordml/cex" xmlns:w16cid="http://schemas.microsoft.com/office/word/2016/wordml/cid" xmlns:w16="http://schemas.microsoft.com/office/word/2018/wordml" xmlns:w16sdtdh="http://schemas.microsoft.com/office/word/2020/wordml/sdtdatahash" xmlns:w16se="http://schemas.microsoft.com/office/word/2015/wordml/symex" xmlns:wpg="http://schemas.microsoft.com/office/word/2010/wordprocessingGroup" xmlns:wpi="http://schemas.microsoft.com/office/word/2010/wordprocessingInk" xmlns:wne="http://schemas.microsoft.com/office/word/2006/wordml" xmlns:wps="http://schemas.microsoft.com/office/word/2010/wordprocessingShape" mc:Ignorable="w14 w15 w16se w16cid w16 w16cex w16sdtdh wp14">
+<w:numbering xmlns:wpc="http://schemas.microsoft.com/office/word/2010/wordprocessingCanvas" xmlns:cx="http://schemas.microsoft.com/office/drawing/2014/chartex" xmlns:cx1="http://schemas.microsoft.com/office/drawing/2015/9/8/chartex" xmlns:cx2="http://schemas.microsoft.com/office/drawing/2015/10/21/chartex" xmlns:cx3="http://schemas.microsoft.com/office/drawing/2016/5/9/chartex" xmlns:cx4="http://schemas.microsoft.com/office/drawing/2016/5/10/chartex" xmlns:cx5="http://schemas.microsoft.com/office/drawing/2016/5/11/chartex" xmlns:cx6="http://schemas.microsoft.com/office/drawing/2016/5/12/chartex" xmlns:cx7="http://schemas.microsoft.com/office/drawing/2016/5/13/chartex" xmlns:cx8="http://schemas.microsoft.com/office/drawing/2016/5/14/chartex" xmlns:mc="http://schemas.openxmlformats.org/markup-compatibility/2006" xmlns:aink="http://schemas.microsoft.com/office/drawing/2016/ink" xmlns:am3d="http://schemas.microsoft.com/office/drawing/2017/model3d" xmlns:o="urn:schemas-microsoft-com:office:office" xmlns:r="http://schemas.openxmlformats.org/officeDocument/2006/relationships" xmlns:m="http://schemas.openxmlformats.org/officeDocument/2006/math" xmlns:v="urn:schemas-microsoft-com:vml" xmlns:wp14="http://schemas.microsoft.com/office/word/2010/wordprocessingDrawing" xmlns:wp="http://schemas.openxmlformats.org/drawingml/2006/wordprocessingDrawing" xmlns:w10="urn:schemas-microsoft-com:office:word" xmlns:w="http://schemas.openxmlformats.org/wordprocessingml/2006/main" xmlns:w14="http://schemas.microsoft.com/office/word/2010/wordml" xmlns:w15="http://schemas.microsoft.com/office/word/2012/wordml" xmlns:w16cex="http://schemas.microsoft.com/office/word/2018/wordml/cex" xmlns:w16cid="http://schemas.microsoft.com/office/word/2016/wordml/cid" xmlns:w16="http://schemas.microsoft.com/office/word/2018/wordml" xmlns:w16sdtdh="http://schemas.microsoft.com/office/word/2020/wordml/sdtdatahash" xmlns:w16se="http://schemas.microsoft.com/office/word/2015/wordml/symex" xmlns:wpg="http://schemas.microsoft.com/office/word/2010/wordprocessingGroup" xmlns:wpi="http://schemas.microsoft.com/office/word/2010/wordprocessingInk" xmlns:wne="http://schemas.microsoft.com/office/word/2006/wordml" xmlns:wps="http://schemas.microsoft.com/office/word/2010/wordprocessingShape" mc:Ignorable="w14 w15 w16se w16cid w16 w16cex w16sdtdh wp14">
   <w:abstractNum w:abstractNumId="0" w15:restartNumberingAfterBreak="0">
     <w:nsid w:val="06CE4480"/>
     <w:multiLevelType w:val="hybridMultilevel"/>
@@ -4900,124 +4947,124 @@
       </w:rPr>
     </w:lvl>
   </w:abstractNum>
-  <w:num w:numId="1" w16cid:durableId="161043114">
+  <w:num w:numId="1">
     <w:abstractNumId w:val="32"/>
   </w:num>
-  <w:num w:numId="2" w16cid:durableId="894705552">
+  <w:num w:numId="2">
     <w:abstractNumId w:val="35"/>
   </w:num>
-  <w:num w:numId="3" w16cid:durableId="1787852262">
+  <w:num w:numId="3">
     <w:abstractNumId w:val="11"/>
   </w:num>
-  <w:num w:numId="4" w16cid:durableId="445657290">
+  <w:num w:numId="4">
     <w:abstractNumId w:val="15"/>
   </w:num>
-  <w:num w:numId="5" w16cid:durableId="340472781">
+  <w:num w:numId="5">
     <w:abstractNumId w:val="27"/>
   </w:num>
-  <w:num w:numId="6" w16cid:durableId="590118690">
+  <w:num w:numId="6">
     <w:abstractNumId w:val="7"/>
   </w:num>
-  <w:num w:numId="7" w16cid:durableId="1456362458">
+  <w:num w:numId="7">
     <w:abstractNumId w:val="37"/>
   </w:num>
-  <w:num w:numId="8" w16cid:durableId="2013676720">
+  <w:num w:numId="8">
     <w:abstractNumId w:val="17"/>
   </w:num>
-  <w:num w:numId="9" w16cid:durableId="1426685936">
+  <w:num w:numId="9">
     <w:abstractNumId w:val="33"/>
   </w:num>
-  <w:num w:numId="10" w16cid:durableId="1666081108">
+  <w:num w:numId="10">
     <w:abstractNumId w:val="38"/>
   </w:num>
-  <w:num w:numId="11" w16cid:durableId="7563362">
+  <w:num w:numId="11">
     <w:abstractNumId w:val="4"/>
   </w:num>
-  <w:num w:numId="12" w16cid:durableId="111831568">
+  <w:num w:numId="12">
     <w:abstractNumId w:val="10"/>
   </w:num>
-  <w:num w:numId="13" w16cid:durableId="33622711">
+  <w:num w:numId="13">
     <w:abstractNumId w:val="9"/>
   </w:num>
-  <w:num w:numId="14" w16cid:durableId="1007826880">
+  <w:num w:numId="14">
     <w:abstractNumId w:val="18"/>
   </w:num>
-  <w:num w:numId="15" w16cid:durableId="619259878">
+  <w:num w:numId="15">
     <w:abstractNumId w:val="30"/>
   </w:num>
-  <w:num w:numId="16" w16cid:durableId="658072308">
+  <w:num w:numId="16">
     <w:abstractNumId w:val="20"/>
   </w:num>
-  <w:num w:numId="17" w16cid:durableId="1166893936">
+  <w:num w:numId="17">
     <w:abstractNumId w:val="28"/>
   </w:num>
-  <w:num w:numId="18" w16cid:durableId="256402301">
+  <w:num w:numId="18">
     <w:abstractNumId w:val="36"/>
   </w:num>
-  <w:num w:numId="19" w16cid:durableId="1465537412">
+  <w:num w:numId="19">
     <w:abstractNumId w:val="24"/>
   </w:num>
-  <w:num w:numId="20" w16cid:durableId="1304626394">
+  <w:num w:numId="20">
     <w:abstractNumId w:val="8"/>
   </w:num>
-  <w:num w:numId="21" w16cid:durableId="1304458932">
+  <w:num w:numId="21">
     <w:abstractNumId w:val="22"/>
   </w:num>
-  <w:num w:numId="22" w16cid:durableId="617755418">
+  <w:num w:numId="22">
     <w:abstractNumId w:val="31"/>
   </w:num>
-  <w:num w:numId="23" w16cid:durableId="658777521">
+  <w:num w:numId="23">
     <w:abstractNumId w:val="13"/>
   </w:num>
-  <w:num w:numId="24" w16cid:durableId="165706354">
+  <w:num w:numId="24">
     <w:abstractNumId w:val="23"/>
   </w:num>
-  <w:num w:numId="25" w16cid:durableId="541289543">
+  <w:num w:numId="25">
     <w:abstractNumId w:val="5"/>
   </w:num>
-  <w:num w:numId="26" w16cid:durableId="1962572136">
+  <w:num w:numId="26">
     <w:abstractNumId w:val="39"/>
   </w:num>
-  <w:num w:numId="27" w16cid:durableId="1846020853">
+  <w:num w:numId="27">
     <w:abstractNumId w:val="3"/>
   </w:num>
-  <w:num w:numId="28" w16cid:durableId="122042082">
+  <w:num w:numId="28">
     <w:abstractNumId w:val="34"/>
   </w:num>
-  <w:num w:numId="29" w16cid:durableId="67923819">
+  <w:num w:numId="29">
     <w:abstractNumId w:val="2"/>
   </w:num>
-  <w:num w:numId="30" w16cid:durableId="721291358">
+  <w:num w:numId="30">
     <w:abstractNumId w:val="19"/>
   </w:num>
-  <w:num w:numId="31" w16cid:durableId="494952479">
+  <w:num w:numId="31">
     <w:abstractNumId w:val="29"/>
   </w:num>
-  <w:num w:numId="32" w16cid:durableId="1032456731">
+  <w:num w:numId="32">
     <w:abstractNumId w:val="25"/>
   </w:num>
-  <w:num w:numId="33" w16cid:durableId="1922447584">
+  <w:num w:numId="33">
     <w:abstractNumId w:val="16"/>
   </w:num>
-  <w:num w:numId="34" w16cid:durableId="1085952623">
+  <w:num w:numId="34">
     <w:abstractNumId w:val="6"/>
   </w:num>
-  <w:num w:numId="35" w16cid:durableId="1674144616">
+  <w:num w:numId="35">
     <w:abstractNumId w:val="26"/>
   </w:num>
-  <w:num w:numId="36" w16cid:durableId="1470391947">
+  <w:num w:numId="36">
     <w:abstractNumId w:val="14"/>
   </w:num>
-  <w:num w:numId="37" w16cid:durableId="1846506301">
+  <w:num w:numId="37">
     <w:abstractNumId w:val="21"/>
   </w:num>
-  <w:num w:numId="38" w16cid:durableId="1243953490">
+  <w:num w:numId="38">
     <w:abstractNumId w:val="12"/>
   </w:num>
-  <w:num w:numId="39" w16cid:durableId="2082172322">
+  <w:num w:numId="39">
     <w:abstractNumId w:val="1"/>
   </w:num>
-  <w:num w:numId="40" w16cid:durableId="2139565694">
+  <w:num w:numId="40">
     <w:abstractNumId w:val="0"/>
   </w:num>
 </w:numbering>
@@ -5029,7 +5076,7 @@
     <w:rPrDefault>
       <w:rPr>
         <w:rFonts w:ascii="Times New Roman" w:eastAsia="Times New Roman" w:hAnsi="Times New Roman" w:cs="Times New Roman"/>
-        <w:lang w:val="en-US" w:eastAsia="en-US" w:bidi="ar-SA"/>
+        <w:lang w:val="el-GR" w:eastAsia="el-GR" w:bidi="ar-SA"/>
       </w:rPr>
     </w:rPrDefault>
     <w:pPrDefault/>
@@ -5648,7 +5695,7 @@
     </w:pPr>
     <w:rPr>
       <w:rFonts w:ascii="Arial" w:hAnsi="Arial"/>
-      <w:lang w:val="en-GB"/>
+      <w:lang w:val="en-GB" w:eastAsia="en-US"/>
     </w:rPr>
   </w:style>
   <w:style w:type="paragraph" w:customStyle="1" w:styleId="certificateHeading">
@@ -5660,7 +5707,7 @@
     <w:rPr>
       <w:rFonts w:ascii="Arial Black" w:hAnsi="Arial Black"/>
       <w:sz w:val="18"/>
-      <w:lang w:val="en-GB"/>
+      <w:lang w:val="en-GB" w:eastAsia="en-US"/>
     </w:rPr>
   </w:style>
   <w:style w:type="character" w:customStyle="1" w:styleId="change">

--- a/uk-cca-app-api/src/main/resources/templates/ca/england/AIT_L003_Regulatory_Termination.docx
+++ b/uk-cca-app-api/src/main/resources/templates/ca/england/AIT_L003_Regulatory_Termination.docx
@@ -1,6 +1,6 @@
 
 <file path=word/document.xml><?xml version="1.0" encoding="utf-8"?>
-<w:document xmlns:wpc="http://schemas.microsoft.com/office/word/2010/wordprocessingCanvas" xmlns:cx="http://schemas.microsoft.com/office/drawing/2014/chartex" xmlns:cx1="http://schemas.microsoft.com/office/drawing/2015/9/8/chartex" xmlns:cx2="http://schemas.microsoft.com/office/drawing/2015/10/21/chartex" xmlns:cx3="http://schemas.microsoft.com/office/drawing/2016/5/9/chartex" xmlns:cx4="http://schemas.microsoft.com/office/drawing/2016/5/10/chartex" xmlns:cx5="http://schemas.microsoft.com/office/drawing/2016/5/11/chartex" xmlns:cx6="http://schemas.microsoft.com/office/drawing/2016/5/12/chartex" xmlns:cx7="http://schemas.microsoft.com/office/drawing/2016/5/13/chartex" xmlns:cx8="http://schemas.microsoft.com/office/drawing/2016/5/14/chartex" xmlns:mc="http://schemas.openxmlformats.org/markup-compatibility/2006" xmlns:aink="http://schemas.microsoft.com/office/drawing/2016/ink" xmlns:am3d="http://schemas.microsoft.com/office/drawing/2017/model3d" xmlns:o="urn:schemas-microsoft-com:office:office" xmlns:r="http://schemas.openxmlformats.org/officeDocument/2006/relationships" xmlns:m="http://schemas.openxmlformats.org/officeDocument/2006/math" xmlns:v="urn:schemas-microsoft-com:vml" xmlns:wp14="http://schemas.microsoft.com/office/word/2010/wordprocessingDrawing" xmlns:wp="http://schemas.openxmlformats.org/drawingml/2006/wordprocessingDrawing" xmlns:w10="urn:schemas-microsoft-com:office:word" xmlns:w="http://schemas.openxmlformats.org/wordprocessingml/2006/main" xmlns:w14="http://schemas.microsoft.com/office/word/2010/wordml" xmlns:w15="http://schemas.microsoft.com/office/word/2012/wordml" xmlns:w16cex="http://schemas.microsoft.com/office/word/2018/wordml/cex" xmlns:w16cid="http://schemas.microsoft.com/office/word/2016/wordml/cid" xmlns:w16="http://schemas.microsoft.com/office/word/2018/wordml" xmlns:w16sdtdh="http://schemas.microsoft.com/office/word/2020/wordml/sdtdatahash" xmlns:w16se="http://schemas.microsoft.com/office/word/2015/wordml/symex" xmlns:wpg="http://schemas.microsoft.com/office/word/2010/wordprocessingGroup" xmlns:wpi="http://schemas.microsoft.com/office/word/2010/wordprocessingInk" xmlns:wne="http://schemas.microsoft.com/office/word/2006/wordml" xmlns:wps="http://schemas.microsoft.com/office/word/2010/wordprocessingShape" mc:Ignorable="w14 w15 w16se w16cid w16 w16cex w16sdtdh wp14">
+<w:document xmlns:wpc="http://schemas.microsoft.com/office/word/2010/wordprocessingCanvas" xmlns:cx="http://schemas.microsoft.com/office/drawing/2014/chartex" xmlns:cx1="http://schemas.microsoft.com/office/drawing/2015/9/8/chartex" xmlns:cx2="http://schemas.microsoft.com/office/drawing/2015/10/21/chartex" xmlns:cx3="http://schemas.microsoft.com/office/drawing/2016/5/9/chartex" xmlns:cx4="http://schemas.microsoft.com/office/drawing/2016/5/10/chartex" xmlns:cx5="http://schemas.microsoft.com/office/drawing/2016/5/11/chartex" xmlns:cx6="http://schemas.microsoft.com/office/drawing/2016/5/12/chartex" xmlns:cx7="http://schemas.microsoft.com/office/drawing/2016/5/13/chartex" xmlns:cx8="http://schemas.microsoft.com/office/drawing/2016/5/14/chartex" xmlns:mc="http://schemas.openxmlformats.org/markup-compatibility/2006" xmlns:aink="http://schemas.microsoft.com/office/drawing/2016/ink" xmlns:am3d="http://schemas.microsoft.com/office/drawing/2017/model3d" xmlns:o="urn:schemas-microsoft-com:office:office" xmlns:oel="http://schemas.microsoft.com/office/2019/extlst" xmlns:r="http://schemas.openxmlformats.org/officeDocument/2006/relationships" xmlns:m="http://schemas.openxmlformats.org/officeDocument/2006/math" xmlns:v="urn:schemas-microsoft-com:vml" xmlns:wp14="http://schemas.microsoft.com/office/word/2010/wordprocessingDrawing" xmlns:wp="http://schemas.openxmlformats.org/drawingml/2006/wordprocessingDrawing" xmlns:w10="urn:schemas-microsoft-com:office:word" xmlns:w="http://schemas.openxmlformats.org/wordprocessingml/2006/main" xmlns:w14="http://schemas.microsoft.com/office/word/2010/wordml" xmlns:w15="http://schemas.microsoft.com/office/word/2012/wordml" xmlns:w16cex="http://schemas.microsoft.com/office/word/2018/wordml/cex" xmlns:w16cid="http://schemas.microsoft.com/office/word/2016/wordml/cid" xmlns:w16="http://schemas.microsoft.com/office/word/2018/wordml" xmlns:w16du="http://schemas.microsoft.com/office/word/2023/wordml/word16du" xmlns:w16sdtdh="http://schemas.microsoft.com/office/word/2020/wordml/sdtdatahash" xmlns:w16sdtfl="http://schemas.microsoft.com/office/word/2024/wordml/sdtformatlock" xmlns:w16se="http://schemas.microsoft.com/office/word/2015/wordml/symex" xmlns:wpg="http://schemas.microsoft.com/office/word/2010/wordprocessingGroup" xmlns:wpi="http://schemas.microsoft.com/office/word/2010/wordprocessingInk" xmlns:wne="http://schemas.microsoft.com/office/word/2006/wordml" xmlns:wps="http://schemas.microsoft.com/office/word/2010/wordprocessingShape" mc:Ignorable="w14 w15 w16se w16cid w16 w16cex w16sdtdh w16sdtfl w16du wp14">
   <w:body>
     <w:p>
       <w:pPr>
@@ -748,14 +748,13 @@
         <w:tblLook w:val="04A0" w:firstRow="1" w:lastRow="0" w:firstColumn="1" w:lastColumn="0" w:noHBand="0" w:noVBand="1"/>
       </w:tblPr>
       <w:tblGrid>
-        <w:gridCol w:w="2660"/>
-        <w:gridCol w:w="7200"/>
+        <w:gridCol w:w="2073"/>
+        <w:gridCol w:w="7787"/>
       </w:tblGrid>
       <w:tr>
         <w:tc>
           <w:tcPr>
             <w:tcW w:w="1349" w:type="pct"/>
-            <w:shd w:val="clear" w:color="auto" w:fill="auto"/>
           </w:tcPr>
           <w:p>
             <w:pPr>
@@ -772,14 +771,41 @@
                 <w:rFonts w:cs="Arial"/>
                 <w:szCs w:val="22"/>
               </w:rPr>
-              <w:t>Agreement Identifier:</w:t>
+              <w:t>Agreement</w:t>
+            </w:r>
+            <w:r>
+              <w:rPr>
+                <w:rFonts w:cs="Arial"/>
+                <w:szCs w:val="22"/>
+              </w:rPr>
+              <w:t xml:space="preserve"> </w:t>
+            </w:r>
+            <w:r>
+              <w:rPr>
+                <w:rFonts w:cs="Arial"/>
+                <w:szCs w:val="22"/>
+              </w:rPr>
+              <w:t>Identifier</w:t>
+            </w:r>
+            <w:r>
+              <w:rPr>
+                <w:rFonts w:cs="Arial"/>
+                <w:szCs w:val="22"/>
+              </w:rPr>
+              <w:t>(s)</w:t>
+            </w:r>
+            <w:r>
+              <w:rPr>
+                <w:rFonts w:cs="Arial"/>
+                <w:szCs w:val="22"/>
+              </w:rPr>
+              <w:t>:</w:t>
             </w:r>
           </w:p>
         </w:tc>
         <w:tc>
           <w:tcPr>
             <w:tcW w:w="3651" w:type="pct"/>
-            <w:shd w:val="clear" w:color="auto" w:fill="auto"/>
           </w:tcPr>
           <w:p>
             <w:pPr>
@@ -793,28 +819,55 @@
             </w:pPr>
             <w:r>
               <w:rPr>
-                <w:rFonts w:cs="Arial"/>
                 <w:szCs w:val="22"/>
               </w:rPr>
               <w:fldChar w:fldCharType="begin"/>
             </w:r>
             <w:r>
               <w:rPr>
-                <w:rFonts w:cs="Arial"/>
+                <w:szCs w:val="22"/>
+              </w:rPr>
+              <w:instrText xml:space="preserve"> MERGEFIELD  "[#if (params.versionMap?keys?seq_contains(\"CCA2\"))]"  \* MERGEFORMAT </w:instrText>
+            </w:r>
+            <w:r>
+              <w:rPr>
+                <w:szCs w:val="22"/>
+              </w:rPr>
+              <w:fldChar w:fldCharType="separate"/>
+            </w:r>
+            <w:r>
+              <w:rPr>
+                <w:noProof/>
+                <w:szCs w:val="22"/>
+              </w:rPr>
+              <w:t>«[#if(params.versionMap?keys?seq_contain»</w:t>
+            </w:r>
+            <w:r>
+              <w:rPr>
+                <w:szCs w:val="22"/>
+              </w:rPr>
+              <w:fldChar w:fldCharType="end"/>
+            </w:r>
+            <w:r>
+              <w:rPr>
+                <w:szCs w:val="22"/>
+              </w:rPr>
+              <w:fldChar w:fldCharType="begin"/>
+            </w:r>
+            <w:r>
+              <w:rPr>
                 <w:szCs w:val="22"/>
               </w:rPr>
               <w:instrText xml:space="preserve"> MERGEFIELD  ${account.targetUnitIdentifier}  \* MERGEFORMAT </w:instrText>
             </w:r>
             <w:r>
               <w:rPr>
-                <w:rFonts w:cs="Arial"/>
                 <w:szCs w:val="22"/>
               </w:rPr>
               <w:fldChar w:fldCharType="separate"/>
             </w:r>
             <w:r>
               <w:rPr>
-                <w:rFonts w:cs="Arial"/>
                 <w:noProof/>
                 <w:szCs w:val="22"/>
               </w:rPr>
@@ -822,50 +875,315 @@
             </w:r>
             <w:r>
               <w:rPr>
-                <w:rFonts w:cs="Arial"/>
+                <w:noProof/>
                 <w:szCs w:val="22"/>
               </w:rPr>
               <w:fldChar w:fldCharType="end"/>
             </w:r>
             <w:r>
               <w:rPr>
-                <w:rFonts w:cs="Arial"/>
-                <w:szCs w:val="22"/>
+                <w:szCs w:val="22"/>
+                <w:lang w:val="en-US"/>
               </w:rPr>
               <w:t xml:space="preserve"> </w:t>
             </w:r>
             <w:r>
               <w:rPr>
-                <w:rFonts w:cs="Arial"/>
+                <w:szCs w:val="22"/>
+              </w:rPr>
+              <w:t>CCA2 Underlying Agreement</w:t>
+            </w:r>
+            <w:r>
+              <w:rPr>
+                <w:szCs w:val="22"/>
+                <w:lang w:val="en-US"/>
+              </w:rPr>
+              <w:t xml:space="preserve"> </w:t>
+            </w:r>
+            <w:r>
+              <w:rPr>
                 <w:szCs w:val="22"/>
               </w:rPr>
               <w:fldChar w:fldCharType="begin"/>
             </w:r>
             <w:r>
               <w:rPr>
-                <w:rFonts w:cs="Arial"/>
-                <w:szCs w:val="22"/>
-              </w:rPr>
-              <w:instrText xml:space="preserve"> MERGEFIELD  ${params.version}  \* MERGEFORMAT </w:instrText>
-            </w:r>
-            <w:r>
-              <w:rPr>
-                <w:rFonts w:cs="Arial"/>
+                <w:szCs w:val="22"/>
+              </w:rPr>
+              <w:instrText xml:space="preserve"> MERGEFIELD  ${params.versionMap[\"CCA2\"]}  \* MERGEFORMAT </w:instrText>
+            </w:r>
+            <w:r>
+              <w:rPr>
                 <w:szCs w:val="22"/>
               </w:rPr>
               <w:fldChar w:fldCharType="separate"/>
             </w:r>
             <w:r>
               <w:rPr>
-                <w:rFonts w:cs="Arial"/>
                 <w:noProof/>
                 <w:szCs w:val="22"/>
               </w:rPr>
-              <w:t>«${params.version}»</w:t>
-            </w:r>
-            <w:r>
-              <w:rPr>
-                <w:rFonts w:cs="Arial"/>
+              <w:t>«${params.versionMap["CCA2"]}»</w:t>
+            </w:r>
+            <w:r>
+              <w:rPr>
+                <w:szCs w:val="22"/>
+              </w:rPr>
+              <w:fldChar w:fldCharType="end"/>
+            </w:r>
+            <w:r>
+              <w:rPr>
+                <w:szCs w:val="22"/>
+              </w:rPr>
+              <w:fldChar w:fldCharType="begin"/>
+            </w:r>
+            <w:r>
+              <w:rPr>
+                <w:szCs w:val="22"/>
+              </w:rPr>
+              <w:instrText xml:space="preserve"> MERGEFIELD  [/#if]  \* MERGEFORMAT </w:instrText>
+            </w:r>
+            <w:r>
+              <w:rPr>
+                <w:szCs w:val="22"/>
+              </w:rPr>
+              <w:fldChar w:fldCharType="separate"/>
+            </w:r>
+            <w:r>
+              <w:rPr>
+                <w:noProof/>
+                <w:szCs w:val="22"/>
+              </w:rPr>
+              <w:t>«[/#if]»</w:t>
+            </w:r>
+            <w:r>
+              <w:rPr>
+                <w:szCs w:val="22"/>
+              </w:rPr>
+              <w:fldChar w:fldCharType="end"/>
+            </w:r>
+            <w:r>
+              <w:rPr>
+                <w:szCs w:val="22"/>
+              </w:rPr>
+              <w:fldChar w:fldCharType="begin"/>
+            </w:r>
+            <w:r>
+              <w:rPr>
+                <w:szCs w:val="22"/>
+              </w:rPr>
+              <w:instrText xml:space="preserve"> MERGEFIELD  "[#if (params.versionMap?keys?seq_contains(\"CCA2\") &amp;&amp; params.versionMap?keys?seq_contains(\"CCA3\"))]"  \* MERGEFORMAT </w:instrText>
+            </w:r>
+            <w:r>
+              <w:rPr>
+                <w:szCs w:val="22"/>
+              </w:rPr>
+              <w:fldChar w:fldCharType="separate"/>
+            </w:r>
+            <w:r>
+              <w:rPr>
+                <w:noProof/>
+                <w:szCs w:val="22"/>
+              </w:rPr>
+              <w:t>«[#if (params.versionMap?keys?seq_contain»</w:t>
+            </w:r>
+            <w:r>
+              <w:rPr>
+                <w:szCs w:val="22"/>
+              </w:rPr>
+              <w:fldChar w:fldCharType="end"/>
+            </w:r>
+            <w:r>
+              <w:rPr>
+                <w:szCs w:val="22"/>
+                <w:lang w:val="en-US"/>
+              </w:rPr>
+              <w:t xml:space="preserve">, </w:t>
+            </w:r>
+            <w:r>
+              <w:rPr>
+                <w:szCs w:val="22"/>
+              </w:rPr>
+              <w:fldChar w:fldCharType="begin"/>
+            </w:r>
+            <w:r>
+              <w:rPr>
+                <w:szCs w:val="22"/>
+              </w:rPr>
+              <w:instrText xml:space="preserve"> MERGEFIELD  [/#if]  \* MERGEFORMAT </w:instrText>
+            </w:r>
+            <w:r>
+              <w:rPr>
+                <w:szCs w:val="22"/>
+              </w:rPr>
+              <w:fldChar w:fldCharType="separate"/>
+            </w:r>
+            <w:r>
+              <w:rPr>
+                <w:noProof/>
+                <w:szCs w:val="22"/>
+              </w:rPr>
+              <w:t>«[/#if]»</w:t>
+            </w:r>
+            <w:r>
+              <w:rPr>
+                <w:szCs w:val="22"/>
+              </w:rPr>
+              <w:fldChar w:fldCharType="end"/>
+            </w:r>
+            <w:r>
+              <w:rPr>
+                <w:szCs w:val="22"/>
+              </w:rPr>
+              <w:fldChar w:fldCharType="begin"/>
+            </w:r>
+            <w:r>
+              <w:rPr>
+                <w:szCs w:val="22"/>
+              </w:rPr>
+              <w:instrText xml:space="preserve"> MERGEFIELD  "[#if (params.versionMap?keys?seq_contains(\"CCA3\"))]"  \* MERGEFORMAT </w:instrText>
+            </w:r>
+            <w:r>
+              <w:rPr>
+                <w:szCs w:val="22"/>
+              </w:rPr>
+              <w:fldChar w:fldCharType="separate"/>
+            </w:r>
+            <w:r>
+              <w:rPr>
+                <w:noProof/>
+                <w:szCs w:val="22"/>
+              </w:rPr>
+              <w:t>«[#if (params.versionMap?keys?seq_contain»</w:t>
+            </w:r>
+            <w:r>
+              <w:rPr>
+                <w:szCs w:val="22"/>
+              </w:rPr>
+              <w:fldChar w:fldCharType="end"/>
+            </w:r>
+            <w:r>
+              <w:rPr>
+                <w:szCs w:val="22"/>
+              </w:rPr>
+              <w:fldChar w:fldCharType="begin"/>
+            </w:r>
+            <w:r>
+              <w:rPr>
+                <w:szCs w:val="22"/>
+              </w:rPr>
+              <w:instrText xml:space="preserve"> MERGEFIELD  ${account.targetUnitIdentifier}  \* MERGEFORMAT </w:instrText>
+            </w:r>
+            <w:r>
+              <w:rPr>
+                <w:szCs w:val="22"/>
+              </w:rPr>
+              <w:fldChar w:fldCharType="separate"/>
+            </w:r>
+            <w:r>
+              <w:rPr>
+                <w:noProof/>
+                <w:szCs w:val="22"/>
+              </w:rPr>
+              <w:t>«${account.targetUnitIdentifier}»</w:t>
+            </w:r>
+            <w:r>
+              <w:rPr>
+                <w:szCs w:val="22"/>
+              </w:rPr>
+              <w:fldChar w:fldCharType="end"/>
+            </w:r>
+            <w:r>
+              <w:rPr>
+                <w:szCs w:val="22"/>
+                <w:lang w:val="en-US"/>
+              </w:rPr>
+              <w:t xml:space="preserve"> </w:t>
+            </w:r>
+            <w:r>
+              <w:rPr>
+                <w:szCs w:val="22"/>
+              </w:rPr>
+              <w:t>CCA</w:t>
+            </w:r>
+            <w:r>
+              <w:rPr>
+                <w:szCs w:val="22"/>
+                <w:lang w:val="en-US"/>
+              </w:rPr>
+              <w:t>3</w:t>
+            </w:r>
+            <w:r>
+              <w:rPr>
+                <w:szCs w:val="22"/>
+              </w:rPr>
+              <w:t xml:space="preserve"> Underlying Agreement</w:t>
+            </w:r>
+            <w:r>
+              <w:rPr>
+                <w:szCs w:val="22"/>
+                <w:lang w:val="en-US"/>
+              </w:rPr>
+              <w:t xml:space="preserve"> </w:t>
+            </w:r>
+            <w:r>
+              <w:rPr>
+                <w:szCs w:val="22"/>
+              </w:rPr>
+              <w:fldChar w:fldCharType="begin"/>
+            </w:r>
+            <w:r>
+              <w:rPr>
+                <w:szCs w:val="22"/>
+              </w:rPr>
+              <w:instrText xml:space="preserve"> MERGEFIELD  ${params.versionMap[\"CCA3\"]}  \* MERGEFORMAT </w:instrText>
+            </w:r>
+            <w:r>
+              <w:rPr>
+                <w:szCs w:val="22"/>
+              </w:rPr>
+              <w:fldChar w:fldCharType="separate"/>
+            </w:r>
+            <w:r>
+              <w:rPr>
+                <w:noProof/>
+                <w:szCs w:val="22"/>
+              </w:rPr>
+              <w:t>«${params.versionMap["CCA3"]}»</w:t>
+            </w:r>
+            <w:r>
+              <w:rPr>
+                <w:szCs w:val="22"/>
+              </w:rPr>
+              <w:fldChar w:fldCharType="end"/>
+            </w:r>
+            <w:r>
+              <w:rPr>
+                <w:szCs w:val="22"/>
+              </w:rPr>
+              <w:fldChar w:fldCharType="begin"/>
+            </w:r>
+            <w:r>
+              <w:rPr>
+                <w:szCs w:val="22"/>
+              </w:rPr>
+              <w:instrText xml:space="preserve"> MERGEFIELD  [/#if]  \* MERGEFORMAT </w:instrText>
+            </w:r>
+            <w:r>
+              <w:rPr>
+                <w:szCs w:val="22"/>
+              </w:rPr>
+              <w:fldChar w:fldCharType="separate"/>
+            </w:r>
+            <w:r>
+              <w:rPr>
+                <w:noProof/>
+                <w:szCs w:val="22"/>
+              </w:rPr>
+              <w:t>«[/#if]»</w:t>
+            </w:r>
+            <w:r>
+              <w:rPr>
                 <w:szCs w:val="22"/>
               </w:rPr>
               <w:fldChar w:fldCharType="end"/>
@@ -877,7 +1195,6 @@
         <w:tc>
           <w:tcPr>
             <w:tcW w:w="1349" w:type="pct"/>
-            <w:shd w:val="clear" w:color="auto" w:fill="auto"/>
           </w:tcPr>
           <w:p>
             <w:pPr>
@@ -901,7 +1218,6 @@
         <w:tc>
           <w:tcPr>
             <w:tcW w:w="3651" w:type="pct"/>
-            <w:shd w:val="clear" w:color="auto" w:fill="auto"/>
           </w:tcPr>
           <w:p>
             <w:pPr>
@@ -1036,27 +1352,14 @@
       <w:pPr>
         <w:pStyle w:val="TemplateCommand"/>
       </w:pPr>
-      <w:r>
-        <w:fldChar w:fldCharType="begin"/>
-      </w:r>
-      <w:r>
-        <w:instrText xml:space="preserve"> MERGEFIELD  "[#if params.reasonDetails.reason== 'FAILURE_TO_PAY']"  \* MERGEFORMAT </w:instrText>
-      </w:r>
-      <w:r>
-        <w:fldChar w:fldCharType="separate"/>
-      </w:r>
-      <w:r>
-        <w:rPr>
-          <w:noProof/>
-        </w:rPr>
-        <w:t>«[#if params.reasonDetails.reason== 'FAIL»</w:t>
-      </w:r>
-      <w:r>
-        <w:rPr>
-          <w:noProof/>
-        </w:rPr>
-        <w:fldChar w:fldCharType="end"/>
-      </w:r>
+      <w:fldSimple w:instr=" MERGEFIELD  &quot;[#if params.reasonDetails.reason== 'FAILURE_TO_PAY']&quot;  \* MERGEFORMAT ">
+        <w:r>
+          <w:rPr>
+            <w:noProof/>
+          </w:rPr>
+          <w:t>«[#if params.reasonDetails.reason== 'FAIL»</w:t>
+        </w:r>
+      </w:fldSimple>
     </w:p>
     <w:p>
       <w:pPr>
@@ -1099,27 +1402,14 @@
           <w:noProof/>
         </w:rPr>
       </w:pPr>
-      <w:r>
-        <w:fldChar w:fldCharType="begin"/>
-      </w:r>
-      <w:r>
-        <w:instrText xml:space="preserve"> MERGEFIELD  [#else]  \* MERGEFORMAT </w:instrText>
-      </w:r>
-      <w:r>
-        <w:fldChar w:fldCharType="separate"/>
-      </w:r>
-      <w:r>
-        <w:rPr>
-          <w:noProof/>
-        </w:rPr>
-        <w:t>«[#else]»</w:t>
-      </w:r>
-      <w:r>
-        <w:rPr>
-          <w:noProof/>
-        </w:rPr>
-        <w:fldChar w:fldCharType="end"/>
-      </w:r>
+      <w:fldSimple w:instr=" MERGEFIELD  [#else]  \* MERGEFORMAT ">
+        <w:r>
+          <w:rPr>
+            <w:noProof/>
+          </w:rPr>
+          <w:t>«[#else]»</w:t>
+        </w:r>
+      </w:fldSimple>
     </w:p>
     <w:p>
       <w:pPr>
@@ -1175,27 +1465,14 @@
           <w:noProof/>
         </w:rPr>
       </w:pPr>
-      <w:r>
-        <w:fldChar w:fldCharType="begin"/>
-      </w:r>
-      <w:r>
-        <w:instrText xml:space="preserve"> MERGEFIELD  [/#if]  \* MERGEFORMAT </w:instrText>
-      </w:r>
-      <w:r>
-        <w:fldChar w:fldCharType="separate"/>
-      </w:r>
-      <w:r>
-        <w:rPr>
-          <w:noProof/>
-        </w:rPr>
-        <w:t>«[/#if]»</w:t>
-      </w:r>
-      <w:r>
-        <w:rPr>
-          <w:noProof/>
-        </w:rPr>
-        <w:fldChar w:fldCharType="end"/>
-      </w:r>
+      <w:fldSimple w:instr=" MERGEFIELD  [/#if]  \* MERGEFORMAT ">
+        <w:r>
+          <w:rPr>
+            <w:noProof/>
+          </w:rPr>
+          <w:t>«[/#if]»</w:t>
+        </w:r>
+      </w:fldSimple>
     </w:p>
     <w:p>
       <w:pPr>
@@ -1587,7 +1864,7 @@
 </file>
 
 <file path=word/endnotes.xml><?xml version="1.0" encoding="utf-8"?>
-<w:endnotes xmlns:wpc="http://schemas.microsoft.com/office/word/2010/wordprocessingCanvas" xmlns:cx="http://schemas.microsoft.com/office/drawing/2014/chartex" xmlns:cx1="http://schemas.microsoft.com/office/drawing/2015/9/8/chartex" xmlns:cx2="http://schemas.microsoft.com/office/drawing/2015/10/21/chartex" xmlns:cx3="http://schemas.microsoft.com/office/drawing/2016/5/9/chartex" xmlns:cx4="http://schemas.microsoft.com/office/drawing/2016/5/10/chartex" xmlns:cx5="http://schemas.microsoft.com/office/drawing/2016/5/11/chartex" xmlns:cx6="http://schemas.microsoft.com/office/drawing/2016/5/12/chartex" xmlns:cx7="http://schemas.microsoft.com/office/drawing/2016/5/13/chartex" xmlns:cx8="http://schemas.microsoft.com/office/drawing/2016/5/14/chartex" xmlns:mc="http://schemas.openxmlformats.org/markup-compatibility/2006" xmlns:aink="http://schemas.microsoft.com/office/drawing/2016/ink" xmlns:am3d="http://schemas.microsoft.com/office/drawing/2017/model3d" xmlns:o="urn:schemas-microsoft-com:office:office" xmlns:r="http://schemas.openxmlformats.org/officeDocument/2006/relationships" xmlns:m="http://schemas.openxmlformats.org/officeDocument/2006/math" xmlns:v="urn:schemas-microsoft-com:vml" xmlns:wp14="http://schemas.microsoft.com/office/word/2010/wordprocessingDrawing" xmlns:wp="http://schemas.openxmlformats.org/drawingml/2006/wordprocessingDrawing" xmlns:w10="urn:schemas-microsoft-com:office:word" xmlns:w="http://schemas.openxmlformats.org/wordprocessingml/2006/main" xmlns:w14="http://schemas.microsoft.com/office/word/2010/wordml" xmlns:w15="http://schemas.microsoft.com/office/word/2012/wordml" xmlns:w16cex="http://schemas.microsoft.com/office/word/2018/wordml/cex" xmlns:w16cid="http://schemas.microsoft.com/office/word/2016/wordml/cid" xmlns:w16="http://schemas.microsoft.com/office/word/2018/wordml" xmlns:w16sdtdh="http://schemas.microsoft.com/office/word/2020/wordml/sdtdatahash" xmlns:w16se="http://schemas.microsoft.com/office/word/2015/wordml/symex" xmlns:wpg="http://schemas.microsoft.com/office/word/2010/wordprocessingGroup" xmlns:wpi="http://schemas.microsoft.com/office/word/2010/wordprocessingInk" xmlns:wne="http://schemas.microsoft.com/office/word/2006/wordml" xmlns:wps="http://schemas.microsoft.com/office/word/2010/wordprocessingShape" mc:Ignorable="w14 w15 w16se w16cid w16 w16cex w16sdtdh wp14">
+<w:endnotes xmlns:wpc="http://schemas.microsoft.com/office/word/2010/wordprocessingCanvas" xmlns:cx="http://schemas.microsoft.com/office/drawing/2014/chartex" xmlns:cx1="http://schemas.microsoft.com/office/drawing/2015/9/8/chartex" xmlns:cx2="http://schemas.microsoft.com/office/drawing/2015/10/21/chartex" xmlns:cx3="http://schemas.microsoft.com/office/drawing/2016/5/9/chartex" xmlns:cx4="http://schemas.microsoft.com/office/drawing/2016/5/10/chartex" xmlns:cx5="http://schemas.microsoft.com/office/drawing/2016/5/11/chartex" xmlns:cx6="http://schemas.microsoft.com/office/drawing/2016/5/12/chartex" xmlns:cx7="http://schemas.microsoft.com/office/drawing/2016/5/13/chartex" xmlns:cx8="http://schemas.microsoft.com/office/drawing/2016/5/14/chartex" xmlns:mc="http://schemas.openxmlformats.org/markup-compatibility/2006" xmlns:aink="http://schemas.microsoft.com/office/drawing/2016/ink" xmlns:am3d="http://schemas.microsoft.com/office/drawing/2017/model3d" xmlns:o="urn:schemas-microsoft-com:office:office" xmlns:oel="http://schemas.microsoft.com/office/2019/extlst" xmlns:r="http://schemas.openxmlformats.org/officeDocument/2006/relationships" xmlns:m="http://schemas.openxmlformats.org/officeDocument/2006/math" xmlns:v="urn:schemas-microsoft-com:vml" xmlns:wp14="http://schemas.microsoft.com/office/word/2010/wordprocessingDrawing" xmlns:wp="http://schemas.openxmlformats.org/drawingml/2006/wordprocessingDrawing" xmlns:w10="urn:schemas-microsoft-com:office:word" xmlns:w="http://schemas.openxmlformats.org/wordprocessingml/2006/main" xmlns:w14="http://schemas.microsoft.com/office/word/2010/wordml" xmlns:w15="http://schemas.microsoft.com/office/word/2012/wordml" xmlns:w16cex="http://schemas.microsoft.com/office/word/2018/wordml/cex" xmlns:w16cid="http://schemas.microsoft.com/office/word/2016/wordml/cid" xmlns:w16="http://schemas.microsoft.com/office/word/2018/wordml" xmlns:w16du="http://schemas.microsoft.com/office/word/2023/wordml/word16du" xmlns:w16sdtdh="http://schemas.microsoft.com/office/word/2020/wordml/sdtdatahash" xmlns:w16sdtfl="http://schemas.microsoft.com/office/word/2024/wordml/sdtformatlock" xmlns:w16se="http://schemas.microsoft.com/office/word/2015/wordml/symex" xmlns:wpg="http://schemas.microsoft.com/office/word/2010/wordprocessingGroup" xmlns:wpi="http://schemas.microsoft.com/office/word/2010/wordprocessingInk" xmlns:wne="http://schemas.microsoft.com/office/word/2006/wordml" xmlns:wps="http://schemas.microsoft.com/office/word/2010/wordprocessingShape" mc:Ignorable="w14 w15 w16se w16cid w16 w16cex w16sdtdh w16sdtfl w16du wp14">
   <w:endnote w:type="separator" w:id="-1">
     <w:p>
       <w:r>
@@ -1606,7 +1883,7 @@
 </file>
 
 <file path=word/footer1.xml><?xml version="1.0" encoding="utf-8"?>
-<w:ftr xmlns:wpc="http://schemas.microsoft.com/office/word/2010/wordprocessingCanvas" xmlns:cx="http://schemas.microsoft.com/office/drawing/2014/chartex" xmlns:cx1="http://schemas.microsoft.com/office/drawing/2015/9/8/chartex" xmlns:cx2="http://schemas.microsoft.com/office/drawing/2015/10/21/chartex" xmlns:cx3="http://schemas.microsoft.com/office/drawing/2016/5/9/chartex" xmlns:cx4="http://schemas.microsoft.com/office/drawing/2016/5/10/chartex" xmlns:cx5="http://schemas.microsoft.com/office/drawing/2016/5/11/chartex" xmlns:cx6="http://schemas.microsoft.com/office/drawing/2016/5/12/chartex" xmlns:cx7="http://schemas.microsoft.com/office/drawing/2016/5/13/chartex" xmlns:cx8="http://schemas.microsoft.com/office/drawing/2016/5/14/chartex" xmlns:mc="http://schemas.openxmlformats.org/markup-compatibility/2006" xmlns:aink="http://schemas.microsoft.com/office/drawing/2016/ink" xmlns:am3d="http://schemas.microsoft.com/office/drawing/2017/model3d" xmlns:o="urn:schemas-microsoft-com:office:office" xmlns:r="http://schemas.openxmlformats.org/officeDocument/2006/relationships" xmlns:m="http://schemas.openxmlformats.org/officeDocument/2006/math" xmlns:v="urn:schemas-microsoft-com:vml" xmlns:wp14="http://schemas.microsoft.com/office/word/2010/wordprocessingDrawing" xmlns:wp="http://schemas.openxmlformats.org/drawingml/2006/wordprocessingDrawing" xmlns:w10="urn:schemas-microsoft-com:office:word" xmlns:w="http://schemas.openxmlformats.org/wordprocessingml/2006/main" xmlns:w14="http://schemas.microsoft.com/office/word/2010/wordml" xmlns:w15="http://schemas.microsoft.com/office/word/2012/wordml" xmlns:w16cex="http://schemas.microsoft.com/office/word/2018/wordml/cex" xmlns:w16cid="http://schemas.microsoft.com/office/word/2016/wordml/cid" xmlns:w16="http://schemas.microsoft.com/office/word/2018/wordml" xmlns:w16sdtdh="http://schemas.microsoft.com/office/word/2020/wordml/sdtdatahash" xmlns:w16se="http://schemas.microsoft.com/office/word/2015/wordml/symex" xmlns:wpg="http://schemas.microsoft.com/office/word/2010/wordprocessingGroup" xmlns:wpi="http://schemas.microsoft.com/office/word/2010/wordprocessingInk" xmlns:wne="http://schemas.microsoft.com/office/word/2006/wordml" xmlns:wps="http://schemas.microsoft.com/office/word/2010/wordprocessingShape" mc:Ignorable="w14 w15 w16se w16cid w16 w16cex w16sdtdh wp14">
+<w:ftr xmlns:wpc="http://schemas.microsoft.com/office/word/2010/wordprocessingCanvas" xmlns:cx="http://schemas.microsoft.com/office/drawing/2014/chartex" xmlns:cx1="http://schemas.microsoft.com/office/drawing/2015/9/8/chartex" xmlns:cx2="http://schemas.microsoft.com/office/drawing/2015/10/21/chartex" xmlns:cx3="http://schemas.microsoft.com/office/drawing/2016/5/9/chartex" xmlns:cx4="http://schemas.microsoft.com/office/drawing/2016/5/10/chartex" xmlns:cx5="http://schemas.microsoft.com/office/drawing/2016/5/11/chartex" xmlns:cx6="http://schemas.microsoft.com/office/drawing/2016/5/12/chartex" xmlns:cx7="http://schemas.microsoft.com/office/drawing/2016/5/13/chartex" xmlns:cx8="http://schemas.microsoft.com/office/drawing/2016/5/14/chartex" xmlns:mc="http://schemas.openxmlformats.org/markup-compatibility/2006" xmlns:aink="http://schemas.microsoft.com/office/drawing/2016/ink" xmlns:am3d="http://schemas.microsoft.com/office/drawing/2017/model3d" xmlns:o="urn:schemas-microsoft-com:office:office" xmlns:oel="http://schemas.microsoft.com/office/2019/extlst" xmlns:r="http://schemas.openxmlformats.org/officeDocument/2006/relationships" xmlns:m="http://schemas.openxmlformats.org/officeDocument/2006/math" xmlns:v="urn:schemas-microsoft-com:vml" xmlns:wp14="http://schemas.microsoft.com/office/word/2010/wordprocessingDrawing" xmlns:wp="http://schemas.openxmlformats.org/drawingml/2006/wordprocessingDrawing" xmlns:w10="urn:schemas-microsoft-com:office:word" xmlns:w="http://schemas.openxmlformats.org/wordprocessingml/2006/main" xmlns:w14="http://schemas.microsoft.com/office/word/2010/wordml" xmlns:w15="http://schemas.microsoft.com/office/word/2012/wordml" xmlns:w16cex="http://schemas.microsoft.com/office/word/2018/wordml/cex" xmlns:w16cid="http://schemas.microsoft.com/office/word/2016/wordml/cid" xmlns:w16="http://schemas.microsoft.com/office/word/2018/wordml" xmlns:w16du="http://schemas.microsoft.com/office/word/2023/wordml/word16du" xmlns:w16sdtdh="http://schemas.microsoft.com/office/word/2020/wordml/sdtdatahash" xmlns:w16sdtfl="http://schemas.microsoft.com/office/word/2024/wordml/sdtformatlock" xmlns:w16se="http://schemas.microsoft.com/office/word/2015/wordml/symex" xmlns:wpg="http://schemas.microsoft.com/office/word/2010/wordprocessingGroup" xmlns:wpi="http://schemas.microsoft.com/office/word/2010/wordprocessingInk" xmlns:wne="http://schemas.microsoft.com/office/word/2006/wordml" xmlns:wps="http://schemas.microsoft.com/office/word/2010/wordprocessingShape" mc:Ignorable="w14 w15 w16se w16cid w16 w16cex w16sdtdh w16sdtfl w16du wp14">
   <w:p>
     <w:pPr>
       <w:pStyle w:val="Footer"/>
@@ -1686,7 +1963,7 @@
 </file>
 
 <file path=word/footer2.xml><?xml version="1.0" encoding="utf-8"?>
-<w:ftr xmlns:wpc="http://schemas.microsoft.com/office/word/2010/wordprocessingCanvas" xmlns:cx="http://schemas.microsoft.com/office/drawing/2014/chartex" xmlns:cx1="http://schemas.microsoft.com/office/drawing/2015/9/8/chartex" xmlns:cx2="http://schemas.microsoft.com/office/drawing/2015/10/21/chartex" xmlns:cx3="http://schemas.microsoft.com/office/drawing/2016/5/9/chartex" xmlns:cx4="http://schemas.microsoft.com/office/drawing/2016/5/10/chartex" xmlns:cx5="http://schemas.microsoft.com/office/drawing/2016/5/11/chartex" xmlns:cx6="http://schemas.microsoft.com/office/drawing/2016/5/12/chartex" xmlns:cx7="http://schemas.microsoft.com/office/drawing/2016/5/13/chartex" xmlns:cx8="http://schemas.microsoft.com/office/drawing/2016/5/14/chartex" xmlns:mc="http://schemas.openxmlformats.org/markup-compatibility/2006" xmlns:aink="http://schemas.microsoft.com/office/drawing/2016/ink" xmlns:am3d="http://schemas.microsoft.com/office/drawing/2017/model3d" xmlns:o="urn:schemas-microsoft-com:office:office" xmlns:r="http://schemas.openxmlformats.org/officeDocument/2006/relationships" xmlns:m="http://schemas.openxmlformats.org/officeDocument/2006/math" xmlns:v="urn:schemas-microsoft-com:vml" xmlns:wp14="http://schemas.microsoft.com/office/word/2010/wordprocessingDrawing" xmlns:wp="http://schemas.openxmlformats.org/drawingml/2006/wordprocessingDrawing" xmlns:w10="urn:schemas-microsoft-com:office:word" xmlns:w="http://schemas.openxmlformats.org/wordprocessingml/2006/main" xmlns:w14="http://schemas.microsoft.com/office/word/2010/wordml" xmlns:w15="http://schemas.microsoft.com/office/word/2012/wordml" xmlns:w16cex="http://schemas.microsoft.com/office/word/2018/wordml/cex" xmlns:w16cid="http://schemas.microsoft.com/office/word/2016/wordml/cid" xmlns:w16="http://schemas.microsoft.com/office/word/2018/wordml" xmlns:w16sdtdh="http://schemas.microsoft.com/office/word/2020/wordml/sdtdatahash" xmlns:w16se="http://schemas.microsoft.com/office/word/2015/wordml/symex" xmlns:wpg="http://schemas.microsoft.com/office/word/2010/wordprocessingGroup" xmlns:wpi="http://schemas.microsoft.com/office/word/2010/wordprocessingInk" xmlns:wne="http://schemas.microsoft.com/office/word/2006/wordml" xmlns:wps="http://schemas.microsoft.com/office/word/2010/wordprocessingShape" mc:Ignorable="w14 w15 w16se w16cid w16 w16cex w16sdtdh wp14">
+<w:ftr xmlns:wpc="http://schemas.microsoft.com/office/word/2010/wordprocessingCanvas" xmlns:cx="http://schemas.microsoft.com/office/drawing/2014/chartex" xmlns:cx1="http://schemas.microsoft.com/office/drawing/2015/9/8/chartex" xmlns:cx2="http://schemas.microsoft.com/office/drawing/2015/10/21/chartex" xmlns:cx3="http://schemas.microsoft.com/office/drawing/2016/5/9/chartex" xmlns:cx4="http://schemas.microsoft.com/office/drawing/2016/5/10/chartex" xmlns:cx5="http://schemas.microsoft.com/office/drawing/2016/5/11/chartex" xmlns:cx6="http://schemas.microsoft.com/office/drawing/2016/5/12/chartex" xmlns:cx7="http://schemas.microsoft.com/office/drawing/2016/5/13/chartex" xmlns:cx8="http://schemas.microsoft.com/office/drawing/2016/5/14/chartex" xmlns:mc="http://schemas.openxmlformats.org/markup-compatibility/2006" xmlns:aink="http://schemas.microsoft.com/office/drawing/2016/ink" xmlns:am3d="http://schemas.microsoft.com/office/drawing/2017/model3d" xmlns:o="urn:schemas-microsoft-com:office:office" xmlns:oel="http://schemas.microsoft.com/office/2019/extlst" xmlns:r="http://schemas.openxmlformats.org/officeDocument/2006/relationships" xmlns:m="http://schemas.openxmlformats.org/officeDocument/2006/math" xmlns:v="urn:schemas-microsoft-com:vml" xmlns:wp14="http://schemas.microsoft.com/office/word/2010/wordprocessingDrawing" xmlns:wp="http://schemas.openxmlformats.org/drawingml/2006/wordprocessingDrawing" xmlns:w10="urn:schemas-microsoft-com:office:word" xmlns:w="http://schemas.openxmlformats.org/wordprocessingml/2006/main" xmlns:w14="http://schemas.microsoft.com/office/word/2010/wordml" xmlns:w15="http://schemas.microsoft.com/office/word/2012/wordml" xmlns:w16cex="http://schemas.microsoft.com/office/word/2018/wordml/cex" xmlns:w16cid="http://schemas.microsoft.com/office/word/2016/wordml/cid" xmlns:w16="http://schemas.microsoft.com/office/word/2018/wordml" xmlns:w16du="http://schemas.microsoft.com/office/word/2023/wordml/word16du" xmlns:w16sdtdh="http://schemas.microsoft.com/office/word/2020/wordml/sdtdatahash" xmlns:w16sdtfl="http://schemas.microsoft.com/office/word/2024/wordml/sdtformatlock" xmlns:w16se="http://schemas.microsoft.com/office/word/2015/wordml/symex" xmlns:wpg="http://schemas.microsoft.com/office/word/2010/wordprocessingGroup" xmlns:wpi="http://schemas.microsoft.com/office/word/2010/wordprocessingInk" xmlns:wne="http://schemas.microsoft.com/office/word/2006/wordml" xmlns:wps="http://schemas.microsoft.com/office/word/2010/wordprocessingShape" mc:Ignorable="w14 w15 w16se w16cid w16 w16cex w16sdtdh w16sdtfl w16du wp14">
   <w:p>
     <w:pPr>
       <w:pStyle w:val="Footer"/>
@@ -1862,7 +2139,7 @@
 </file>
 
 <file path=word/footer3.xml><?xml version="1.0" encoding="utf-8"?>
-<w:ftr xmlns:wpc="http://schemas.microsoft.com/office/word/2010/wordprocessingCanvas" xmlns:cx="http://schemas.microsoft.com/office/drawing/2014/chartex" xmlns:cx1="http://schemas.microsoft.com/office/drawing/2015/9/8/chartex" xmlns:cx2="http://schemas.microsoft.com/office/drawing/2015/10/21/chartex" xmlns:cx3="http://schemas.microsoft.com/office/drawing/2016/5/9/chartex" xmlns:cx4="http://schemas.microsoft.com/office/drawing/2016/5/10/chartex" xmlns:cx5="http://schemas.microsoft.com/office/drawing/2016/5/11/chartex" xmlns:cx6="http://schemas.microsoft.com/office/drawing/2016/5/12/chartex" xmlns:cx7="http://schemas.microsoft.com/office/drawing/2016/5/13/chartex" xmlns:cx8="http://schemas.microsoft.com/office/drawing/2016/5/14/chartex" xmlns:mc="http://schemas.openxmlformats.org/markup-compatibility/2006" xmlns:aink="http://schemas.microsoft.com/office/drawing/2016/ink" xmlns:am3d="http://schemas.microsoft.com/office/drawing/2017/model3d" xmlns:o="urn:schemas-microsoft-com:office:office" xmlns:r="http://schemas.openxmlformats.org/officeDocument/2006/relationships" xmlns:m="http://schemas.openxmlformats.org/officeDocument/2006/math" xmlns:v="urn:schemas-microsoft-com:vml" xmlns:wp14="http://schemas.microsoft.com/office/word/2010/wordprocessingDrawing" xmlns:wp="http://schemas.openxmlformats.org/drawingml/2006/wordprocessingDrawing" xmlns:w10="urn:schemas-microsoft-com:office:word" xmlns:w="http://schemas.openxmlformats.org/wordprocessingml/2006/main" xmlns:w14="http://schemas.microsoft.com/office/word/2010/wordml" xmlns:w15="http://schemas.microsoft.com/office/word/2012/wordml" xmlns:w16cex="http://schemas.microsoft.com/office/word/2018/wordml/cex" xmlns:w16cid="http://schemas.microsoft.com/office/word/2016/wordml/cid" xmlns:w16="http://schemas.microsoft.com/office/word/2018/wordml" xmlns:w16sdtdh="http://schemas.microsoft.com/office/word/2020/wordml/sdtdatahash" xmlns:w16se="http://schemas.microsoft.com/office/word/2015/wordml/symex" xmlns:wpg="http://schemas.microsoft.com/office/word/2010/wordprocessingGroup" xmlns:wpi="http://schemas.microsoft.com/office/word/2010/wordprocessingInk" xmlns:wne="http://schemas.microsoft.com/office/word/2006/wordml" xmlns:wps="http://schemas.microsoft.com/office/word/2010/wordprocessingShape" mc:Ignorable="w14 w15 w16se w16cid w16 w16cex w16sdtdh wp14">
+<w:ftr xmlns:wpc="http://schemas.microsoft.com/office/word/2010/wordprocessingCanvas" xmlns:cx="http://schemas.microsoft.com/office/drawing/2014/chartex" xmlns:cx1="http://schemas.microsoft.com/office/drawing/2015/9/8/chartex" xmlns:cx2="http://schemas.microsoft.com/office/drawing/2015/10/21/chartex" xmlns:cx3="http://schemas.microsoft.com/office/drawing/2016/5/9/chartex" xmlns:cx4="http://schemas.microsoft.com/office/drawing/2016/5/10/chartex" xmlns:cx5="http://schemas.microsoft.com/office/drawing/2016/5/11/chartex" xmlns:cx6="http://schemas.microsoft.com/office/drawing/2016/5/12/chartex" xmlns:cx7="http://schemas.microsoft.com/office/drawing/2016/5/13/chartex" xmlns:cx8="http://schemas.microsoft.com/office/drawing/2016/5/14/chartex" xmlns:mc="http://schemas.openxmlformats.org/markup-compatibility/2006" xmlns:aink="http://schemas.microsoft.com/office/drawing/2016/ink" xmlns:am3d="http://schemas.microsoft.com/office/drawing/2017/model3d" xmlns:o="urn:schemas-microsoft-com:office:office" xmlns:oel="http://schemas.microsoft.com/office/2019/extlst" xmlns:r="http://schemas.openxmlformats.org/officeDocument/2006/relationships" xmlns:m="http://schemas.openxmlformats.org/officeDocument/2006/math" xmlns:v="urn:schemas-microsoft-com:vml" xmlns:wp14="http://schemas.microsoft.com/office/word/2010/wordprocessingDrawing" xmlns:wp="http://schemas.openxmlformats.org/drawingml/2006/wordprocessingDrawing" xmlns:w10="urn:schemas-microsoft-com:office:word" xmlns:w="http://schemas.openxmlformats.org/wordprocessingml/2006/main" xmlns:w14="http://schemas.microsoft.com/office/word/2010/wordml" xmlns:w15="http://schemas.microsoft.com/office/word/2012/wordml" xmlns:w16cex="http://schemas.microsoft.com/office/word/2018/wordml/cex" xmlns:w16cid="http://schemas.microsoft.com/office/word/2016/wordml/cid" xmlns:w16="http://schemas.microsoft.com/office/word/2018/wordml" xmlns:w16du="http://schemas.microsoft.com/office/word/2023/wordml/word16du" xmlns:w16sdtdh="http://schemas.microsoft.com/office/word/2020/wordml/sdtdatahash" xmlns:w16sdtfl="http://schemas.microsoft.com/office/word/2024/wordml/sdtformatlock" xmlns:w16se="http://schemas.microsoft.com/office/word/2015/wordml/symex" xmlns:wpg="http://schemas.microsoft.com/office/word/2010/wordprocessingGroup" xmlns:wpi="http://schemas.microsoft.com/office/word/2010/wordprocessingInk" xmlns:wne="http://schemas.microsoft.com/office/word/2006/wordml" xmlns:wps="http://schemas.microsoft.com/office/word/2010/wordprocessingShape" mc:Ignorable="w14 w15 w16se w16cid w16 w16cex w16sdtdh w16sdtfl w16du wp14">
   <w:p>
     <w:pPr>
       <w:pStyle w:val="Footer"/>
@@ -1872,7 +2149,7 @@
 </file>
 
 <file path=word/footnotes.xml><?xml version="1.0" encoding="utf-8"?>
-<w:footnotes xmlns:wpc="http://schemas.microsoft.com/office/word/2010/wordprocessingCanvas" xmlns:cx="http://schemas.microsoft.com/office/drawing/2014/chartex" xmlns:cx1="http://schemas.microsoft.com/office/drawing/2015/9/8/chartex" xmlns:cx2="http://schemas.microsoft.com/office/drawing/2015/10/21/chartex" xmlns:cx3="http://schemas.microsoft.com/office/drawing/2016/5/9/chartex" xmlns:cx4="http://schemas.microsoft.com/office/drawing/2016/5/10/chartex" xmlns:cx5="http://schemas.microsoft.com/office/drawing/2016/5/11/chartex" xmlns:cx6="http://schemas.microsoft.com/office/drawing/2016/5/12/chartex" xmlns:cx7="http://schemas.microsoft.com/office/drawing/2016/5/13/chartex" xmlns:cx8="http://schemas.microsoft.com/office/drawing/2016/5/14/chartex" xmlns:mc="http://schemas.openxmlformats.org/markup-compatibility/2006" xmlns:aink="http://schemas.microsoft.com/office/drawing/2016/ink" xmlns:am3d="http://schemas.microsoft.com/office/drawing/2017/model3d" xmlns:o="urn:schemas-microsoft-com:office:office" xmlns:r="http://schemas.openxmlformats.org/officeDocument/2006/relationships" xmlns:m="http://schemas.openxmlformats.org/officeDocument/2006/math" xmlns:v="urn:schemas-microsoft-com:vml" xmlns:wp14="http://schemas.microsoft.com/office/word/2010/wordprocessingDrawing" xmlns:wp="http://schemas.openxmlformats.org/drawingml/2006/wordprocessingDrawing" xmlns:w10="urn:schemas-microsoft-com:office:word" xmlns:w="http://schemas.openxmlformats.org/wordprocessingml/2006/main" xmlns:w14="http://schemas.microsoft.com/office/word/2010/wordml" xmlns:w15="http://schemas.microsoft.com/office/word/2012/wordml" xmlns:w16cex="http://schemas.microsoft.com/office/word/2018/wordml/cex" xmlns:w16cid="http://schemas.microsoft.com/office/word/2016/wordml/cid" xmlns:w16="http://schemas.microsoft.com/office/word/2018/wordml" xmlns:w16sdtdh="http://schemas.microsoft.com/office/word/2020/wordml/sdtdatahash" xmlns:w16se="http://schemas.microsoft.com/office/word/2015/wordml/symex" xmlns:wpg="http://schemas.microsoft.com/office/word/2010/wordprocessingGroup" xmlns:wpi="http://schemas.microsoft.com/office/word/2010/wordprocessingInk" xmlns:wne="http://schemas.microsoft.com/office/word/2006/wordml" xmlns:wps="http://schemas.microsoft.com/office/word/2010/wordprocessingShape" mc:Ignorable="w14 w15 w16se w16cid w16 w16cex w16sdtdh wp14">
+<w:footnotes xmlns:wpc="http://schemas.microsoft.com/office/word/2010/wordprocessingCanvas" xmlns:cx="http://schemas.microsoft.com/office/drawing/2014/chartex" xmlns:cx1="http://schemas.microsoft.com/office/drawing/2015/9/8/chartex" xmlns:cx2="http://schemas.microsoft.com/office/drawing/2015/10/21/chartex" xmlns:cx3="http://schemas.microsoft.com/office/drawing/2016/5/9/chartex" xmlns:cx4="http://schemas.microsoft.com/office/drawing/2016/5/10/chartex" xmlns:cx5="http://schemas.microsoft.com/office/drawing/2016/5/11/chartex" xmlns:cx6="http://schemas.microsoft.com/office/drawing/2016/5/12/chartex" xmlns:cx7="http://schemas.microsoft.com/office/drawing/2016/5/13/chartex" xmlns:cx8="http://schemas.microsoft.com/office/drawing/2016/5/14/chartex" xmlns:mc="http://schemas.openxmlformats.org/markup-compatibility/2006" xmlns:aink="http://schemas.microsoft.com/office/drawing/2016/ink" xmlns:am3d="http://schemas.microsoft.com/office/drawing/2017/model3d" xmlns:o="urn:schemas-microsoft-com:office:office" xmlns:oel="http://schemas.microsoft.com/office/2019/extlst" xmlns:r="http://schemas.openxmlformats.org/officeDocument/2006/relationships" xmlns:m="http://schemas.openxmlformats.org/officeDocument/2006/math" xmlns:v="urn:schemas-microsoft-com:vml" xmlns:wp14="http://schemas.microsoft.com/office/word/2010/wordprocessingDrawing" xmlns:wp="http://schemas.openxmlformats.org/drawingml/2006/wordprocessingDrawing" xmlns:w10="urn:schemas-microsoft-com:office:word" xmlns:w="http://schemas.openxmlformats.org/wordprocessingml/2006/main" xmlns:w14="http://schemas.microsoft.com/office/word/2010/wordml" xmlns:w15="http://schemas.microsoft.com/office/word/2012/wordml" xmlns:w16cex="http://schemas.microsoft.com/office/word/2018/wordml/cex" xmlns:w16cid="http://schemas.microsoft.com/office/word/2016/wordml/cid" xmlns:w16="http://schemas.microsoft.com/office/word/2018/wordml" xmlns:w16du="http://schemas.microsoft.com/office/word/2023/wordml/word16du" xmlns:w16sdtdh="http://schemas.microsoft.com/office/word/2020/wordml/sdtdatahash" xmlns:w16sdtfl="http://schemas.microsoft.com/office/word/2024/wordml/sdtformatlock" xmlns:w16se="http://schemas.microsoft.com/office/word/2015/wordml/symex" xmlns:wpg="http://schemas.microsoft.com/office/word/2010/wordprocessingGroup" xmlns:wpi="http://schemas.microsoft.com/office/word/2010/wordprocessingInk" xmlns:wne="http://schemas.microsoft.com/office/word/2006/wordml" xmlns:wps="http://schemas.microsoft.com/office/word/2010/wordprocessingShape" mc:Ignorable="w14 w15 w16se w16cid w16 w16cex w16sdtdh w16sdtfl w16du wp14">
   <w:footnote w:type="separator" w:id="-1">
     <w:p>
       <w:r>
@@ -1891,7 +2168,7 @@
 </file>
 
 <file path=word/header1.xml><?xml version="1.0" encoding="utf-8"?>
-<w:hdr xmlns:wpc="http://schemas.microsoft.com/office/word/2010/wordprocessingCanvas" xmlns:cx="http://schemas.microsoft.com/office/drawing/2014/chartex" xmlns:cx1="http://schemas.microsoft.com/office/drawing/2015/9/8/chartex" xmlns:cx2="http://schemas.microsoft.com/office/drawing/2015/10/21/chartex" xmlns:cx3="http://schemas.microsoft.com/office/drawing/2016/5/9/chartex" xmlns:cx4="http://schemas.microsoft.com/office/drawing/2016/5/10/chartex" xmlns:cx5="http://schemas.microsoft.com/office/drawing/2016/5/11/chartex" xmlns:cx6="http://schemas.microsoft.com/office/drawing/2016/5/12/chartex" xmlns:cx7="http://schemas.microsoft.com/office/drawing/2016/5/13/chartex" xmlns:cx8="http://schemas.microsoft.com/office/drawing/2016/5/14/chartex" xmlns:mc="http://schemas.openxmlformats.org/markup-compatibility/2006" xmlns:aink="http://schemas.microsoft.com/office/drawing/2016/ink" xmlns:am3d="http://schemas.microsoft.com/office/drawing/2017/model3d" xmlns:o="urn:schemas-microsoft-com:office:office" xmlns:r="http://schemas.openxmlformats.org/officeDocument/2006/relationships" xmlns:m="http://schemas.openxmlformats.org/officeDocument/2006/math" xmlns:v="urn:schemas-microsoft-com:vml" xmlns:wp14="http://schemas.microsoft.com/office/word/2010/wordprocessingDrawing" xmlns:wp="http://schemas.openxmlformats.org/drawingml/2006/wordprocessingDrawing" xmlns:w10="urn:schemas-microsoft-com:office:word" xmlns:w="http://schemas.openxmlformats.org/wordprocessingml/2006/main" xmlns:w14="http://schemas.microsoft.com/office/word/2010/wordml" xmlns:w15="http://schemas.microsoft.com/office/word/2012/wordml" xmlns:w16cex="http://schemas.microsoft.com/office/word/2018/wordml/cex" xmlns:w16cid="http://schemas.microsoft.com/office/word/2016/wordml/cid" xmlns:w16="http://schemas.microsoft.com/office/word/2018/wordml" xmlns:w16sdtdh="http://schemas.microsoft.com/office/word/2020/wordml/sdtdatahash" xmlns:w16se="http://schemas.microsoft.com/office/word/2015/wordml/symex" xmlns:wpg="http://schemas.microsoft.com/office/word/2010/wordprocessingGroup" xmlns:wpi="http://schemas.microsoft.com/office/word/2010/wordprocessingInk" xmlns:wne="http://schemas.microsoft.com/office/word/2006/wordml" xmlns:wps="http://schemas.microsoft.com/office/word/2010/wordprocessingShape" mc:Ignorable="w14 w15 w16se w16cid w16 w16cex w16sdtdh wp14">
+<w:hdr xmlns:wpc="http://schemas.microsoft.com/office/word/2010/wordprocessingCanvas" xmlns:cx="http://schemas.microsoft.com/office/drawing/2014/chartex" xmlns:cx1="http://schemas.microsoft.com/office/drawing/2015/9/8/chartex" xmlns:cx2="http://schemas.microsoft.com/office/drawing/2015/10/21/chartex" xmlns:cx3="http://schemas.microsoft.com/office/drawing/2016/5/9/chartex" xmlns:cx4="http://schemas.microsoft.com/office/drawing/2016/5/10/chartex" xmlns:cx5="http://schemas.microsoft.com/office/drawing/2016/5/11/chartex" xmlns:cx6="http://schemas.microsoft.com/office/drawing/2016/5/12/chartex" xmlns:cx7="http://schemas.microsoft.com/office/drawing/2016/5/13/chartex" xmlns:cx8="http://schemas.microsoft.com/office/drawing/2016/5/14/chartex" xmlns:mc="http://schemas.openxmlformats.org/markup-compatibility/2006" xmlns:aink="http://schemas.microsoft.com/office/drawing/2016/ink" xmlns:am3d="http://schemas.microsoft.com/office/drawing/2017/model3d" xmlns:o="urn:schemas-microsoft-com:office:office" xmlns:oel="http://schemas.microsoft.com/office/2019/extlst" xmlns:r="http://schemas.openxmlformats.org/officeDocument/2006/relationships" xmlns:m="http://schemas.openxmlformats.org/officeDocument/2006/math" xmlns:v="urn:schemas-microsoft-com:vml" xmlns:wp14="http://schemas.microsoft.com/office/word/2010/wordprocessingDrawing" xmlns:wp="http://schemas.openxmlformats.org/drawingml/2006/wordprocessingDrawing" xmlns:w10="urn:schemas-microsoft-com:office:word" xmlns:w="http://schemas.openxmlformats.org/wordprocessingml/2006/main" xmlns:w14="http://schemas.microsoft.com/office/word/2010/wordml" xmlns:w15="http://schemas.microsoft.com/office/word/2012/wordml" xmlns:w16cex="http://schemas.microsoft.com/office/word/2018/wordml/cex" xmlns:w16cid="http://schemas.microsoft.com/office/word/2016/wordml/cid" xmlns:w16="http://schemas.microsoft.com/office/word/2018/wordml" xmlns:w16du="http://schemas.microsoft.com/office/word/2023/wordml/word16du" xmlns:w16sdtdh="http://schemas.microsoft.com/office/word/2020/wordml/sdtdatahash" xmlns:w16sdtfl="http://schemas.microsoft.com/office/word/2024/wordml/sdtformatlock" xmlns:w16se="http://schemas.microsoft.com/office/word/2015/wordml/symex" xmlns:wpg="http://schemas.microsoft.com/office/word/2010/wordprocessingGroup" xmlns:wpi="http://schemas.microsoft.com/office/word/2010/wordprocessingInk" xmlns:wne="http://schemas.microsoft.com/office/word/2006/wordml" xmlns:wps="http://schemas.microsoft.com/office/word/2010/wordprocessingShape" mc:Ignorable="w14 w15 w16se w16cid w16 w16cex w16sdtdh w16sdtfl w16du wp14">
   <w:p>
     <w:pPr>
       <w:pStyle w:val="Header"/>
@@ -1901,7 +2178,7 @@
 </file>
 
 <file path=word/header2.xml><?xml version="1.0" encoding="utf-8"?>
-<w:hdr xmlns:wpc="http://schemas.microsoft.com/office/word/2010/wordprocessingCanvas" xmlns:cx="http://schemas.microsoft.com/office/drawing/2014/chartex" xmlns:cx1="http://schemas.microsoft.com/office/drawing/2015/9/8/chartex" xmlns:cx2="http://schemas.microsoft.com/office/drawing/2015/10/21/chartex" xmlns:cx3="http://schemas.microsoft.com/office/drawing/2016/5/9/chartex" xmlns:cx4="http://schemas.microsoft.com/office/drawing/2016/5/10/chartex" xmlns:cx5="http://schemas.microsoft.com/office/drawing/2016/5/11/chartex" xmlns:cx6="http://schemas.microsoft.com/office/drawing/2016/5/12/chartex" xmlns:cx7="http://schemas.microsoft.com/office/drawing/2016/5/13/chartex" xmlns:cx8="http://schemas.microsoft.com/office/drawing/2016/5/14/chartex" xmlns:mc="http://schemas.openxmlformats.org/markup-compatibility/2006" xmlns:aink="http://schemas.microsoft.com/office/drawing/2016/ink" xmlns:am3d="http://schemas.microsoft.com/office/drawing/2017/model3d" xmlns:o="urn:schemas-microsoft-com:office:office" xmlns:r="http://schemas.openxmlformats.org/officeDocument/2006/relationships" xmlns:m="http://schemas.openxmlformats.org/officeDocument/2006/math" xmlns:v="urn:schemas-microsoft-com:vml" xmlns:wp14="http://schemas.microsoft.com/office/word/2010/wordprocessingDrawing" xmlns:wp="http://schemas.openxmlformats.org/drawingml/2006/wordprocessingDrawing" xmlns:w10="urn:schemas-microsoft-com:office:word" xmlns:w="http://schemas.openxmlformats.org/wordprocessingml/2006/main" xmlns:w14="http://schemas.microsoft.com/office/word/2010/wordml" xmlns:w15="http://schemas.microsoft.com/office/word/2012/wordml" xmlns:w16cex="http://schemas.microsoft.com/office/word/2018/wordml/cex" xmlns:w16cid="http://schemas.microsoft.com/office/word/2016/wordml/cid" xmlns:w16="http://schemas.microsoft.com/office/word/2018/wordml" xmlns:w16sdtdh="http://schemas.microsoft.com/office/word/2020/wordml/sdtdatahash" xmlns:w16se="http://schemas.microsoft.com/office/word/2015/wordml/symex" xmlns:wpg="http://schemas.microsoft.com/office/word/2010/wordprocessingGroup" xmlns:wpi="http://schemas.microsoft.com/office/word/2010/wordprocessingInk" xmlns:wne="http://schemas.microsoft.com/office/word/2006/wordml" xmlns:wps="http://schemas.microsoft.com/office/word/2010/wordprocessingShape" mc:Ignorable="w14 w15 w16se w16cid w16 w16cex w16sdtdh wp14">
+<w:hdr xmlns:wpc="http://schemas.microsoft.com/office/word/2010/wordprocessingCanvas" xmlns:cx="http://schemas.microsoft.com/office/drawing/2014/chartex" xmlns:cx1="http://schemas.microsoft.com/office/drawing/2015/9/8/chartex" xmlns:cx2="http://schemas.microsoft.com/office/drawing/2015/10/21/chartex" xmlns:cx3="http://schemas.microsoft.com/office/drawing/2016/5/9/chartex" xmlns:cx4="http://schemas.microsoft.com/office/drawing/2016/5/10/chartex" xmlns:cx5="http://schemas.microsoft.com/office/drawing/2016/5/11/chartex" xmlns:cx6="http://schemas.microsoft.com/office/drawing/2016/5/12/chartex" xmlns:cx7="http://schemas.microsoft.com/office/drawing/2016/5/13/chartex" xmlns:cx8="http://schemas.microsoft.com/office/drawing/2016/5/14/chartex" xmlns:mc="http://schemas.openxmlformats.org/markup-compatibility/2006" xmlns:aink="http://schemas.microsoft.com/office/drawing/2016/ink" xmlns:am3d="http://schemas.microsoft.com/office/drawing/2017/model3d" xmlns:o="urn:schemas-microsoft-com:office:office" xmlns:oel="http://schemas.microsoft.com/office/2019/extlst" xmlns:r="http://schemas.openxmlformats.org/officeDocument/2006/relationships" xmlns:m="http://schemas.openxmlformats.org/officeDocument/2006/math" xmlns:v="urn:schemas-microsoft-com:vml" xmlns:wp14="http://schemas.microsoft.com/office/word/2010/wordprocessingDrawing" xmlns:wp="http://schemas.openxmlformats.org/drawingml/2006/wordprocessingDrawing" xmlns:w10="urn:schemas-microsoft-com:office:word" xmlns:w="http://schemas.openxmlformats.org/wordprocessingml/2006/main" xmlns:w14="http://schemas.microsoft.com/office/word/2010/wordml" xmlns:w15="http://schemas.microsoft.com/office/word/2012/wordml" xmlns:w16cex="http://schemas.microsoft.com/office/word/2018/wordml/cex" xmlns:w16cid="http://schemas.microsoft.com/office/word/2016/wordml/cid" xmlns:w16="http://schemas.microsoft.com/office/word/2018/wordml" xmlns:w16du="http://schemas.microsoft.com/office/word/2023/wordml/word16du" xmlns:w16sdtdh="http://schemas.microsoft.com/office/word/2020/wordml/sdtdatahash" xmlns:w16sdtfl="http://schemas.microsoft.com/office/word/2024/wordml/sdtformatlock" xmlns:w16se="http://schemas.microsoft.com/office/word/2015/wordml/symex" xmlns:wpg="http://schemas.microsoft.com/office/word/2010/wordprocessingGroup" xmlns:wpi="http://schemas.microsoft.com/office/word/2010/wordprocessingInk" xmlns:wne="http://schemas.microsoft.com/office/word/2006/wordml" xmlns:wps="http://schemas.microsoft.com/office/word/2010/wordprocessingShape" mc:Ignorable="w14 w15 w16se w16cid w16 w16cex w16sdtdh w16sdtfl w16du wp14">
   <w:p>
     <w:pPr>
       <w:pStyle w:val="Header"/>
@@ -1911,7 +2188,7 @@
 </file>
 
 <file path=word/header3.xml><?xml version="1.0" encoding="utf-8"?>
-<w:hdr xmlns:wpc="http://schemas.microsoft.com/office/word/2010/wordprocessingCanvas" xmlns:cx="http://schemas.microsoft.com/office/drawing/2014/chartex" xmlns:cx1="http://schemas.microsoft.com/office/drawing/2015/9/8/chartex" xmlns:cx2="http://schemas.microsoft.com/office/drawing/2015/10/21/chartex" xmlns:cx3="http://schemas.microsoft.com/office/drawing/2016/5/9/chartex" xmlns:cx4="http://schemas.microsoft.com/office/drawing/2016/5/10/chartex" xmlns:cx5="http://schemas.microsoft.com/office/drawing/2016/5/11/chartex" xmlns:cx6="http://schemas.microsoft.com/office/drawing/2016/5/12/chartex" xmlns:cx7="http://schemas.microsoft.com/office/drawing/2016/5/13/chartex" xmlns:cx8="http://schemas.microsoft.com/office/drawing/2016/5/14/chartex" xmlns:mc="http://schemas.openxmlformats.org/markup-compatibility/2006" xmlns:aink="http://schemas.microsoft.com/office/drawing/2016/ink" xmlns:am3d="http://schemas.microsoft.com/office/drawing/2017/model3d" xmlns:o="urn:schemas-microsoft-com:office:office" xmlns:r="http://schemas.openxmlformats.org/officeDocument/2006/relationships" xmlns:m="http://schemas.openxmlformats.org/officeDocument/2006/math" xmlns:v="urn:schemas-microsoft-com:vml" xmlns:wp14="http://schemas.microsoft.com/office/word/2010/wordprocessingDrawing" xmlns:wp="http://schemas.openxmlformats.org/drawingml/2006/wordprocessingDrawing" xmlns:w10="urn:schemas-microsoft-com:office:word" xmlns:w="http://schemas.openxmlformats.org/wordprocessingml/2006/main" xmlns:w14="http://schemas.microsoft.com/office/word/2010/wordml" xmlns:w15="http://schemas.microsoft.com/office/word/2012/wordml" xmlns:w16cex="http://schemas.microsoft.com/office/word/2018/wordml/cex" xmlns:w16cid="http://schemas.microsoft.com/office/word/2016/wordml/cid" xmlns:w16="http://schemas.microsoft.com/office/word/2018/wordml" xmlns:w16sdtdh="http://schemas.microsoft.com/office/word/2020/wordml/sdtdatahash" xmlns:w16se="http://schemas.microsoft.com/office/word/2015/wordml/symex" xmlns:wpg="http://schemas.microsoft.com/office/word/2010/wordprocessingGroup" xmlns:wpi="http://schemas.microsoft.com/office/word/2010/wordprocessingInk" xmlns:wne="http://schemas.microsoft.com/office/word/2006/wordml" xmlns:wps="http://schemas.microsoft.com/office/word/2010/wordprocessingShape" mc:Ignorable="w14 w15 w16se w16cid w16 w16cex w16sdtdh wp14">
+<w:hdr xmlns:wpc="http://schemas.microsoft.com/office/word/2010/wordprocessingCanvas" xmlns:cx="http://schemas.microsoft.com/office/drawing/2014/chartex" xmlns:cx1="http://schemas.microsoft.com/office/drawing/2015/9/8/chartex" xmlns:cx2="http://schemas.microsoft.com/office/drawing/2015/10/21/chartex" xmlns:cx3="http://schemas.microsoft.com/office/drawing/2016/5/9/chartex" xmlns:cx4="http://schemas.microsoft.com/office/drawing/2016/5/10/chartex" xmlns:cx5="http://schemas.microsoft.com/office/drawing/2016/5/11/chartex" xmlns:cx6="http://schemas.microsoft.com/office/drawing/2016/5/12/chartex" xmlns:cx7="http://schemas.microsoft.com/office/drawing/2016/5/13/chartex" xmlns:cx8="http://schemas.microsoft.com/office/drawing/2016/5/14/chartex" xmlns:mc="http://schemas.openxmlformats.org/markup-compatibility/2006" xmlns:aink="http://schemas.microsoft.com/office/drawing/2016/ink" xmlns:am3d="http://schemas.microsoft.com/office/drawing/2017/model3d" xmlns:o="urn:schemas-microsoft-com:office:office" xmlns:oel="http://schemas.microsoft.com/office/2019/extlst" xmlns:r="http://schemas.openxmlformats.org/officeDocument/2006/relationships" xmlns:m="http://schemas.openxmlformats.org/officeDocument/2006/math" xmlns:v="urn:schemas-microsoft-com:vml" xmlns:wp14="http://schemas.microsoft.com/office/word/2010/wordprocessingDrawing" xmlns:wp="http://schemas.openxmlformats.org/drawingml/2006/wordprocessingDrawing" xmlns:w10="urn:schemas-microsoft-com:office:word" xmlns:w="http://schemas.openxmlformats.org/wordprocessingml/2006/main" xmlns:w14="http://schemas.microsoft.com/office/word/2010/wordml" xmlns:w15="http://schemas.microsoft.com/office/word/2012/wordml" xmlns:w16cex="http://schemas.microsoft.com/office/word/2018/wordml/cex" xmlns:w16cid="http://schemas.microsoft.com/office/word/2016/wordml/cid" xmlns:w16="http://schemas.microsoft.com/office/word/2018/wordml" xmlns:w16du="http://schemas.microsoft.com/office/word/2023/wordml/word16du" xmlns:w16sdtdh="http://schemas.microsoft.com/office/word/2020/wordml/sdtdatahash" xmlns:w16sdtfl="http://schemas.microsoft.com/office/word/2024/wordml/sdtformatlock" xmlns:w16se="http://schemas.microsoft.com/office/word/2015/wordml/symex" xmlns:wpg="http://schemas.microsoft.com/office/word/2010/wordprocessingGroup" xmlns:wpi="http://schemas.microsoft.com/office/word/2010/wordprocessingInk" xmlns:wne="http://schemas.microsoft.com/office/word/2006/wordml" xmlns:wps="http://schemas.microsoft.com/office/word/2010/wordprocessingShape" mc:Ignorable="w14 w15 w16se w16cid w16 w16cex w16sdtdh w16sdtfl w16du wp14">
   <w:p>
     <w:pPr>
       <w:pStyle w:val="Header"/>
@@ -1921,7 +2198,7 @@
 </file>
 
 <file path=word/numbering.xml><?xml version="1.0" encoding="utf-8"?>
-<w:numbering xmlns:wpc="http://schemas.microsoft.com/office/word/2010/wordprocessingCanvas" xmlns:cx="http://schemas.microsoft.com/office/drawing/2014/chartex" xmlns:cx1="http://schemas.microsoft.com/office/drawing/2015/9/8/chartex" xmlns:cx2="http://schemas.microsoft.com/office/drawing/2015/10/21/chartex" xmlns:cx3="http://schemas.microsoft.com/office/drawing/2016/5/9/chartex" xmlns:cx4="http://schemas.microsoft.com/office/drawing/2016/5/10/chartex" xmlns:cx5="http://schemas.microsoft.com/office/drawing/2016/5/11/chartex" xmlns:cx6="http://schemas.microsoft.com/office/drawing/2016/5/12/chartex" xmlns:cx7="http://schemas.microsoft.com/office/drawing/2016/5/13/chartex" xmlns:cx8="http://schemas.microsoft.com/office/drawing/2016/5/14/chartex" xmlns:mc="http://schemas.openxmlformats.org/markup-compatibility/2006" xmlns:aink="http://schemas.microsoft.com/office/drawing/2016/ink" xmlns:am3d="http://schemas.microsoft.com/office/drawing/2017/model3d" xmlns:o="urn:schemas-microsoft-com:office:office" xmlns:r="http://schemas.openxmlformats.org/officeDocument/2006/relationships" xmlns:m="http://schemas.openxmlformats.org/officeDocument/2006/math" xmlns:v="urn:schemas-microsoft-com:vml" xmlns:wp14="http://schemas.microsoft.com/office/word/2010/wordprocessingDrawing" xmlns:wp="http://schemas.openxmlformats.org/drawingml/2006/wordprocessingDrawing" xmlns:w10="urn:schemas-microsoft-com:office:word" xmlns:w="http://schemas.openxmlformats.org/wordprocessingml/2006/main" xmlns:w14="http://schemas.microsoft.com/office/word/2010/wordml" xmlns:w15="http://schemas.microsoft.com/office/word/2012/wordml" xmlns:w16cex="http://schemas.microsoft.com/office/word/2018/wordml/cex" xmlns:w16cid="http://schemas.microsoft.com/office/word/2016/wordml/cid" xmlns:w16="http://schemas.microsoft.com/office/word/2018/wordml" xmlns:w16sdtdh="http://schemas.microsoft.com/office/word/2020/wordml/sdtdatahash" xmlns:w16se="http://schemas.microsoft.com/office/word/2015/wordml/symex" xmlns:wpg="http://schemas.microsoft.com/office/word/2010/wordprocessingGroup" xmlns:wpi="http://schemas.microsoft.com/office/word/2010/wordprocessingInk" xmlns:wne="http://schemas.microsoft.com/office/word/2006/wordml" xmlns:wps="http://schemas.microsoft.com/office/word/2010/wordprocessingShape" mc:Ignorable="w14 w15 w16se w16cid w16 w16cex w16sdtdh wp14">
+<w:numbering xmlns:wpc="http://schemas.microsoft.com/office/word/2010/wordprocessingCanvas" xmlns:cx="http://schemas.microsoft.com/office/drawing/2014/chartex" xmlns:cx1="http://schemas.microsoft.com/office/drawing/2015/9/8/chartex" xmlns:cx2="http://schemas.microsoft.com/office/drawing/2015/10/21/chartex" xmlns:cx3="http://schemas.microsoft.com/office/drawing/2016/5/9/chartex" xmlns:cx4="http://schemas.microsoft.com/office/drawing/2016/5/10/chartex" xmlns:cx5="http://schemas.microsoft.com/office/drawing/2016/5/11/chartex" xmlns:cx6="http://schemas.microsoft.com/office/drawing/2016/5/12/chartex" xmlns:cx7="http://schemas.microsoft.com/office/drawing/2016/5/13/chartex" xmlns:cx8="http://schemas.microsoft.com/office/drawing/2016/5/14/chartex" xmlns:mc="http://schemas.openxmlformats.org/markup-compatibility/2006" xmlns:aink="http://schemas.microsoft.com/office/drawing/2016/ink" xmlns:am3d="http://schemas.microsoft.com/office/drawing/2017/model3d" xmlns:o="urn:schemas-microsoft-com:office:office" xmlns:oel="http://schemas.microsoft.com/office/2019/extlst" xmlns:r="http://schemas.openxmlformats.org/officeDocument/2006/relationships" xmlns:m="http://schemas.openxmlformats.org/officeDocument/2006/math" xmlns:v="urn:schemas-microsoft-com:vml" xmlns:wp14="http://schemas.microsoft.com/office/word/2010/wordprocessingDrawing" xmlns:wp="http://schemas.openxmlformats.org/drawingml/2006/wordprocessingDrawing" xmlns:w10="urn:schemas-microsoft-com:office:word" xmlns:w="http://schemas.openxmlformats.org/wordprocessingml/2006/main" xmlns:w14="http://schemas.microsoft.com/office/word/2010/wordml" xmlns:w15="http://schemas.microsoft.com/office/word/2012/wordml" xmlns:w16cex="http://schemas.microsoft.com/office/word/2018/wordml/cex" xmlns:w16cid="http://schemas.microsoft.com/office/word/2016/wordml/cid" xmlns:w16="http://schemas.microsoft.com/office/word/2018/wordml" xmlns:w16du="http://schemas.microsoft.com/office/word/2023/wordml/word16du" xmlns:w16sdtdh="http://schemas.microsoft.com/office/word/2020/wordml/sdtdatahash" xmlns:w16sdtfl="http://schemas.microsoft.com/office/word/2024/wordml/sdtformatlock" xmlns:w16se="http://schemas.microsoft.com/office/word/2015/wordml/symex" xmlns:wpg="http://schemas.microsoft.com/office/word/2010/wordprocessingGroup" xmlns:wpi="http://schemas.microsoft.com/office/word/2010/wordprocessingInk" xmlns:wne="http://schemas.microsoft.com/office/word/2006/wordml" xmlns:wps="http://schemas.microsoft.com/office/word/2010/wordprocessingShape" mc:Ignorable="w14 w15 w16se w16cid w16 w16cex w16sdtdh w16sdtfl w16du wp14">
   <w:abstractNum w:abstractNumId="0" w15:restartNumberingAfterBreak="0">
     <w:nsid w:val="06CE4480"/>
     <w:multiLevelType w:val="hybridMultilevel"/>
@@ -4947,136 +5224,136 @@
       </w:rPr>
     </w:lvl>
   </w:abstractNum>
-  <w:num w:numId="1">
+  <w:num w:numId="1" w16cid:durableId="1065760575">
     <w:abstractNumId w:val="32"/>
   </w:num>
-  <w:num w:numId="2">
+  <w:num w:numId="2" w16cid:durableId="1970548486">
     <w:abstractNumId w:val="35"/>
   </w:num>
-  <w:num w:numId="3">
+  <w:num w:numId="3" w16cid:durableId="1857763615">
     <w:abstractNumId w:val="11"/>
   </w:num>
-  <w:num w:numId="4">
+  <w:num w:numId="4" w16cid:durableId="1676037044">
     <w:abstractNumId w:val="15"/>
   </w:num>
-  <w:num w:numId="5">
+  <w:num w:numId="5" w16cid:durableId="1286351370">
     <w:abstractNumId w:val="27"/>
   </w:num>
-  <w:num w:numId="6">
+  <w:num w:numId="6" w16cid:durableId="354430626">
     <w:abstractNumId w:val="7"/>
   </w:num>
-  <w:num w:numId="7">
+  <w:num w:numId="7" w16cid:durableId="375545541">
     <w:abstractNumId w:val="37"/>
   </w:num>
-  <w:num w:numId="8">
+  <w:num w:numId="8" w16cid:durableId="433674021">
     <w:abstractNumId w:val="17"/>
   </w:num>
-  <w:num w:numId="9">
+  <w:num w:numId="9" w16cid:durableId="1322735321">
     <w:abstractNumId w:val="33"/>
   </w:num>
-  <w:num w:numId="10">
+  <w:num w:numId="10" w16cid:durableId="489979581">
     <w:abstractNumId w:val="38"/>
   </w:num>
-  <w:num w:numId="11">
+  <w:num w:numId="11" w16cid:durableId="1386249211">
     <w:abstractNumId w:val="4"/>
   </w:num>
-  <w:num w:numId="12">
+  <w:num w:numId="12" w16cid:durableId="1955088574">
     <w:abstractNumId w:val="10"/>
   </w:num>
-  <w:num w:numId="13">
+  <w:num w:numId="13" w16cid:durableId="38752262">
     <w:abstractNumId w:val="9"/>
   </w:num>
-  <w:num w:numId="14">
+  <w:num w:numId="14" w16cid:durableId="1955674416">
     <w:abstractNumId w:val="18"/>
   </w:num>
-  <w:num w:numId="15">
+  <w:num w:numId="15" w16cid:durableId="1754811370">
     <w:abstractNumId w:val="30"/>
   </w:num>
-  <w:num w:numId="16">
+  <w:num w:numId="16" w16cid:durableId="87964666">
     <w:abstractNumId w:val="20"/>
   </w:num>
-  <w:num w:numId="17">
+  <w:num w:numId="17" w16cid:durableId="360670529">
     <w:abstractNumId w:val="28"/>
   </w:num>
-  <w:num w:numId="18">
+  <w:num w:numId="18" w16cid:durableId="1792019134">
     <w:abstractNumId w:val="36"/>
   </w:num>
-  <w:num w:numId="19">
+  <w:num w:numId="19" w16cid:durableId="779566837">
     <w:abstractNumId w:val="24"/>
   </w:num>
-  <w:num w:numId="20">
+  <w:num w:numId="20" w16cid:durableId="1975715332">
     <w:abstractNumId w:val="8"/>
   </w:num>
-  <w:num w:numId="21">
+  <w:num w:numId="21" w16cid:durableId="1221215131">
     <w:abstractNumId w:val="22"/>
   </w:num>
-  <w:num w:numId="22">
+  <w:num w:numId="22" w16cid:durableId="1738087000">
     <w:abstractNumId w:val="31"/>
   </w:num>
-  <w:num w:numId="23">
+  <w:num w:numId="23" w16cid:durableId="1376659184">
     <w:abstractNumId w:val="13"/>
   </w:num>
-  <w:num w:numId="24">
+  <w:num w:numId="24" w16cid:durableId="937755429">
     <w:abstractNumId w:val="23"/>
   </w:num>
-  <w:num w:numId="25">
+  <w:num w:numId="25" w16cid:durableId="628508771">
     <w:abstractNumId w:val="5"/>
   </w:num>
-  <w:num w:numId="26">
+  <w:num w:numId="26" w16cid:durableId="704869942">
     <w:abstractNumId w:val="39"/>
   </w:num>
-  <w:num w:numId="27">
+  <w:num w:numId="27" w16cid:durableId="1491752882">
     <w:abstractNumId w:val="3"/>
   </w:num>
-  <w:num w:numId="28">
+  <w:num w:numId="28" w16cid:durableId="991061086">
     <w:abstractNumId w:val="34"/>
   </w:num>
-  <w:num w:numId="29">
+  <w:num w:numId="29" w16cid:durableId="275020444">
     <w:abstractNumId w:val="2"/>
   </w:num>
-  <w:num w:numId="30">
+  <w:num w:numId="30" w16cid:durableId="1738356129">
     <w:abstractNumId w:val="19"/>
   </w:num>
-  <w:num w:numId="31">
+  <w:num w:numId="31" w16cid:durableId="1555121283">
     <w:abstractNumId w:val="29"/>
   </w:num>
-  <w:num w:numId="32">
+  <w:num w:numId="32" w16cid:durableId="1254046461">
     <w:abstractNumId w:val="25"/>
   </w:num>
-  <w:num w:numId="33">
+  <w:num w:numId="33" w16cid:durableId="1835140855">
     <w:abstractNumId w:val="16"/>
   </w:num>
-  <w:num w:numId="34">
+  <w:num w:numId="34" w16cid:durableId="920986682">
     <w:abstractNumId w:val="6"/>
   </w:num>
-  <w:num w:numId="35">
+  <w:num w:numId="35" w16cid:durableId="948466402">
     <w:abstractNumId w:val="26"/>
   </w:num>
-  <w:num w:numId="36">
+  <w:num w:numId="36" w16cid:durableId="2077389209">
     <w:abstractNumId w:val="14"/>
   </w:num>
-  <w:num w:numId="37">
+  <w:num w:numId="37" w16cid:durableId="948699511">
     <w:abstractNumId w:val="21"/>
   </w:num>
-  <w:num w:numId="38">
+  <w:num w:numId="38" w16cid:durableId="447503933">
     <w:abstractNumId w:val="12"/>
   </w:num>
-  <w:num w:numId="39">
+  <w:num w:numId="39" w16cid:durableId="1101338441">
     <w:abstractNumId w:val="1"/>
   </w:num>
-  <w:num w:numId="40">
+  <w:num w:numId="40" w16cid:durableId="1894150541">
     <w:abstractNumId w:val="0"/>
   </w:num>
 </w:numbering>
 </file>
 
 <file path=word/styles.xml><?xml version="1.0" encoding="utf-8"?>
-<w:styles xmlns:mc="http://schemas.openxmlformats.org/markup-compatibility/2006" xmlns:r="http://schemas.openxmlformats.org/officeDocument/2006/relationships" xmlns:w="http://schemas.openxmlformats.org/wordprocessingml/2006/main" xmlns:w14="http://schemas.microsoft.com/office/word/2010/wordml" xmlns:w15="http://schemas.microsoft.com/office/word/2012/wordml" xmlns:w16cex="http://schemas.microsoft.com/office/word/2018/wordml/cex" xmlns:w16cid="http://schemas.microsoft.com/office/word/2016/wordml/cid" xmlns:w16="http://schemas.microsoft.com/office/word/2018/wordml" xmlns:w16sdtdh="http://schemas.microsoft.com/office/word/2020/wordml/sdtdatahash" xmlns:w16se="http://schemas.microsoft.com/office/word/2015/wordml/symex" mc:Ignorable="w14 w15 w16se w16cid w16 w16cex w16sdtdh">
+<w:styles xmlns:mc="http://schemas.openxmlformats.org/markup-compatibility/2006" xmlns:r="http://schemas.openxmlformats.org/officeDocument/2006/relationships" xmlns:w="http://schemas.openxmlformats.org/wordprocessingml/2006/main" xmlns:w14="http://schemas.microsoft.com/office/word/2010/wordml" xmlns:w15="http://schemas.microsoft.com/office/word/2012/wordml" xmlns:w16cex="http://schemas.microsoft.com/office/word/2018/wordml/cex" xmlns:w16cid="http://schemas.microsoft.com/office/word/2016/wordml/cid" xmlns:w16="http://schemas.microsoft.com/office/word/2018/wordml" xmlns:w16du="http://schemas.microsoft.com/office/word/2023/wordml/word16du" xmlns:w16sdtdh="http://schemas.microsoft.com/office/word/2020/wordml/sdtdatahash" xmlns:w16sdtfl="http://schemas.microsoft.com/office/word/2024/wordml/sdtformatlock" xmlns:w16se="http://schemas.microsoft.com/office/word/2015/wordml/symex" mc:Ignorable="w14 w15 w16se w16cid w16 w16cex w16sdtdh w16sdtfl w16du">
   <w:docDefaults>
     <w:rPrDefault>
       <w:rPr>
         <w:rFonts w:ascii="Times New Roman" w:eastAsia="Times New Roman" w:hAnsi="Times New Roman" w:cs="Times New Roman"/>
-        <w:lang w:val="el-GR" w:eastAsia="el-GR" w:bidi="ar-SA"/>
+        <w:lang w:val="en-US" w:eastAsia="en-US" w:bidi="ar-SA"/>
       </w:rPr>
     </w:rPrDefault>
     <w:pPrDefault/>
@@ -5695,7 +5972,7 @@
     </w:pPr>
     <w:rPr>
       <w:rFonts w:ascii="Arial" w:hAnsi="Arial"/>
-      <w:lang w:val="en-GB" w:eastAsia="en-US"/>
+      <w:lang w:val="en-GB"/>
     </w:rPr>
   </w:style>
   <w:style w:type="paragraph" w:customStyle="1" w:styleId="certificateHeading">
@@ -5707,7 +5984,7 @@
     <w:rPr>
       <w:rFonts w:ascii="Arial Black" w:hAnsi="Arial Black"/>
       <w:sz w:val="18"/>
-      <w:lang w:val="en-GB" w:eastAsia="en-US"/>
+      <w:lang w:val="en-GB"/>
     </w:rPr>
   </w:style>
   <w:style w:type="character" w:customStyle="1" w:styleId="change">
